--- a/docs/论文稿.docx
+++ b/docs/论文稿.docx
@@ -7,6 +7,7 @@
         <w:ind w:firstLineChars="0" w:firstLine="0"/>
         <w:jc w:val="center"/>
         <w:rPr>
+          <w:rFonts w:hint="eastAsia"/>
           <w:b/>
           <w:bCs/>
           <w:sz w:val="36"/>
@@ -21,26 +22,7 @@
           <w:sz w:val="36"/>
           <w:szCs w:val="36"/>
         </w:rPr>
-        <w:t>大论文</w:t>
-      </w:r>
-      <w:r>
-        <w:rPr>
-          <w:b/>
-          <w:bCs/>
-          <w:sz w:val="36"/>
-          <w:szCs w:val="36"/>
-        </w:rPr>
-        <w:t>/</w:t>
-      </w:r>
-      <w:r>
-        <w:rPr>
-          <w:rFonts w:hint="eastAsia"/>
-          <w:b/>
-          <w:bCs/>
-          <w:sz w:val="36"/>
-          <w:szCs w:val="36"/>
-        </w:rPr>
-        <w:t>小论文稿子</w:t>
+        <w:t>数据和自回归部分模型</w:t>
       </w:r>
     </w:p>
     <w:p>
@@ -173,9 +155,6 @@
         <w:pStyle w:val="af3"/>
         <w:ind w:firstLineChars="0" w:firstLine="0"/>
         <w:jc w:val="center"/>
-        <w:rPr>
-          <w:rFonts w:hint="eastAsia"/>
-        </w:rPr>
       </w:pPr>
       <w:r>
         <w:rPr>
@@ -368,7 +347,7 @@
               <w:ind w:firstLineChars="0" w:firstLine="0"/>
               <w:jc w:val="center"/>
               <w:rPr>
-                <w:rFonts w:ascii="宋体" w:hAnsi="宋体" w:cs="宋体" w:hint="eastAsia"/>
+                <w:rFonts w:ascii="宋体" w:hAnsi="宋体" w:cs="宋体"/>
                 <w:color w:val="000000"/>
                 <w:kern w:val="0"/>
                 <w:sz w:val="21"/>
@@ -757,9 +736,6 @@
         <w:pStyle w:val="af3"/>
         <w:ind w:firstLineChars="0" w:firstLine="0"/>
         <w:jc w:val="center"/>
-        <w:rPr>
-          <w:rFonts w:hint="eastAsia"/>
-        </w:rPr>
       </w:pPr>
       <w:r>
         <w:rPr>
@@ -950,7 +926,7 @@
               <w:ind w:firstLineChars="0" w:firstLine="0"/>
               <w:jc w:val="center"/>
               <w:rPr>
-                <w:rFonts w:ascii="宋体" w:hAnsi="宋体" w:cs="宋体" w:hint="eastAsia"/>
+                <w:rFonts w:ascii="宋体" w:hAnsi="宋体" w:cs="宋体"/>
                 <w:color w:val="000000"/>
                 <w:kern w:val="0"/>
                 <w:sz w:val="21"/>
@@ -1032,6 +1008,27 @@
               <w:ind w:firstLineChars="0" w:firstLine="0"/>
               <w:jc w:val="center"/>
               <w:rPr>
+                <w:rFonts w:ascii="宋体" w:hAnsi="宋体" w:cs="宋体"/>
+                <w:color w:val="000000"/>
+                <w:kern w:val="0"/>
+                <w:sz w:val="21"/>
+                <w:szCs w:val="21"/>
+                <w14:ligatures w14:val="none"/>
+              </w:rPr>
+            </w:pPr>
+            <w:r>
+              <w:rPr>
+                <w:rFonts w:ascii="宋体" w:hAnsi="宋体" w:cs="宋体"/>
+                <w:color w:val="000000"/>
+                <w:kern w:val="0"/>
+                <w:sz w:val="21"/>
+                <w:szCs w:val="21"/>
+                <w14:ligatures w14:val="none"/>
+              </w:rPr>
+              <w:t>ASPECT_2000</w:t>
+            </w:r>
+            <w:r>
+              <w:rPr>
                 <w:rFonts w:ascii="宋体" w:hAnsi="宋体" w:cs="宋体" w:hint="eastAsia"/>
                 <w:color w:val="000000"/>
                 <w:kern w:val="0"/>
@@ -1039,39 +1036,7 @@
                 <w:szCs w:val="21"/>
                 <w14:ligatures w14:val="none"/>
               </w:rPr>
-            </w:pPr>
-            <w:r>
-              <w:rPr>
-                <w:rFonts w:ascii="宋体" w:hAnsi="宋体" w:cs="宋体"/>
-                <w:color w:val="000000"/>
-                <w:kern w:val="0"/>
-                <w:sz w:val="21"/>
-                <w:szCs w:val="21"/>
-                <w14:ligatures w14:val="none"/>
-              </w:rPr>
-              <w:t>ASPECT_2000</w:t>
-            </w:r>
-            <w:r>
-              <w:rPr>
-                <w:rFonts w:ascii="宋体" w:hAnsi="宋体" w:cs="宋体" w:hint="eastAsia"/>
-                <w:color w:val="000000"/>
-                <w:kern w:val="0"/>
-                <w:sz w:val="21"/>
-                <w:szCs w:val="21"/>
-                <w14:ligatures w14:val="none"/>
-              </w:rPr>
-              <w:t>/10000</w:t>
-            </w:r>
-            <w:r>
-              <w:rPr>
-                <w:rFonts w:ascii="宋体" w:hAnsi="宋体" w:cs="宋体" w:hint="eastAsia"/>
-                <w:color w:val="000000"/>
-                <w:kern w:val="0"/>
-                <w:sz w:val="21"/>
-                <w:szCs w:val="21"/>
-                <w14:ligatures w14:val="none"/>
-              </w:rPr>
-              <w:t>M</w:t>
+              <w:t>/10000M</w:t>
             </w:r>
           </w:p>
         </w:tc>
@@ -1087,7 +1052,7 @@
               <w:ind w:firstLineChars="0" w:firstLine="0"/>
               <w:jc w:val="center"/>
               <w:rPr>
-                <w:rFonts w:ascii="宋体" w:hAnsi="宋体" w:cs="宋体" w:hint="eastAsia"/>
+                <w:rFonts w:ascii="宋体" w:hAnsi="宋体" w:cs="宋体"/>
                 <w:color w:val="000000"/>
                 <w:kern w:val="0"/>
                 <w:sz w:val="21"/>
@@ -1169,7 +1134,7 @@
               <w:ind w:firstLineChars="0" w:firstLine="0"/>
               <w:jc w:val="center"/>
               <w:rPr>
-                <w:rFonts w:ascii="宋体" w:hAnsi="宋体" w:cs="宋体" w:hint="eastAsia"/>
+                <w:rFonts w:ascii="宋体" w:hAnsi="宋体" w:cs="宋体"/>
                 <w:color w:val="000000"/>
                 <w:kern w:val="0"/>
                 <w:sz w:val="21"/>
@@ -1558,7 +1523,7 @@
               <w:ind w:firstLineChars="0" w:firstLine="0"/>
               <w:jc w:val="center"/>
               <w:rPr>
-                <w:rFonts w:ascii="宋体" w:hAnsi="宋体" w:cs="宋体" w:hint="eastAsia"/>
+                <w:rFonts w:ascii="宋体" w:hAnsi="宋体" w:cs="宋体"/>
                 <w:color w:val="000000"/>
                 <w:kern w:val="0"/>
                 <w:sz w:val="21"/>
@@ -1613,7 +1578,7 @@
               <w:ind w:firstLineChars="0" w:firstLine="0"/>
               <w:jc w:val="center"/>
               <w:rPr>
-                <w:rFonts w:ascii="宋体" w:hAnsi="宋体" w:cs="宋体" w:hint="eastAsia"/>
+                <w:rFonts w:ascii="宋体" w:hAnsi="宋体" w:cs="宋体"/>
                 <w:color w:val="000000"/>
                 <w:kern w:val="0"/>
                 <w:sz w:val="21"/>
@@ -1673,7 +1638,7 @@
               <w:ind w:firstLineChars="0" w:firstLine="0"/>
               <w:jc w:val="center"/>
               <w:rPr>
-                <w:rFonts w:ascii="宋体" w:hAnsi="宋体" w:cs="宋体" w:hint="eastAsia"/>
+                <w:rFonts w:ascii="宋体" w:hAnsi="宋体" w:cs="宋体"/>
                 <w:color w:val="000000"/>
                 <w:kern w:val="0"/>
                 <w:sz w:val="21"/>
@@ -1728,7 +1693,7 @@
               <w:ind w:firstLineChars="0" w:firstLine="0"/>
               <w:jc w:val="center"/>
               <w:rPr>
-                <w:rFonts w:ascii="宋体" w:hAnsi="宋体" w:cs="宋体" w:hint="eastAsia"/>
+                <w:rFonts w:ascii="宋体" w:hAnsi="宋体" w:cs="宋体"/>
                 <w:color w:val="000000"/>
                 <w:kern w:val="0"/>
                 <w:sz w:val="21"/>
@@ -1776,9 +1741,6 @@
     <w:p>
       <w:pPr>
         <w:ind w:firstLineChars="0" w:firstLine="0"/>
-        <w:rPr>
-          <w:rFonts w:hint="eastAsia"/>
-        </w:rPr>
       </w:pPr>
       <w:r>
         <w:rPr>
@@ -1795,21 +1757,12 @@
           <w:numId w:val="5"/>
         </w:numPr>
         <w:ind w:firstLineChars="0"/>
-        <w:rPr>
-          <w:rFonts w:hint="eastAsia"/>
-        </w:rPr>
-      </w:pPr>
-      <w:r>
-        <w:rPr>
-          <w:rFonts w:hint="eastAsia"/>
-        </w:rPr>
-        <w:t>坡向</w:t>
-      </w:r>
-      <w:r>
-        <w:rPr>
-          <w:rFonts w:hint="eastAsia"/>
-        </w:rPr>
-        <w:t>（</w:t>
+      </w:pPr>
+      <w:r>
+        <w:rPr>
+          <w:rFonts w:hint="eastAsia"/>
+        </w:rPr>
+        <w:t>坡向（</w:t>
       </w:r>
       <w:r>
         <w:rPr>
@@ -1821,13 +1774,7 @@
         <w:rPr>
           <w:rFonts w:hint="eastAsia"/>
         </w:rPr>
-        <w:t>）</w:t>
-      </w:r>
-      <w:r>
-        <w:rPr>
-          <w:rFonts w:hint="eastAsia"/>
-        </w:rPr>
-        <w:t>：表示最陡下坡方向的方位角，从正北顺时针计算。</w:t>
+        <w:t>）：表示最陡下坡方向的方位角，从正北顺时针计算。</w:t>
       </w:r>
     </w:p>
     <w:p>
@@ -1838,21 +1785,12 @@
           <w:numId w:val="5"/>
         </w:numPr>
         <w:ind w:firstLineChars="0"/>
-        <w:rPr>
-          <w:rFonts w:hint="eastAsia"/>
-        </w:rPr>
-      </w:pPr>
-      <w:r>
-        <w:rPr>
-          <w:rFonts w:hint="eastAsia"/>
-        </w:rPr>
-        <w:t>坡度</w:t>
-      </w:r>
-      <w:r>
-        <w:rPr>
-          <w:rFonts w:hint="eastAsia"/>
-        </w:rPr>
-        <w:t>（</w:t>
+      </w:pPr>
+      <w:r>
+        <w:rPr>
+          <w:rFonts w:hint="eastAsia"/>
+        </w:rPr>
+        <w:t>坡度（</w:t>
       </w:r>
       <w:r>
         <w:rPr>
@@ -1864,13 +1802,7 @@
         <w:rPr>
           <w:rFonts w:hint="eastAsia"/>
         </w:rPr>
-        <w:t>）</w:t>
-      </w:r>
-      <w:r>
-        <w:rPr>
-          <w:rFonts w:hint="eastAsia"/>
-        </w:rPr>
-        <w:t>：反映地形倾斜程度，数值越大表示地形越陡峭。</w:t>
+        <w:t>）：反映地形倾斜程度，数值越大表示地形越陡峭。</w:t>
       </w:r>
     </w:p>
     <w:p>
@@ -1881,9 +1813,6 @@
           <w:numId w:val="5"/>
         </w:numPr>
         <w:ind w:firstLineChars="0"/>
-        <w:rPr>
-          <w:rFonts w:hint="eastAsia"/>
-        </w:rPr>
       </w:pPr>
       <w:r>
         <w:rPr>
@@ -1912,9 +1841,6 @@
           <w:numId w:val="5"/>
         </w:numPr>
         <w:ind w:firstLineChars="0"/>
-        <w:rPr>
-          <w:rFonts w:hint="eastAsia"/>
-        </w:rPr>
       </w:pPr>
       <w:r>
         <w:rPr>
@@ -1943,9 +1869,6 @@
           <w:numId w:val="5"/>
         </w:numPr>
         <w:ind w:firstLineChars="0"/>
-        <w:rPr>
-          <w:rFonts w:hint="eastAsia"/>
-        </w:rPr>
       </w:pPr>
       <w:r>
         <w:rPr>
@@ -1969,9 +1892,6 @@
     <w:p>
       <w:pPr>
         <w:ind w:firstLineChars="0" w:firstLine="0"/>
-        <w:rPr>
-          <w:rFonts w:hint="eastAsia"/>
-        </w:rPr>
       </w:pPr>
       <w:r>
         <w:rPr>
@@ -2002,9 +1922,6 @@
       <w:pPr>
         <w:ind w:firstLineChars="0" w:firstLine="0"/>
         <w:jc w:val="center"/>
-        <w:rPr>
-          <w:rFonts w:hint="eastAsia"/>
-        </w:rPr>
       </w:pPr>
       <w:r>
         <w:rPr>
@@ -2875,11 +2792,2611 @@
     </w:tbl>
     <w:p>
       <w:pPr>
+        <w:pStyle w:val="2"/>
+      </w:pPr>
+      <w:r>
+        <w:rPr>
+          <w:rFonts w:hint="eastAsia"/>
+        </w:rPr>
+        <w:t>缺失模式</w:t>
+      </w:r>
+    </w:p>
+    <w:p>
+      <w:pPr>
         <w:ind w:firstLineChars="0" w:firstLine="0"/>
-        <w:rPr>
-          <w:rFonts w:hint="eastAsia"/>
-        </w:rPr>
-      </w:pPr>
+        <w:jc w:val="center"/>
+      </w:pPr>
+      <w:r>
+        <w:rPr>
+          <w:rFonts w:hint="eastAsia"/>
+        </w:rPr>
+        <w:t>表：</w:t>
+      </w:r>
+      <w:r>
+        <w:rPr>
+          <w:rFonts w:hint="eastAsia"/>
+        </w:rPr>
+        <w:t>缺失模式</w:t>
+      </w:r>
+    </w:p>
+    <w:tbl>
+      <w:tblPr>
+        <w:tblStyle w:val="af4"/>
+        <w:tblW w:w="8409" w:type="dxa"/>
+        <w:tblLook w:val="04A0" w:firstRow="1" w:lastRow="0" w:firstColumn="1" w:lastColumn="0" w:noHBand="0" w:noVBand="1"/>
+      </w:tblPr>
+      <w:tblGrid>
+        <w:gridCol w:w="1416"/>
+        <w:gridCol w:w="6057"/>
+        <w:gridCol w:w="936"/>
+      </w:tblGrid>
+      <w:tr>
+        <w:trPr>
+          <w:cnfStyle w:val="100000000000" w:firstRow="1" w:lastRow="0" w:firstColumn="0" w:lastColumn="0" w:oddVBand="0" w:evenVBand="0" w:oddHBand="0" w:evenHBand="0" w:firstRowFirstColumn="0" w:firstRowLastColumn="0" w:lastRowFirstColumn="0" w:lastRowLastColumn="0"/>
+        </w:trPr>
+        <w:tc>
+          <w:tcPr>
+            <w:tcW w:w="1416" w:type="dxa"/>
+          </w:tcPr>
+          <w:p>
+            <w:pPr>
+              <w:ind w:firstLineChars="0" w:firstLine="0"/>
+              <w:jc w:val="center"/>
+              <w:rPr>
+                <w:sz w:val="21"/>
+                <w:szCs w:val="21"/>
+              </w:rPr>
+            </w:pPr>
+            <w:r>
+              <w:rPr>
+                <w:rFonts w:hint="eastAsia"/>
+                <w:sz w:val="21"/>
+                <w:szCs w:val="21"/>
+              </w:rPr>
+              <w:t>缺失模式</w:t>
+            </w:r>
+          </w:p>
+        </w:tc>
+        <w:tc>
+          <w:tcPr>
+            <w:tcW w:w="6057" w:type="dxa"/>
+          </w:tcPr>
+          <w:p>
+            <w:pPr>
+              <w:ind w:firstLineChars="0" w:firstLine="0"/>
+              <w:jc w:val="center"/>
+              <w:rPr>
+                <w:sz w:val="21"/>
+                <w:szCs w:val="21"/>
+              </w:rPr>
+            </w:pPr>
+            <w:r>
+              <w:rPr>
+                <w:rFonts w:hint="eastAsia"/>
+                <w:sz w:val="21"/>
+                <w:szCs w:val="21"/>
+              </w:rPr>
+              <w:t>说明</w:t>
+            </w:r>
+          </w:p>
+        </w:tc>
+        <w:tc>
+          <w:tcPr>
+            <w:tcW w:w="936" w:type="dxa"/>
+          </w:tcPr>
+          <w:p>
+            <w:pPr>
+              <w:ind w:firstLineChars="0" w:firstLine="0"/>
+              <w:jc w:val="center"/>
+              <w:rPr>
+                <w:sz w:val="21"/>
+                <w:szCs w:val="21"/>
+              </w:rPr>
+            </w:pPr>
+            <w:r>
+              <w:rPr>
+                <w:rFonts w:hint="eastAsia"/>
+                <w:sz w:val="21"/>
+                <w:szCs w:val="21"/>
+              </w:rPr>
+              <w:t>超</w:t>
+            </w:r>
+            <w:r>
+              <w:rPr>
+                <w:rFonts w:hint="eastAsia"/>
+                <w:sz w:val="21"/>
+                <w:szCs w:val="21"/>
+              </w:rPr>
+              <w:t>参数</w:t>
+            </w:r>
+          </w:p>
+        </w:tc>
+      </w:tr>
+      <w:tr>
+        <w:tc>
+          <w:tcPr>
+            <w:tcW w:w="1416" w:type="dxa"/>
+          </w:tcPr>
+          <w:p>
+            <w:pPr>
+              <w:ind w:firstLineChars="0" w:firstLine="0"/>
+              <w:jc w:val="center"/>
+              <w:rPr>
+                <w:sz w:val="21"/>
+                <w:szCs w:val="21"/>
+              </w:rPr>
+            </w:pPr>
+            <w:r>
+              <w:rPr>
+                <w:sz w:val="21"/>
+                <w:szCs w:val="21"/>
+              </w:rPr>
+              <w:t>MCAR</w:t>
+            </w:r>
+          </w:p>
+        </w:tc>
+        <w:tc>
+          <w:tcPr>
+            <w:tcW w:w="6057" w:type="dxa"/>
+          </w:tcPr>
+          <w:p>
+            <w:pPr>
+              <w:ind w:firstLineChars="0" w:firstLine="0"/>
+              <w:jc w:val="center"/>
+              <w:rPr>
+                <w:rFonts w:hint="eastAsia"/>
+                <w:sz w:val="21"/>
+                <w:szCs w:val="21"/>
+              </w:rPr>
+            </w:pPr>
+            <w:r>
+              <w:rPr>
+                <w:rFonts w:hint="eastAsia"/>
+                <w:sz w:val="21"/>
+                <w:szCs w:val="21"/>
+              </w:rPr>
+              <w:t xml:space="preserve">MCAR: Missing Completely </w:t>
+            </w:r>
+            <w:proofErr w:type="gramStart"/>
+            <w:r>
+              <w:rPr>
+                <w:rFonts w:hint="eastAsia"/>
+                <w:sz w:val="21"/>
+                <w:szCs w:val="21"/>
+              </w:rPr>
+              <w:t>At</w:t>
+            </w:r>
+            <w:proofErr w:type="gramEnd"/>
+            <w:r>
+              <w:rPr>
+                <w:rFonts w:hint="eastAsia"/>
+                <w:sz w:val="21"/>
+                <w:szCs w:val="21"/>
+              </w:rPr>
+              <w:t xml:space="preserve"> Random</w:t>
+            </w:r>
+          </w:p>
+        </w:tc>
+        <w:tc>
+          <w:tcPr>
+            <w:tcW w:w="936" w:type="dxa"/>
+          </w:tcPr>
+          <w:p>
+            <w:pPr>
+              <w:ind w:firstLineChars="0" w:firstLine="0"/>
+              <w:jc w:val="center"/>
+              <w:rPr>
+                <w:sz w:val="21"/>
+                <w:szCs w:val="21"/>
+              </w:rPr>
+            </w:pPr>
+            <w:r>
+              <w:rPr>
+                <w:sz w:val="21"/>
+                <w:szCs w:val="21"/>
+              </w:rPr>
+              <w:t>.</w:t>
+            </w:r>
+          </w:p>
+        </w:tc>
+      </w:tr>
+      <w:tr>
+        <w:tc>
+          <w:tcPr>
+            <w:tcW w:w="1416" w:type="dxa"/>
+          </w:tcPr>
+          <w:p>
+            <w:pPr>
+              <w:ind w:firstLineChars="0" w:firstLine="0"/>
+              <w:jc w:val="center"/>
+              <w:rPr>
+                <w:sz w:val="21"/>
+                <w:szCs w:val="21"/>
+              </w:rPr>
+            </w:pPr>
+            <w:r>
+              <w:rPr>
+                <w:sz w:val="21"/>
+                <w:szCs w:val="21"/>
+              </w:rPr>
+              <w:t>SEQ</w:t>
+            </w:r>
+          </w:p>
+        </w:tc>
+        <w:tc>
+          <w:tcPr>
+            <w:tcW w:w="6057" w:type="dxa"/>
+          </w:tcPr>
+          <w:p>
+            <w:pPr>
+              <w:ind w:firstLineChars="0" w:firstLine="0"/>
+              <w:jc w:val="center"/>
+              <w:rPr>
+                <w:sz w:val="21"/>
+                <w:szCs w:val="21"/>
+              </w:rPr>
+            </w:pPr>
+            <w:r>
+              <w:rPr>
+                <w:sz w:val="21"/>
+                <w:szCs w:val="21"/>
+              </w:rPr>
+              <w:t>Sequential Missing</w:t>
+            </w:r>
+          </w:p>
+        </w:tc>
+        <w:tc>
+          <w:tcPr>
+            <w:tcW w:w="936" w:type="dxa"/>
+          </w:tcPr>
+          <w:p>
+            <w:pPr>
+              <w:ind w:firstLineChars="0" w:firstLine="0"/>
+              <w:jc w:val="center"/>
+              <w:rPr>
+                <w:sz w:val="21"/>
+                <w:szCs w:val="21"/>
+              </w:rPr>
+            </w:pPr>
+            <w:r>
+              <w:rPr>
+                <w:sz w:val="21"/>
+                <w:szCs w:val="21"/>
+              </w:rPr>
+              <w:t>.</w:t>
+            </w:r>
+          </w:p>
+        </w:tc>
+      </w:tr>
+      <w:tr>
+        <w:tc>
+          <w:tcPr>
+            <w:tcW w:w="1416" w:type="dxa"/>
+          </w:tcPr>
+          <w:p>
+            <w:pPr>
+              <w:ind w:firstLineChars="0" w:firstLine="0"/>
+              <w:jc w:val="center"/>
+              <w:rPr>
+                <w:sz w:val="21"/>
+                <w:szCs w:val="21"/>
+              </w:rPr>
+            </w:pPr>
+            <w:r>
+              <w:rPr>
+                <w:rFonts w:hint="eastAsia"/>
+                <w:sz w:val="21"/>
+                <w:szCs w:val="21"/>
+              </w:rPr>
+              <w:t>SCM</w:t>
+            </w:r>
+          </w:p>
+        </w:tc>
+        <w:tc>
+          <w:tcPr>
+            <w:tcW w:w="6057" w:type="dxa"/>
+          </w:tcPr>
+          <w:p>
+            <w:pPr>
+              <w:ind w:firstLineChars="0" w:firstLine="0"/>
+              <w:jc w:val="center"/>
+              <w:rPr>
+                <w:sz w:val="21"/>
+                <w:szCs w:val="21"/>
+              </w:rPr>
+            </w:pPr>
+            <w:r>
+              <w:rPr>
+                <w:sz w:val="21"/>
+                <w:szCs w:val="21"/>
+              </w:rPr>
+              <w:t>Spatially Correlated Missing</w:t>
+            </w:r>
+          </w:p>
+        </w:tc>
+        <w:tc>
+          <w:tcPr>
+            <w:tcW w:w="936" w:type="dxa"/>
+          </w:tcPr>
+          <w:p>
+            <w:pPr>
+              <w:ind w:firstLineChars="0" w:firstLine="0"/>
+              <w:jc w:val="center"/>
+              <w:rPr>
+                <w:sz w:val="21"/>
+                <w:szCs w:val="21"/>
+              </w:rPr>
+            </w:pPr>
+            <w:r>
+              <w:rPr>
+                <w:sz w:val="21"/>
+                <w:szCs w:val="21"/>
+              </w:rPr>
+              <w:t>.</w:t>
+            </w:r>
+          </w:p>
+        </w:tc>
+      </w:tr>
+    </w:tbl>
+    <w:p>
+      <w:pPr>
+        <w:pStyle w:val="10"/>
+        <w:numPr>
+          <w:ilvl w:val="0"/>
+          <w:numId w:val="0"/>
+        </w:numPr>
+      </w:pPr>
+      <w:r>
+        <w:rPr>
+          <w:rFonts w:hint="eastAsia"/>
+        </w:rPr>
+        <w:t>模型</w:t>
+      </w:r>
+    </w:p>
+    <w:p>
+      <w:pPr>
+        <w:ind w:firstLine="480"/>
+      </w:pPr>
+      <w:r>
+        <w:rPr>
+          <w:rFonts w:hint="eastAsia"/>
+        </w:rPr>
+        <w:t>核心公式</w:t>
+      </w:r>
+      <w:r>
+        <w:rPr>
+          <w:rFonts w:hint="eastAsia"/>
+        </w:rPr>
+        <w:t>，对于站点</w:t>
+      </w:r>
+      <m:oMath>
+        <m:r>
+          <w:rPr>
+            <w:rFonts w:ascii="Cambria Math" w:hAnsi="Cambria Math"/>
+          </w:rPr>
+          <m:t>s∈</m:t>
+        </m:r>
+        <m:d>
+          <m:dPr>
+            <m:begChr m:val="{"/>
+            <m:endChr m:val="}"/>
+            <m:ctrlPr>
+              <w:rPr>
+                <w:rFonts w:ascii="Cambria Math" w:hAnsi="Cambria Math"/>
+                <w:i/>
+              </w:rPr>
+            </m:ctrlPr>
+          </m:dPr>
+          <m:e>
+            <m:r>
+              <w:rPr>
+                <w:rFonts w:ascii="Cambria Math" w:hAnsi="Cambria Math"/>
+              </w:rPr>
+              <m:t>1,…,S</m:t>
+            </m:r>
+          </m:e>
+        </m:d>
+      </m:oMath>
+      <w:r>
+        <w:rPr>
+          <w:rFonts w:hint="eastAsia"/>
+        </w:rPr>
+        <w:t>，变量</w:t>
+      </w:r>
+      <m:oMath>
+        <m:r>
+          <w:rPr>
+            <w:rFonts w:ascii="Cambria Math" w:hAnsi="Cambria Math"/>
+          </w:rPr>
+          <m:t>p</m:t>
+        </m:r>
+        <m:r>
+          <w:rPr>
+            <w:rFonts w:ascii="Cambria Math" w:hAnsi="Cambria Math"/>
+          </w:rPr>
+          <m:t>∈</m:t>
+        </m:r>
+        <m:d>
+          <m:dPr>
+            <m:begChr m:val="{"/>
+            <m:endChr m:val="}"/>
+            <m:ctrlPr>
+              <w:rPr>
+                <w:rFonts w:ascii="Cambria Math" w:hAnsi="Cambria Math"/>
+                <w:i/>
+              </w:rPr>
+            </m:ctrlPr>
+          </m:dPr>
+          <m:e>
+            <m:r>
+              <w:rPr>
+                <w:rFonts w:ascii="Cambria Math" w:hAnsi="Cambria Math"/>
+              </w:rPr>
+              <m:t>1,…,</m:t>
+            </m:r>
+            <m:r>
+              <w:rPr>
+                <w:rFonts w:ascii="Cambria Math" w:hAnsi="Cambria Math"/>
+              </w:rPr>
+              <m:t>P</m:t>
+            </m:r>
+          </m:e>
+        </m:d>
+      </m:oMath>
+      <w:r>
+        <w:rPr>
+          <w:rFonts w:hint="eastAsia"/>
+        </w:rPr>
+        <w:t>，</w:t>
+      </w:r>
+      <w:r>
+        <w:rPr>
+          <w:rFonts w:hint="eastAsia"/>
+        </w:rPr>
+        <w:t>时刻</w:t>
+      </w:r>
+      <m:oMath>
+        <m:r>
+          <w:rPr>
+            <w:rFonts w:ascii="Cambria Math" w:hAnsi="Cambria Math" w:hint="eastAsia"/>
+          </w:rPr>
+          <m:t>t</m:t>
+        </m:r>
+        <m:r>
+          <w:rPr>
+            <w:rFonts w:ascii="Cambria Math" w:hAnsi="Cambria Math"/>
+          </w:rPr>
+          <m:t>∈</m:t>
+        </m:r>
+        <m:d>
+          <m:dPr>
+            <m:begChr m:val="{"/>
+            <m:endChr m:val="}"/>
+            <m:ctrlPr>
+              <w:rPr>
+                <w:rFonts w:ascii="Cambria Math" w:hAnsi="Cambria Math"/>
+                <w:i/>
+              </w:rPr>
+            </m:ctrlPr>
+          </m:dPr>
+          <m:e>
+            <m:r>
+              <w:rPr>
+                <w:rFonts w:ascii="Cambria Math" w:hAnsi="Cambria Math"/>
+              </w:rPr>
+              <m:t>1,…,</m:t>
+            </m:r>
+            <m:r>
+              <w:rPr>
+                <w:rFonts w:ascii="Cambria Math" w:hAnsi="Cambria Math"/>
+              </w:rPr>
+              <m:t>T</m:t>
+            </m:r>
+          </m:e>
+        </m:d>
+      </m:oMath>
+      <w:r>
+        <w:rPr>
+          <w:rFonts w:hint="eastAsia"/>
+        </w:rPr>
+        <w:t>，</w:t>
+      </w:r>
+      <w:r>
+        <w:rPr>
+          <w:rFonts w:hint="eastAsia"/>
+        </w:rPr>
+        <w:t>估计（插补）值为</w:t>
+      </w:r>
+    </w:p>
+    <w:p>
+      <w:pPr>
+        <w:ind w:firstLine="480"/>
+      </w:pPr>
+      <m:oMathPara>
+        <m:oMath>
+          <m:sSub>
+            <m:sSubPr>
+              <m:ctrlPr>
+                <w:rPr>
+                  <w:rFonts w:ascii="Cambria Math" w:hAnsi="Cambria Math"/>
+                  <w:i/>
+                </w:rPr>
+              </m:ctrlPr>
+            </m:sSubPr>
+            <m:e>
+              <m:r>
+                <w:rPr>
+                  <w:rFonts w:ascii="Cambria Math" w:hAnsi="Cambria Math" w:hint="eastAsia"/>
+                </w:rPr>
+                <m:t>y</m:t>
+              </m:r>
+              <m:ctrlPr>
+                <w:rPr>
+                  <w:rFonts w:ascii="Cambria Math" w:hAnsi="Cambria Math" w:hint="eastAsia"/>
+                  <w:i/>
+                </w:rPr>
+              </m:ctrlPr>
+            </m:e>
+            <m:sub>
+              <m:r>
+                <w:rPr>
+                  <w:rFonts w:ascii="Cambria Math" w:hAnsi="Cambria Math"/>
+                </w:rPr>
+                <m:t>s,p,t</m:t>
+              </m:r>
+            </m:sub>
+          </m:sSub>
+          <m:r>
+            <w:rPr>
+              <w:rFonts w:ascii="Cambria Math" w:hAnsi="Cambria Math"/>
+            </w:rPr>
+            <m:t>=</m:t>
+          </m:r>
+          <m:nary>
+            <m:naryPr>
+              <m:chr m:val="∑"/>
+              <m:ctrlPr>
+                <w:rPr>
+                  <w:rFonts w:ascii="Cambria Math" w:hAnsi="Cambria Math"/>
+                  <w:i/>
+                </w:rPr>
+              </m:ctrlPr>
+            </m:naryPr>
+            <m:sub>
+              <m:eqArr>
+                <m:eqArrPr>
+                  <m:ctrlPr>
+                    <w:rPr>
+                      <w:rFonts w:ascii="Cambria Math" w:hAnsi="Cambria Math"/>
+                      <w:i/>
+                    </w:rPr>
+                  </m:ctrlPr>
+                </m:eqArrPr>
+                <m:e>
+                  <m:r>
+                    <w:rPr>
+                      <w:rFonts w:ascii="Cambria Math" w:hAnsi="Cambria Math"/>
+                    </w:rPr>
+                    <m:t>l=-L</m:t>
+                  </m:r>
+                </m:e>
+                <m:e>
+                  <m:r>
+                    <w:rPr>
+                      <w:rFonts w:ascii="Cambria Math" w:hAnsi="Cambria Math"/>
+                    </w:rPr>
+                    <m:t>l≠0</m:t>
+                  </m:r>
+                </m:e>
+              </m:eqArr>
+            </m:sub>
+            <m:sup>
+              <m:r>
+                <w:rPr>
+                  <w:rFonts w:ascii="Cambria Math" w:hAnsi="Cambria Math"/>
+                </w:rPr>
+                <m:t>L</m:t>
+              </m:r>
+            </m:sup>
+            <m:e>
+              <m:sSub>
+                <m:sSubPr>
+                  <m:ctrlPr>
+                    <w:rPr>
+                      <w:rFonts w:ascii="Cambria Math" w:hAnsi="Cambria Math"/>
+                      <w:i/>
+                    </w:rPr>
+                  </m:ctrlPr>
+                </m:sSubPr>
+                <m:e>
+                  <m:r>
+                    <m:rPr>
+                      <m:sty m:val="b"/>
+                    </m:rPr>
+                    <w:rPr>
+                      <w:rFonts w:ascii="Cambria Math" w:hAnsi="Cambria Math"/>
+                    </w:rPr>
+                    <m:t>α</m:t>
+                  </m:r>
+                </m:e>
+                <m:sub>
+                  <m:r>
+                    <w:rPr>
+                      <w:rFonts w:ascii="Cambria Math" w:hAnsi="Cambria Math"/>
+                    </w:rPr>
+                    <m:t>l</m:t>
+                  </m:r>
+                  <m:r>
+                    <w:rPr>
+                      <w:rFonts w:ascii="Cambria Math" w:hAnsi="Cambria Math"/>
+                    </w:rPr>
+                    <m:t>,p</m:t>
+                  </m:r>
+                </m:sub>
+              </m:sSub>
+              <m:d>
+                <m:dPr>
+                  <m:ctrlPr>
+                    <w:rPr>
+                      <w:rFonts w:ascii="Cambria Math" w:hAnsi="Cambria Math"/>
+                      <w:i/>
+                    </w:rPr>
+                  </m:ctrlPr>
+                </m:dPr>
+                <m:e>
+                  <m:r>
+                    <w:rPr>
+                      <w:rFonts w:ascii="Cambria Math" w:hAnsi="Cambria Math"/>
+                    </w:rPr>
+                    <m:t>t</m:t>
+                  </m:r>
+                </m:e>
+              </m:d>
+              <m:sSubSup>
+                <m:sSubSupPr>
+                  <m:ctrlPr>
+                    <w:rPr>
+                      <w:rFonts w:ascii="Cambria Math" w:hAnsi="Cambria Math"/>
+                      <w:i/>
+                    </w:rPr>
+                  </m:ctrlPr>
+                </m:sSubSupPr>
+                <m:e>
+                  <m:acc>
+                    <m:accPr>
+                      <m:ctrlPr>
+                        <w:rPr>
+                          <w:rFonts w:ascii="Cambria Math" w:hAnsi="Cambria Math"/>
+                          <w:b/>
+                          <w:bCs/>
+                          <w:i/>
+                        </w:rPr>
+                      </m:ctrlPr>
+                    </m:accPr>
+                    <m:e>
+                      <m:r>
+                        <m:rPr>
+                          <m:sty m:val="bi"/>
+                        </m:rPr>
+                        <w:rPr>
+                          <w:rFonts w:ascii="Cambria Math" w:hAnsi="Cambria Math"/>
+                        </w:rPr>
+                        <m:t>y</m:t>
+                      </m:r>
+                    </m:e>
+                  </m:acc>
+                </m:e>
+                <m:sub>
+                  <m:r>
+                    <w:rPr>
+                      <w:rFonts w:ascii="Cambria Math" w:hAnsi="Cambria Math"/>
+                    </w:rPr>
+                    <m:t>s,</m:t>
+                  </m:r>
+                  <m:r>
+                    <w:rPr>
+                      <w:rFonts w:ascii="Cambria Math" w:hAnsi="Cambria Math"/>
+                    </w:rPr>
+                    <m:t>p,</m:t>
+                  </m:r>
+                  <m:r>
+                    <w:rPr>
+                      <w:rFonts w:ascii="Cambria Math" w:hAnsi="Cambria Math"/>
+                    </w:rPr>
+                    <m:t>t+l</m:t>
+                  </m:r>
+                </m:sub>
+                <m:sup>
+                  <m:d>
+                    <m:dPr>
+                      <m:ctrlPr>
+                        <w:rPr>
+                          <w:rFonts w:ascii="Cambria Math" w:hAnsi="Cambria Math"/>
+                          <w:i/>
+                        </w:rPr>
+                      </m:ctrlPr>
+                    </m:dPr>
+                    <m:e>
+                      <m:r>
+                        <w:rPr>
+                          <w:rFonts w:ascii="Cambria Math" w:hAnsi="Cambria Math"/>
+                        </w:rPr>
+                        <m:t>i</m:t>
+                      </m:r>
+                    </m:e>
+                  </m:d>
+                </m:sup>
+              </m:sSubSup>
+            </m:e>
+          </m:nary>
+          <m:r>
+            <w:rPr>
+              <w:rFonts w:ascii="Cambria Math" w:hAnsi="Cambria Math"/>
+            </w:rPr>
+            <m:t>+</m:t>
+          </m:r>
+          <m:nary>
+            <m:naryPr>
+              <m:chr m:val="∑"/>
+              <m:ctrlPr>
+                <w:rPr>
+                  <w:rFonts w:ascii="Cambria Math" w:hAnsi="Cambria Math"/>
+                  <w:i/>
+                </w:rPr>
+              </m:ctrlPr>
+            </m:naryPr>
+            <m:sub>
+              <m:r>
+                <w:rPr>
+                  <w:rFonts w:ascii="Cambria Math" w:hAnsi="Cambria Math"/>
+                </w:rPr>
+                <m:t>l=-L</m:t>
+              </m:r>
+            </m:sub>
+            <m:sup>
+              <m:r>
+                <w:rPr>
+                  <w:rFonts w:ascii="Cambria Math" w:hAnsi="Cambria Math"/>
+                </w:rPr>
+                <m:t>L</m:t>
+              </m:r>
+            </m:sup>
+            <m:e>
+              <m:nary>
+                <m:naryPr>
+                  <m:chr m:val="∑"/>
+                  <m:ctrlPr>
+                    <w:rPr>
+                      <w:rFonts w:ascii="Cambria Math" w:hAnsi="Cambria Math"/>
+                      <w:i/>
+                    </w:rPr>
+                  </m:ctrlPr>
+                </m:naryPr>
+                <m:sub>
+                  <m:sSup>
+                    <m:sSupPr>
+                      <m:ctrlPr>
+                        <w:rPr>
+                          <w:rFonts w:ascii="Cambria Math" w:hAnsi="Cambria Math"/>
+                          <w:i/>
+                        </w:rPr>
+                      </m:ctrlPr>
+                    </m:sSupPr>
+                    <m:e>
+                      <m:r>
+                        <w:rPr>
+                          <w:rFonts w:ascii="Cambria Math" w:hAnsi="Cambria Math"/>
+                        </w:rPr>
+                        <m:t>s</m:t>
+                      </m:r>
+                    </m:e>
+                    <m:sup>
+                      <m:r>
+                        <w:rPr>
+                          <w:rFonts w:ascii="Cambria Math" w:hAnsi="Cambria Math"/>
+                        </w:rPr>
+                        <m:t>'</m:t>
+                      </m:r>
+                    </m:sup>
+                  </m:sSup>
+                  <m:r>
+                    <w:rPr>
+                      <w:rFonts w:ascii="Cambria Math" w:hAnsi="Cambria Math"/>
+                    </w:rPr>
+                    <m:t>=1</m:t>
+                  </m:r>
+                </m:sub>
+                <m:sup>
+                  <m:r>
+                    <w:rPr>
+                      <w:rFonts w:ascii="Cambria Math" w:hAnsi="Cambria Math"/>
+                    </w:rPr>
+                    <m:t>S</m:t>
+                  </m:r>
+                </m:sup>
+                <m:e>
+                  <m:sSub>
+                    <m:sSubPr>
+                      <m:ctrlPr>
+                        <w:rPr>
+                          <w:rFonts w:ascii="Cambria Math" w:hAnsi="Cambria Math"/>
+                          <w:i/>
+                        </w:rPr>
+                      </m:ctrlPr>
+                    </m:sSubPr>
+                    <m:e>
+                      <m:r>
+                        <w:rPr>
+                          <w:rFonts w:ascii="Cambria Math" w:hAnsi="Cambria Math"/>
+                        </w:rPr>
+                        <m:t>w</m:t>
+                      </m:r>
+                    </m:e>
+                    <m:sub>
+                      <m:r>
+                        <w:rPr>
+                          <w:rFonts w:ascii="Cambria Math" w:hAnsi="Cambria Math"/>
+                        </w:rPr>
+                        <m:t>s,</m:t>
+                      </m:r>
+                      <m:sSup>
+                        <m:sSupPr>
+                          <m:ctrlPr>
+                            <w:rPr>
+                              <w:rFonts w:ascii="Cambria Math" w:hAnsi="Cambria Math"/>
+                              <w:i/>
+                            </w:rPr>
+                          </m:ctrlPr>
+                        </m:sSupPr>
+                        <m:e>
+                          <m:r>
+                            <w:rPr>
+                              <w:rFonts w:ascii="Cambria Math" w:hAnsi="Cambria Math"/>
+                            </w:rPr>
+                            <m:t>s</m:t>
+                          </m:r>
+                        </m:e>
+                        <m:sup>
+                          <m:r>
+                            <w:rPr>
+                              <w:rFonts w:ascii="Cambria Math" w:hAnsi="Cambria Math"/>
+                            </w:rPr>
+                            <m:t>'</m:t>
+                          </m:r>
+                        </m:sup>
+                      </m:sSup>
+                    </m:sub>
+                  </m:sSub>
+                  <m:sSub>
+                    <m:sSubPr>
+                      <m:ctrlPr>
+                        <w:rPr>
+                          <w:rFonts w:ascii="Cambria Math" w:hAnsi="Cambria Math"/>
+                          <w:i/>
+                        </w:rPr>
+                      </m:ctrlPr>
+                    </m:sSubPr>
+                    <m:e>
+                      <m:r>
+                        <m:rPr>
+                          <m:sty m:val="b"/>
+                        </m:rPr>
+                        <w:rPr>
+                          <w:rFonts w:ascii="Cambria Math" w:hAnsi="Cambria Math"/>
+                        </w:rPr>
+                        <m:t>β</m:t>
+                      </m:r>
+                    </m:e>
+                    <m:sub>
+                      <m:r>
+                        <w:rPr>
+                          <w:rFonts w:ascii="Cambria Math" w:hAnsi="Cambria Math"/>
+                        </w:rPr>
+                        <m:t>l</m:t>
+                      </m:r>
+                      <m:r>
+                        <w:rPr>
+                          <w:rFonts w:ascii="Cambria Math" w:hAnsi="Cambria Math"/>
+                        </w:rPr>
+                        <m:t>,p</m:t>
+                      </m:r>
+                    </m:sub>
+                  </m:sSub>
+                  <m:d>
+                    <m:dPr>
+                      <m:ctrlPr>
+                        <w:rPr>
+                          <w:rFonts w:ascii="Cambria Math" w:hAnsi="Cambria Math"/>
+                          <w:i/>
+                        </w:rPr>
+                      </m:ctrlPr>
+                    </m:dPr>
+                    <m:e>
+                      <m:r>
+                        <w:rPr>
+                          <w:rFonts w:ascii="Cambria Math" w:hAnsi="Cambria Math"/>
+                        </w:rPr>
+                        <m:t>t</m:t>
+                      </m:r>
+                    </m:e>
+                  </m:d>
+                  <m:sSubSup>
+                    <m:sSubSupPr>
+                      <m:ctrlPr>
+                        <w:rPr>
+                          <w:rFonts w:ascii="Cambria Math" w:hAnsi="Cambria Math"/>
+                          <w:i/>
+                        </w:rPr>
+                      </m:ctrlPr>
+                    </m:sSubSupPr>
+                    <m:e>
+                      <m:acc>
+                        <m:accPr>
+                          <m:ctrlPr>
+                            <w:rPr>
+                              <w:rFonts w:ascii="Cambria Math" w:hAnsi="Cambria Math"/>
+                              <w:b/>
+                              <w:bCs/>
+                              <w:i/>
+                            </w:rPr>
+                          </m:ctrlPr>
+                        </m:accPr>
+                        <m:e>
+                          <m:r>
+                            <m:rPr>
+                              <m:sty m:val="bi"/>
+                            </m:rPr>
+                            <w:rPr>
+                              <w:rFonts w:ascii="Cambria Math" w:hAnsi="Cambria Math"/>
+                            </w:rPr>
+                            <m:t>y</m:t>
+                          </m:r>
+                        </m:e>
+                      </m:acc>
+                    </m:e>
+                    <m:sub>
+                      <m:sSup>
+                        <m:sSupPr>
+                          <m:ctrlPr>
+                            <w:rPr>
+                              <w:rFonts w:ascii="Cambria Math" w:hAnsi="Cambria Math"/>
+                              <w:i/>
+                            </w:rPr>
+                          </m:ctrlPr>
+                        </m:sSupPr>
+                        <m:e>
+                          <m:r>
+                            <w:rPr>
+                              <w:rFonts w:ascii="Cambria Math" w:hAnsi="Cambria Math"/>
+                            </w:rPr>
+                            <m:t>s</m:t>
+                          </m:r>
+                        </m:e>
+                        <m:sup>
+                          <m:r>
+                            <w:rPr>
+                              <w:rFonts w:ascii="Cambria Math" w:hAnsi="Cambria Math"/>
+                            </w:rPr>
+                            <m:t>'</m:t>
+                          </m:r>
+                        </m:sup>
+                      </m:sSup>
+                      <m:r>
+                        <w:rPr>
+                          <w:rFonts w:ascii="Cambria Math" w:hAnsi="Cambria Math"/>
+                        </w:rPr>
+                        <m:t>,p,t+l</m:t>
+                      </m:r>
+                    </m:sub>
+                    <m:sup>
+                      <m:d>
+                        <m:dPr>
+                          <m:ctrlPr>
+                            <w:rPr>
+                              <w:rFonts w:ascii="Cambria Math" w:hAnsi="Cambria Math"/>
+                              <w:i/>
+                            </w:rPr>
+                          </m:ctrlPr>
+                        </m:dPr>
+                        <m:e>
+                          <m:r>
+                            <w:rPr>
+                              <w:rFonts w:ascii="Cambria Math" w:hAnsi="Cambria Math"/>
+                            </w:rPr>
+                            <m:t>i</m:t>
+                          </m:r>
+                        </m:e>
+                      </m:d>
+                    </m:sup>
+                  </m:sSubSup>
+                </m:e>
+              </m:nary>
+            </m:e>
+          </m:nary>
+          <m:r>
+            <w:rPr>
+              <w:rFonts w:ascii="Cambria Math" w:hAnsi="Cambria Math"/>
+            </w:rPr>
+            <m:t>+</m:t>
+          </m:r>
+          <m:sSubSup>
+            <m:sSubSupPr>
+              <m:ctrlPr>
+                <w:rPr>
+                  <w:rFonts w:ascii="Cambria Math" w:hAnsi="Cambria Math"/>
+                  <w:i/>
+                </w:rPr>
+              </m:ctrlPr>
+            </m:sSubSupPr>
+            <m:e>
+              <m:r>
+                <w:rPr>
+                  <w:rFonts w:ascii="Cambria Math" w:hAnsi="Cambria Math"/>
+                </w:rPr>
+                <m:t>g</m:t>
+              </m:r>
+            </m:e>
+            <m:sub>
+              <m:r>
+                <w:rPr>
+                  <w:rFonts w:ascii="Cambria Math" w:hAnsi="Cambria Math"/>
+                </w:rPr>
+                <m:t>s</m:t>
+              </m:r>
+            </m:sub>
+            <m:sup>
+              <m:r>
+                <w:rPr>
+                  <w:rFonts w:ascii="Cambria Math" w:hAnsi="Cambria Math"/>
+                </w:rPr>
+                <m:t>T</m:t>
+              </m:r>
+            </m:sup>
+          </m:sSubSup>
+          <m:sSub>
+            <m:sSubPr>
+              <m:ctrlPr>
+                <w:rPr>
+                  <w:rFonts w:ascii="Cambria Math" w:hAnsi="Cambria Math"/>
+                  <w:i/>
+                </w:rPr>
+              </m:ctrlPr>
+            </m:sSubPr>
+            <m:e>
+              <m:r>
+                <w:rPr>
+                  <w:rFonts w:ascii="Cambria Math" w:hAnsi="Cambria Math"/>
+                </w:rPr>
+                <m:t>δ</m:t>
+              </m:r>
+            </m:e>
+            <m:sub>
+              <m:r>
+                <w:rPr>
+                  <w:rFonts w:ascii="Cambria Math" w:hAnsi="Cambria Math"/>
+                </w:rPr>
+                <m:t>p</m:t>
+              </m:r>
+            </m:sub>
+          </m:sSub>
+          <m:d>
+            <m:dPr>
+              <m:ctrlPr>
+                <w:rPr>
+                  <w:rFonts w:ascii="Cambria Math" w:hAnsi="Cambria Math"/>
+                  <w:i/>
+                </w:rPr>
+              </m:ctrlPr>
+            </m:dPr>
+            <m:e>
+              <m:r>
+                <w:rPr>
+                  <w:rFonts w:ascii="Cambria Math" w:hAnsi="Cambria Math"/>
+                </w:rPr>
+                <m:t>t</m:t>
+              </m:r>
+            </m:e>
+          </m:d>
+          <m:r>
+            <w:rPr>
+              <w:rFonts w:ascii="Cambria Math" w:hAnsi="Cambria Math"/>
+            </w:rPr>
+            <m:t>+</m:t>
+          </m:r>
+          <m:sSub>
+            <m:sSubPr>
+              <m:ctrlPr>
+                <w:rPr>
+                  <w:rFonts w:ascii="Cambria Math" w:hAnsi="Cambria Math"/>
+                  <w:i/>
+                </w:rPr>
+              </m:ctrlPr>
+            </m:sSubPr>
+            <m:e>
+              <m:r>
+                <w:rPr>
+                  <w:rFonts w:ascii="Cambria Math" w:hAnsi="Cambria Math"/>
+                </w:rPr>
+                <m:t>ϵ</m:t>
+              </m:r>
+            </m:e>
+            <m:sub>
+              <m:r>
+                <w:rPr>
+                  <w:rFonts w:ascii="Cambria Math" w:hAnsi="Cambria Math"/>
+                </w:rPr>
+                <m:t>s,p,t</m:t>
+              </m:r>
+            </m:sub>
+          </m:sSub>
+        </m:oMath>
+      </m:oMathPara>
+    </w:p>
+    <w:p>
+      <w:pPr>
+        <w:ind w:firstLineChars="0" w:firstLine="0"/>
+      </w:pPr>
+      <w:r>
+        <w:rPr>
+          <w:rFonts w:hint="eastAsia"/>
+        </w:rPr>
+        <w:t>其中，</w:t>
+      </w:r>
+    </w:p>
+    <w:p>
+      <w:pPr>
+        <w:pStyle w:val="a9"/>
+        <w:numPr>
+          <w:ilvl w:val="0"/>
+          <w:numId w:val="7"/>
+        </w:numPr>
+        <w:ind w:firstLineChars="0"/>
+      </w:pPr>
+      <m:oMath>
+        <m:sSubSup>
+          <m:sSubSupPr>
+            <m:ctrlPr>
+              <w:rPr>
+                <w:rFonts w:ascii="Cambria Math" w:hAnsi="Cambria Math"/>
+                <w:i/>
+              </w:rPr>
+            </m:ctrlPr>
+          </m:sSubSupPr>
+          <m:e>
+            <m:acc>
+              <m:accPr>
+                <m:ctrlPr>
+                  <w:rPr>
+                    <w:rFonts w:ascii="Cambria Math" w:hAnsi="Cambria Math"/>
+                    <w:b/>
+                    <w:bCs/>
+                    <w:i/>
+                  </w:rPr>
+                </m:ctrlPr>
+              </m:accPr>
+              <m:e>
+                <m:r>
+                  <m:rPr>
+                    <m:sty m:val="bi"/>
+                  </m:rPr>
+                  <w:rPr>
+                    <w:rFonts w:ascii="Cambria Math" w:hAnsi="Cambria Math"/>
+                  </w:rPr>
+                  <m:t>y</m:t>
+                </m:r>
+              </m:e>
+            </m:acc>
+          </m:e>
+          <m:sub>
+            <m:r>
+              <w:rPr>
+                <w:rFonts w:ascii="Cambria Math" w:hAnsi="Cambria Math"/>
+              </w:rPr>
+              <m:t>s,p,t+l</m:t>
+            </m:r>
+          </m:sub>
+          <m:sup>
+            <m:d>
+              <m:dPr>
+                <m:ctrlPr>
+                  <w:rPr>
+                    <w:rFonts w:ascii="Cambria Math" w:hAnsi="Cambria Math"/>
+                    <w:i/>
+                  </w:rPr>
+                </m:ctrlPr>
+              </m:dPr>
+              <m:e>
+                <m:r>
+                  <w:rPr>
+                    <w:rFonts w:ascii="Cambria Math" w:hAnsi="Cambria Math"/>
+                  </w:rPr>
+                  <m:t>i</m:t>
+                </m:r>
+              </m:e>
+            </m:d>
+          </m:sup>
+        </m:sSubSup>
+      </m:oMath>
+      <w:r>
+        <w:rPr>
+          <w:rFonts w:hint="eastAsia"/>
+        </w:rPr>
+        <w:t>是第</w:t>
+      </w:r>
+      <w:proofErr w:type="spellStart"/>
+      <w:r>
+        <w:rPr>
+          <w:rFonts w:hint="eastAsia"/>
+        </w:rPr>
+        <w:t>i</w:t>
+      </w:r>
+      <w:proofErr w:type="spellEnd"/>
+      <w:r>
+        <w:rPr>
+          <w:rFonts w:hint="eastAsia"/>
+        </w:rPr>
+        <w:t>轮迭代中第插补值（如果有原始数据就用真实值）</w:t>
+      </w:r>
+    </w:p>
+    <w:p>
+      <w:pPr>
+        <w:pStyle w:val="a9"/>
+        <w:numPr>
+          <w:ilvl w:val="0"/>
+          <w:numId w:val="7"/>
+        </w:numPr>
+        <w:ind w:firstLineChars="0"/>
+      </w:pPr>
+      <m:oMath>
+        <m:r>
+          <w:rPr>
+            <w:rFonts w:ascii="Cambria Math" w:hAnsi="Cambria Math" w:hint="eastAsia"/>
+          </w:rPr>
+          <m:t>L</m:t>
+        </m:r>
+      </m:oMath>
+      <w:r>
+        <w:rPr>
+          <w:rFonts w:hint="eastAsia"/>
+        </w:rPr>
+        <w:t>是自回归窗口的半长</w:t>
+      </w:r>
+    </w:p>
+    <w:p>
+      <w:pPr>
+        <w:pStyle w:val="a9"/>
+        <w:numPr>
+          <w:ilvl w:val="0"/>
+          <w:numId w:val="7"/>
+        </w:numPr>
+        <w:ind w:firstLineChars="0"/>
+      </w:pPr>
+      <m:oMath>
+        <m:sSub>
+          <m:sSubPr>
+            <m:ctrlPr>
+              <w:rPr>
+                <w:rFonts w:ascii="Cambria Math" w:hAnsi="Cambria Math"/>
+                <w:i/>
+              </w:rPr>
+            </m:ctrlPr>
+          </m:sSubPr>
+          <m:e>
+            <m:r>
+              <w:rPr>
+                <w:rFonts w:ascii="Cambria Math" w:hAnsi="Cambria Math"/>
+              </w:rPr>
+              <m:t>w</m:t>
+            </m:r>
+          </m:e>
+          <m:sub>
+            <m:r>
+              <w:rPr>
+                <w:rFonts w:ascii="Cambria Math" w:hAnsi="Cambria Math"/>
+              </w:rPr>
+              <m:t>s,</m:t>
+            </m:r>
+            <m:sSup>
+              <m:sSupPr>
+                <m:ctrlPr>
+                  <w:rPr>
+                    <w:rFonts w:ascii="Cambria Math" w:hAnsi="Cambria Math"/>
+                    <w:i/>
+                  </w:rPr>
+                </m:ctrlPr>
+              </m:sSupPr>
+              <m:e>
+                <m:r>
+                  <w:rPr>
+                    <w:rFonts w:ascii="Cambria Math" w:hAnsi="Cambria Math"/>
+                  </w:rPr>
+                  <m:t>s</m:t>
+                </m:r>
+              </m:e>
+              <m:sup>
+                <m:r>
+                  <w:rPr>
+                    <w:rFonts w:ascii="Cambria Math" w:hAnsi="Cambria Math"/>
+                  </w:rPr>
+                  <m:t>'</m:t>
+                </m:r>
+              </m:sup>
+            </m:sSup>
+          </m:sub>
+        </m:sSub>
+      </m:oMath>
+      <w:r>
+        <w:rPr>
+          <w:rFonts w:hint="eastAsia"/>
+        </w:rPr>
+        <w:t>是站点空间权重</w:t>
+      </w:r>
+      <m:oMath>
+        <m:sSub>
+          <m:sSubPr>
+            <m:ctrlPr>
+              <w:rPr>
+                <w:rFonts w:ascii="Cambria Math" w:hAnsi="Cambria Math"/>
+                <w:i/>
+              </w:rPr>
+            </m:ctrlPr>
+          </m:sSubPr>
+          <m:e>
+            <m:r>
+              <w:rPr>
+                <w:rFonts w:ascii="Cambria Math" w:hAnsi="Cambria Math"/>
+              </w:rPr>
+              <m:t>w</m:t>
+            </m:r>
+          </m:e>
+          <m:sub>
+            <m:r>
+              <w:rPr>
+                <w:rFonts w:ascii="Cambria Math" w:hAnsi="Cambria Math"/>
+              </w:rPr>
+              <m:t>s,</m:t>
+            </m:r>
+            <m:sSup>
+              <m:sSupPr>
+                <m:ctrlPr>
+                  <w:rPr>
+                    <w:rFonts w:ascii="Cambria Math" w:hAnsi="Cambria Math"/>
+                    <w:i/>
+                  </w:rPr>
+                </m:ctrlPr>
+              </m:sSupPr>
+              <m:e>
+                <m:r>
+                  <w:rPr>
+                    <w:rFonts w:ascii="Cambria Math" w:hAnsi="Cambria Math"/>
+                  </w:rPr>
+                  <m:t>s</m:t>
+                </m:r>
+              </m:e>
+              <m:sup>
+                <m:r>
+                  <w:rPr>
+                    <w:rFonts w:ascii="Cambria Math" w:hAnsi="Cambria Math"/>
+                  </w:rPr>
+                  <m:t>'</m:t>
+                </m:r>
+              </m:sup>
+            </m:sSup>
+          </m:sub>
+        </m:sSub>
+        <m:r>
+          <w:rPr>
+            <w:rFonts w:ascii="Cambria Math" w:hAnsi="Cambria Math"/>
+          </w:rPr>
+          <m:t>=</m:t>
+        </m:r>
+        <m:func>
+          <m:funcPr>
+            <m:ctrlPr>
+              <w:rPr>
+                <w:rFonts w:ascii="Cambria Math" w:hAnsi="Cambria Math"/>
+                <w:i/>
+              </w:rPr>
+            </m:ctrlPr>
+          </m:funcPr>
+          <m:fName>
+            <m:r>
+              <m:rPr>
+                <m:sty m:val="p"/>
+              </m:rPr>
+              <w:rPr>
+                <w:rFonts w:ascii="Cambria Math" w:hAnsi="Cambria Math"/>
+              </w:rPr>
+              <m:t>exp</m:t>
+            </m:r>
+          </m:fName>
+          <m:e>
+            <m:d>
+              <m:dPr>
+                <m:ctrlPr>
+                  <w:rPr>
+                    <w:rFonts w:ascii="Cambria Math" w:hAnsi="Cambria Math"/>
+                    <w:i/>
+                  </w:rPr>
+                </m:ctrlPr>
+              </m:dPr>
+              <m:e>
+                <m:r>
+                  <w:rPr>
+                    <w:rFonts w:ascii="Cambria Math" w:hAnsi="Cambria Math"/>
+                  </w:rPr>
+                  <m:t>-</m:t>
+                </m:r>
+                <m:sSub>
+                  <m:sSubPr>
+                    <m:ctrlPr>
+                      <w:rPr>
+                        <w:rFonts w:ascii="Cambria Math" w:hAnsi="Cambria Math"/>
+                        <w:i/>
+                      </w:rPr>
+                    </m:ctrlPr>
+                  </m:sSubPr>
+                  <m:e>
+                    <m:r>
+                      <w:rPr>
+                        <w:rFonts w:ascii="Cambria Math" w:hAnsi="Cambria Math"/>
+                      </w:rPr>
+                      <m:t>d</m:t>
+                    </m:r>
+                  </m:e>
+                  <m:sub>
+                    <m:r>
+                      <w:rPr>
+                        <w:rFonts w:ascii="Cambria Math" w:hAnsi="Cambria Math"/>
+                      </w:rPr>
+                      <m:t>s,</m:t>
+                    </m:r>
+                    <m:sSup>
+                      <m:sSupPr>
+                        <m:ctrlPr>
+                          <w:rPr>
+                            <w:rFonts w:ascii="Cambria Math" w:hAnsi="Cambria Math"/>
+                            <w:i/>
+                          </w:rPr>
+                        </m:ctrlPr>
+                      </m:sSupPr>
+                      <m:e>
+                        <m:r>
+                          <w:rPr>
+                            <w:rFonts w:ascii="Cambria Math" w:hAnsi="Cambria Math"/>
+                          </w:rPr>
+                          <m:t>s</m:t>
+                        </m:r>
+                      </m:e>
+                      <m:sup>
+                        <m:r>
+                          <w:rPr>
+                            <w:rFonts w:ascii="Cambria Math" w:hAnsi="Cambria Math"/>
+                          </w:rPr>
+                          <m:t>'</m:t>
+                        </m:r>
+                      </m:sup>
+                    </m:sSup>
+                  </m:sub>
+                </m:sSub>
+                <m:r>
+                  <w:rPr>
+                    <w:rFonts w:ascii="Cambria Math" w:hAnsi="Cambria Math"/>
+                  </w:rPr>
+                  <m:t>/</m:t>
+                </m:r>
+                <m:sSub>
+                  <m:sSubPr>
+                    <m:ctrlPr>
+                      <w:rPr>
+                        <w:rFonts w:ascii="Cambria Math" w:hAnsi="Cambria Math"/>
+                        <w:i/>
+                      </w:rPr>
+                    </m:ctrlPr>
+                  </m:sSubPr>
+                  <m:e>
+                    <m:r>
+                      <w:rPr>
+                        <w:rFonts w:ascii="Cambria Math" w:hAnsi="Cambria Math"/>
+                      </w:rPr>
+                      <m:t>σ</m:t>
+                    </m:r>
+                  </m:e>
+                  <m:sub>
+                    <m:r>
+                      <w:rPr>
+                        <w:rFonts w:ascii="Cambria Math" w:hAnsi="Cambria Math"/>
+                      </w:rPr>
+                      <m:t>d</m:t>
+                    </m:r>
+                  </m:sub>
+                </m:sSub>
+              </m:e>
+            </m:d>
+          </m:e>
+        </m:func>
+        <m:r>
+          <w:rPr>
+            <w:rFonts w:ascii="Cambria Math" w:hAnsi="Cambria Math"/>
+          </w:rPr>
+          <m:t>, s≠</m:t>
+        </m:r>
+        <m:sSup>
+          <m:sSupPr>
+            <m:ctrlPr>
+              <w:rPr>
+                <w:rFonts w:ascii="Cambria Math" w:hAnsi="Cambria Math"/>
+                <w:i/>
+              </w:rPr>
+            </m:ctrlPr>
+          </m:sSupPr>
+          <m:e>
+            <m:r>
+              <w:rPr>
+                <w:rFonts w:ascii="Cambria Math" w:hAnsi="Cambria Math"/>
+              </w:rPr>
+              <m:t>s</m:t>
+            </m:r>
+          </m:e>
+          <m:sup>
+            <m:r>
+              <w:rPr>
+                <w:rFonts w:ascii="Cambria Math" w:hAnsi="Cambria Math"/>
+              </w:rPr>
+              <m:t>'</m:t>
+            </m:r>
+          </m:sup>
+        </m:sSup>
+        <m:r>
+          <w:rPr>
+            <w:rFonts w:ascii="Cambria Math" w:hAnsi="Cambria Math"/>
+          </w:rPr>
+          <m:t xml:space="preserve">, </m:t>
+        </m:r>
+        <m:sSub>
+          <m:sSubPr>
+            <m:ctrlPr>
+              <w:rPr>
+                <w:rFonts w:ascii="Cambria Math" w:hAnsi="Cambria Math"/>
+                <w:i/>
+              </w:rPr>
+            </m:ctrlPr>
+          </m:sSubPr>
+          <m:e>
+            <m:r>
+              <w:rPr>
+                <w:rFonts w:ascii="Cambria Math" w:hAnsi="Cambria Math"/>
+              </w:rPr>
+              <m:t>w</m:t>
+            </m:r>
+          </m:e>
+          <m:sub>
+            <m:r>
+              <w:rPr>
+                <w:rFonts w:ascii="Cambria Math" w:hAnsi="Cambria Math"/>
+              </w:rPr>
+              <m:t>s,</m:t>
+            </m:r>
+            <m:r>
+              <w:rPr>
+                <w:rFonts w:ascii="Cambria Math" w:hAnsi="Cambria Math"/>
+              </w:rPr>
+              <m:t>s</m:t>
+            </m:r>
+          </m:sub>
+        </m:sSub>
+        <m:r>
+          <w:rPr>
+            <w:rFonts w:ascii="Cambria Math" w:hAnsi="Cambria Math"/>
+          </w:rPr>
+          <m:t>=0</m:t>
+        </m:r>
+      </m:oMath>
+    </w:p>
+    <w:p>
+      <w:pPr>
+        <w:ind w:firstLineChars="0"/>
+        <w:rPr>
+          <w:rFonts w:hint="eastAsia"/>
+        </w:rPr>
+      </w:pPr>
+      <w:r>
+        <w:rPr>
+          <w:rFonts w:hint="eastAsia"/>
+        </w:rPr>
+        <w:t>其中，</w:t>
+      </w:r>
+      <m:oMath>
+        <m:sSub>
+          <m:sSubPr>
+            <m:ctrlPr>
+              <w:rPr>
+                <w:rFonts w:ascii="Cambria Math" w:hAnsi="Cambria Math"/>
+                <w:i/>
+              </w:rPr>
+            </m:ctrlPr>
+          </m:sSubPr>
+          <m:e>
+            <m:r>
+              <w:rPr>
+                <w:rFonts w:ascii="Cambria Math" w:hAnsi="Cambria Math"/>
+              </w:rPr>
+              <m:t>d</m:t>
+            </m:r>
+          </m:e>
+          <m:sub>
+            <m:r>
+              <w:rPr>
+                <w:rFonts w:ascii="Cambria Math" w:hAnsi="Cambria Math"/>
+              </w:rPr>
+              <m:t>s,</m:t>
+            </m:r>
+            <m:sSup>
+              <m:sSupPr>
+                <m:ctrlPr>
+                  <w:rPr>
+                    <w:rFonts w:ascii="Cambria Math" w:hAnsi="Cambria Math"/>
+                    <w:i/>
+                  </w:rPr>
+                </m:ctrlPr>
+              </m:sSupPr>
+              <m:e>
+                <m:r>
+                  <w:rPr>
+                    <w:rFonts w:ascii="Cambria Math" w:hAnsi="Cambria Math"/>
+                  </w:rPr>
+                  <m:t>s</m:t>
+                </m:r>
+              </m:e>
+              <m:sup>
+                <m:r>
+                  <w:rPr>
+                    <w:rFonts w:ascii="Cambria Math" w:hAnsi="Cambria Math"/>
+                  </w:rPr>
+                  <m:t>'</m:t>
+                </m:r>
+              </m:sup>
+            </m:sSup>
+          </m:sub>
+        </m:sSub>
+      </m:oMath>
+      <w:r>
+        <w:rPr>
+          <w:rFonts w:hint="eastAsia"/>
+        </w:rPr>
+        <w:t>是站点间的地理距离，</w:t>
+      </w:r>
+      <m:oMath>
+        <m:sSub>
+          <m:sSubPr>
+            <m:ctrlPr>
+              <w:rPr>
+                <w:rFonts w:ascii="Cambria Math" w:hAnsi="Cambria Math"/>
+                <w:i/>
+              </w:rPr>
+            </m:ctrlPr>
+          </m:sSubPr>
+          <m:e>
+            <m:r>
+              <w:rPr>
+                <w:rFonts w:ascii="Cambria Math" w:hAnsi="Cambria Math"/>
+              </w:rPr>
+              <m:t>σ</m:t>
+            </m:r>
+          </m:e>
+          <m:sub>
+            <m:r>
+              <w:rPr>
+                <w:rFonts w:ascii="Cambria Math" w:hAnsi="Cambria Math"/>
+              </w:rPr>
+              <m:t>d</m:t>
+            </m:r>
+          </m:sub>
+        </m:sSub>
+      </m:oMath>
+      <w:r>
+        <w:rPr>
+          <w:rFonts w:hint="eastAsia"/>
+        </w:rPr>
+        <w:t>是衰减距离的尺度。</w:t>
+      </w:r>
+    </w:p>
+    <w:p>
+      <w:pPr>
+        <w:pStyle w:val="a9"/>
+        <w:numPr>
+          <w:ilvl w:val="0"/>
+          <w:numId w:val="7"/>
+        </w:numPr>
+        <w:ind w:firstLineChars="0"/>
+      </w:pPr>
+      <m:oMath>
+        <m:sSub>
+          <m:sSubPr>
+            <m:ctrlPr>
+              <w:rPr>
+                <w:rFonts w:ascii="Cambria Math" w:hAnsi="Cambria Math"/>
+                <w:i/>
+              </w:rPr>
+            </m:ctrlPr>
+          </m:sSubPr>
+          <m:e>
+            <m:r>
+              <w:rPr>
+                <w:rFonts w:ascii="Cambria Math" w:hAnsi="Cambria Math" w:hint="eastAsia"/>
+              </w:rPr>
+              <m:t>g</m:t>
+            </m:r>
+            <m:ctrlPr>
+              <w:rPr>
+                <w:rFonts w:ascii="Cambria Math" w:hAnsi="Cambria Math" w:hint="eastAsia"/>
+                <w:i/>
+              </w:rPr>
+            </m:ctrlPr>
+          </m:e>
+          <m:sub>
+            <m:r>
+              <w:rPr>
+                <w:rFonts w:ascii="Cambria Math" w:hAnsi="Cambria Math" w:hint="eastAsia"/>
+              </w:rPr>
+              <m:t>s</m:t>
+            </m:r>
+          </m:sub>
+        </m:sSub>
+        <m:r>
+          <w:rPr>
+            <w:rFonts w:ascii="Cambria Math" w:hAnsi="Cambria Math"/>
+          </w:rPr>
+          <m:t>=</m:t>
+        </m:r>
+        <m:d>
+          <m:dPr>
+            <m:begChr m:val="["/>
+            <m:endChr m:val="]"/>
+            <m:ctrlPr>
+              <w:rPr>
+                <w:rFonts w:ascii="Cambria Math" w:hAnsi="Cambria Math"/>
+                <w:i/>
+              </w:rPr>
+            </m:ctrlPr>
+          </m:dPr>
+          <m:e>
+            <m:r>
+              <w:rPr>
+                <w:rFonts w:ascii="Cambria Math" w:hAnsi="Cambria Math"/>
+              </w:rPr>
+              <m:t>latitude, longitude, height,…</m:t>
+            </m:r>
+          </m:e>
+        </m:d>
+      </m:oMath>
+      <w:r>
+        <w:rPr>
+          <w:rFonts w:hint="eastAsia"/>
+        </w:rPr>
+        <w:t>是站点</w:t>
+      </w:r>
+      <w:r>
+        <w:rPr>
+          <w:rFonts w:hint="eastAsia"/>
+        </w:rPr>
+        <w:t>s</w:t>
+      </w:r>
+      <w:r>
+        <w:rPr>
+          <w:rFonts w:hint="eastAsia"/>
+        </w:rPr>
+        <w:t>的地理协变量向量。</w:t>
+      </w:r>
+    </w:p>
+    <w:p>
+      <w:pPr>
+        <w:pStyle w:val="a9"/>
+        <w:numPr>
+          <w:ilvl w:val="0"/>
+          <w:numId w:val="7"/>
+        </w:numPr>
+        <w:ind w:firstLineChars="0"/>
+        <w:rPr>
+          <w:rFonts w:hint="eastAsia"/>
+        </w:rPr>
+      </w:pPr>
+      <m:oMath>
+        <m:sSub>
+          <m:sSubPr>
+            <m:ctrlPr>
+              <w:rPr>
+                <w:rFonts w:ascii="Cambria Math" w:hAnsi="Cambria Math"/>
+                <w:i/>
+              </w:rPr>
+            </m:ctrlPr>
+          </m:sSubPr>
+          <m:e>
+            <m:r>
+              <w:rPr>
+                <w:rFonts w:ascii="Cambria Math" w:hAnsi="Cambria Math"/>
+              </w:rPr>
+              <m:t>δ</m:t>
+            </m:r>
+          </m:e>
+          <m:sub>
+            <m:r>
+              <w:rPr>
+                <w:rFonts w:ascii="Cambria Math" w:hAnsi="Cambria Math"/>
+              </w:rPr>
+              <m:t>p</m:t>
+            </m:r>
+          </m:sub>
+        </m:sSub>
+        <m:d>
+          <m:dPr>
+            <m:ctrlPr>
+              <w:rPr>
+                <w:rFonts w:ascii="Cambria Math" w:hAnsi="Cambria Math"/>
+                <w:i/>
+              </w:rPr>
+            </m:ctrlPr>
+          </m:dPr>
+          <m:e>
+            <m:r>
+              <w:rPr>
+                <w:rFonts w:ascii="Cambria Math" w:hAnsi="Cambria Math"/>
+              </w:rPr>
+              <m:t>t</m:t>
+            </m:r>
+          </m:e>
+        </m:d>
+      </m:oMath>
+      <w:r>
+        <w:rPr>
+          <w:rFonts w:hint="eastAsia"/>
+        </w:rPr>
+        <w:t>是变量</w:t>
+      </w:r>
+      <w:r>
+        <w:rPr>
+          <w:rFonts w:hint="eastAsia"/>
+        </w:rPr>
+        <w:t>p</w:t>
+      </w:r>
+      <w:r>
+        <w:rPr>
+          <w:rFonts w:hint="eastAsia"/>
+        </w:rPr>
+        <w:t>的地理效应的时变系数向量。</w:t>
+      </w:r>
+    </w:p>
+    <w:p>
+      <w:pPr>
+        <w:pStyle w:val="a9"/>
+        <w:numPr>
+          <w:ilvl w:val="0"/>
+          <w:numId w:val="7"/>
+        </w:numPr>
+        <w:ind w:firstLineChars="0"/>
+      </w:pPr>
+      <m:oMath>
+        <m:sSub>
+          <m:sSubPr>
+            <m:ctrlPr>
+              <w:rPr>
+                <w:rFonts w:ascii="Cambria Math" w:hAnsi="Cambria Math"/>
+                <w:i/>
+              </w:rPr>
+            </m:ctrlPr>
+          </m:sSubPr>
+          <m:e>
+            <m:r>
+              <w:rPr>
+                <w:rFonts w:ascii="Cambria Math" w:hAnsi="Cambria Math"/>
+              </w:rPr>
+              <m:t>ϵ</m:t>
+            </m:r>
+          </m:e>
+          <m:sub>
+            <m:r>
+              <w:rPr>
+                <w:rFonts w:ascii="Cambria Math" w:hAnsi="Cambria Math"/>
+              </w:rPr>
+              <m:t>s,p,t</m:t>
+            </m:r>
+          </m:sub>
+        </m:sSub>
+      </m:oMath>
+      <w:r>
+        <w:rPr>
+          <w:rFonts w:hint="eastAsia"/>
+        </w:rPr>
+        <w:t>是独立高斯噪声。</w:t>
+      </w:r>
+    </w:p>
+    <w:p>
+      <w:pPr>
+        <w:pStyle w:val="a9"/>
+        <w:numPr>
+          <w:ilvl w:val="0"/>
+          <w:numId w:val="7"/>
+        </w:numPr>
+        <w:ind w:firstLineChars="0"/>
+      </w:pPr>
+      <w:r>
+        <w:rPr>
+          <w:rFonts w:hint="eastAsia"/>
+        </w:rPr>
+        <w:t>时变系数</w:t>
+      </w:r>
+      <m:oMath>
+        <m:sSub>
+          <m:sSubPr>
+            <m:ctrlPr>
+              <w:rPr>
+                <w:rFonts w:ascii="Cambria Math" w:hAnsi="Cambria Math"/>
+                <w:i/>
+              </w:rPr>
+            </m:ctrlPr>
+          </m:sSubPr>
+          <m:e>
+            <m:r>
+              <m:rPr>
+                <m:sty m:val="b"/>
+              </m:rPr>
+              <w:rPr>
+                <w:rFonts w:ascii="Cambria Math" w:hAnsi="Cambria Math"/>
+              </w:rPr>
+              <m:t>α</m:t>
+            </m:r>
+          </m:e>
+          <m:sub>
+            <m:r>
+              <w:rPr>
+                <w:rFonts w:ascii="Cambria Math" w:hAnsi="Cambria Math"/>
+              </w:rPr>
+              <m:t>l,p</m:t>
+            </m:r>
+          </m:sub>
+        </m:sSub>
+        <m:r>
+          <w:rPr>
+            <w:rFonts w:ascii="Cambria Math" w:hAnsi="Cambria Math"/>
+          </w:rPr>
+          <m:t>,</m:t>
+        </m:r>
+        <m:sSub>
+          <m:sSubPr>
+            <m:ctrlPr>
+              <w:rPr>
+                <w:rFonts w:ascii="Cambria Math" w:hAnsi="Cambria Math"/>
+                <w:i/>
+              </w:rPr>
+            </m:ctrlPr>
+          </m:sSubPr>
+          <m:e>
+            <m:r>
+              <m:rPr>
+                <m:sty m:val="b"/>
+              </m:rPr>
+              <w:rPr>
+                <w:rFonts w:ascii="Cambria Math" w:hAnsi="Cambria Math"/>
+              </w:rPr>
+              <m:t>β</m:t>
+            </m:r>
+          </m:e>
+          <m:sub>
+            <m:r>
+              <w:rPr>
+                <w:rFonts w:ascii="Cambria Math" w:hAnsi="Cambria Math"/>
+              </w:rPr>
+              <m:t>l,p</m:t>
+            </m:r>
+          </m:sub>
+        </m:sSub>
+        <m:r>
+          <w:rPr>
+            <w:rFonts w:ascii="Cambria Math" w:hAnsi="Cambria Math"/>
+          </w:rPr>
+          <m:t xml:space="preserve">, </m:t>
+        </m:r>
+        <m:sSub>
+          <m:sSubPr>
+            <m:ctrlPr>
+              <w:rPr>
+                <w:rFonts w:ascii="Cambria Math" w:hAnsi="Cambria Math"/>
+                <w:i/>
+              </w:rPr>
+            </m:ctrlPr>
+          </m:sSubPr>
+          <m:e>
+            <m:r>
+              <w:rPr>
+                <w:rFonts w:ascii="Cambria Math" w:hAnsi="Cambria Math"/>
+              </w:rPr>
+              <m:t>δ</m:t>
+            </m:r>
+          </m:e>
+          <m:sub>
+            <m:r>
+              <w:rPr>
+                <w:rFonts w:ascii="Cambria Math" w:hAnsi="Cambria Math"/>
+              </w:rPr>
+              <m:t>p</m:t>
+            </m:r>
+          </m:sub>
+        </m:sSub>
+        <m:d>
+          <m:dPr>
+            <m:ctrlPr>
+              <w:rPr>
+                <w:rFonts w:ascii="Cambria Math" w:hAnsi="Cambria Math"/>
+                <w:i/>
+              </w:rPr>
+            </m:ctrlPr>
+          </m:dPr>
+          <m:e>
+            <m:r>
+              <w:rPr>
+                <w:rFonts w:ascii="Cambria Math" w:hAnsi="Cambria Math"/>
+              </w:rPr>
+              <m:t>t</m:t>
+            </m:r>
+          </m:e>
+        </m:d>
+      </m:oMath>
+      <w:r>
+        <w:rPr>
+          <w:rFonts w:hint="eastAsia"/>
+        </w:rPr>
+        <w:t>均分别由</w:t>
+      </w:r>
+      <w:r>
+        <w:rPr>
+          <w:rFonts w:hint="eastAsia"/>
+        </w:rPr>
+        <w:t xml:space="preserve"> b-spline </w:t>
+      </w:r>
+      <w:r>
+        <w:rPr>
+          <w:rFonts w:hint="eastAsia"/>
+        </w:rPr>
+        <w:t>基展开，共</w:t>
+      </w:r>
+      <w:r>
+        <w:t>(</w:t>
+      </w:r>
+      <w:r>
+        <w:rPr>
+          <w:rFonts w:hint="eastAsia"/>
+        </w:rPr>
+        <w:t>7+</w:t>
+      </w:r>
+      <w:r>
+        <w:t>2L)P</w:t>
+      </w:r>
+      <w:r>
+        <w:rPr>
+          <w:rFonts w:hint="eastAsia"/>
+        </w:rPr>
+        <w:t>个变系数。</w:t>
+      </w:r>
+    </w:p>
+    <w:p>
+      <w:pPr>
+        <w:ind w:firstLineChars="0"/>
+      </w:pPr>
+    </w:p>
+    <w:p>
+      <w:pPr>
+        <w:pStyle w:val="2"/>
+      </w:pPr>
+      <w:r>
+        <w:rPr>
+          <w:rFonts w:hint="eastAsia"/>
+        </w:rPr>
+        <w:lastRenderedPageBreak/>
+        <w:t>特征工程</w:t>
+      </w:r>
+    </w:p>
+    <w:p>
+      <w:pPr>
+        <w:ind w:firstLineChars="0" w:firstLine="0"/>
+        <w:rPr>
+          <w:rFonts w:hint="eastAsia"/>
+        </w:rPr>
+      </w:pPr>
+      <w:r>
+        <w:rPr>
+          <w:rFonts w:hint="eastAsia"/>
+        </w:rPr>
+        <w:t xml:space="preserve">1. </w:t>
+      </w:r>
+      <w:r>
+        <w:rPr>
+          <w:rFonts w:hint="eastAsia"/>
+        </w:rPr>
+        <w:t>中心特征</w:t>
+      </w:r>
+    </w:p>
+    <w:p>
+      <w:pPr>
+        <w:ind w:firstLineChars="83" w:firstLine="199"/>
+        <w:rPr>
+          <w:rFonts w:hint="eastAsia"/>
+        </w:rPr>
+      </w:pPr>
+      <w:r>
+        <w:rPr>
+          <w:rFonts w:hint="eastAsia"/>
+        </w:rPr>
+        <w:t>平均</w:t>
+      </w:r>
+      <w:r>
+        <w:rPr>
+          <w:rFonts w:hint="eastAsia"/>
+        </w:rPr>
+        <w:t>、</w:t>
+      </w:r>
+      <w:r>
+        <w:rPr>
+          <w:rFonts w:hint="eastAsia"/>
+        </w:rPr>
+        <w:t>加权平均</w:t>
+      </w:r>
+      <w:r>
+        <w:rPr>
+          <w:rFonts w:hint="eastAsia"/>
+        </w:rPr>
+        <w:t>、</w:t>
+      </w:r>
+      <w:r>
+        <w:rPr>
+          <w:rFonts w:hint="eastAsia"/>
+        </w:rPr>
+        <w:t>截尾平均</w:t>
+      </w:r>
+      <w:r>
+        <w:rPr>
+          <w:rFonts w:hint="eastAsia"/>
+        </w:rPr>
+        <w:t>、</w:t>
+      </w:r>
+      <w:r>
+        <w:rPr>
+          <w:rFonts w:hint="eastAsia"/>
+        </w:rPr>
+        <w:t>中位数</w:t>
+      </w:r>
+      <w:r>
+        <w:rPr>
+          <w:rFonts w:hint="eastAsia"/>
+        </w:rPr>
+        <w:t>、</w:t>
+      </w:r>
+      <w:r>
+        <w:rPr>
+          <w:rFonts w:hint="eastAsia"/>
+        </w:rPr>
+        <w:t>异常比</w:t>
+      </w:r>
+    </w:p>
+    <w:p>
+      <w:pPr>
+        <w:ind w:firstLineChars="0" w:firstLine="0"/>
+        <w:rPr>
+          <w:rFonts w:hint="eastAsia"/>
+        </w:rPr>
+      </w:pPr>
+      <w:r>
+        <w:rPr>
+          <w:rFonts w:hint="eastAsia"/>
+        </w:rPr>
+        <w:t xml:space="preserve">2. </w:t>
+      </w:r>
+      <w:r>
+        <w:rPr>
+          <w:rFonts w:hint="eastAsia"/>
+        </w:rPr>
+        <w:t>离散程度特征</w:t>
+      </w:r>
+    </w:p>
+    <w:p>
+      <w:pPr>
+        <w:ind w:firstLine="480"/>
+        <w:rPr>
+          <w:rFonts w:hint="eastAsia"/>
+        </w:rPr>
+      </w:pPr>
+      <w:r>
+        <w:rPr>
+          <w:rFonts w:hint="eastAsia"/>
+        </w:rPr>
+        <w:t>标准差</w:t>
+      </w:r>
+      <w:r>
+        <w:rPr>
+          <w:rFonts w:hint="eastAsia"/>
+        </w:rPr>
+        <w:t>、</w:t>
+      </w:r>
+      <w:r>
+        <w:rPr>
+          <w:rFonts w:hint="eastAsia"/>
+        </w:rPr>
+        <w:t>变异系数</w:t>
+      </w:r>
+      <w:r>
+        <w:rPr>
+          <w:rFonts w:hint="eastAsia"/>
+        </w:rPr>
+        <w:t>、</w:t>
+      </w:r>
+      <w:r>
+        <w:rPr>
+          <w:rFonts w:hint="eastAsia"/>
+        </w:rPr>
+        <w:t>四分位距</w:t>
+      </w:r>
+      <w:r>
+        <w:rPr>
+          <w:rFonts w:hint="eastAsia"/>
+        </w:rPr>
+        <w:t>、</w:t>
+      </w:r>
+      <w:r>
+        <w:rPr>
+          <w:rFonts w:hint="eastAsia"/>
+        </w:rPr>
+        <w:t>极差</w:t>
+      </w:r>
+      <w:r>
+        <w:rPr>
+          <w:rFonts w:hint="eastAsia"/>
+        </w:rPr>
+        <w:t>、</w:t>
+      </w:r>
+      <w:r>
+        <w:rPr>
+          <w:rFonts w:hint="eastAsia"/>
+        </w:rPr>
+        <w:t>平均绝对偏差</w:t>
+      </w:r>
+      <w:r>
+        <w:rPr>
+          <w:rFonts w:hint="eastAsia"/>
+        </w:rPr>
+        <w:t xml:space="preserve"> (MAD)</w:t>
+      </w:r>
+    </w:p>
+    <w:p>
+      <w:pPr>
+        <w:ind w:firstLineChars="0" w:firstLine="0"/>
+        <w:rPr>
+          <w:rFonts w:hint="eastAsia"/>
+        </w:rPr>
+      </w:pPr>
+      <w:r>
+        <w:rPr>
+          <w:rFonts w:hint="eastAsia"/>
+        </w:rPr>
+        <w:t xml:space="preserve">3. </w:t>
+      </w:r>
+      <w:r>
+        <w:rPr>
+          <w:rFonts w:hint="eastAsia"/>
+        </w:rPr>
+        <w:t>极值特征</w:t>
+      </w:r>
+    </w:p>
+    <w:p>
+      <w:pPr>
+        <w:ind w:firstLine="480"/>
+        <w:rPr>
+          <w:rFonts w:hint="eastAsia"/>
+        </w:rPr>
+      </w:pPr>
+      <w:r>
+        <w:rPr>
+          <w:rFonts w:hint="eastAsia"/>
+        </w:rPr>
+        <w:t>最大值</w:t>
+      </w:r>
+      <w:r>
+        <w:rPr>
+          <w:rFonts w:hint="eastAsia"/>
+        </w:rPr>
+        <w:t>、</w:t>
+      </w:r>
+      <w:r>
+        <w:rPr>
+          <w:rFonts w:hint="eastAsia"/>
+        </w:rPr>
+        <w:t>最小值</w:t>
+      </w:r>
+      <w:r>
+        <w:rPr>
+          <w:rFonts w:hint="eastAsia"/>
+        </w:rPr>
+        <w:t>、</w:t>
+      </w:r>
+      <w:r>
+        <w:rPr>
+          <w:rFonts w:hint="eastAsia"/>
+        </w:rPr>
+        <w:t>最大值出现时刻</w:t>
+      </w:r>
+      <w:r>
+        <w:rPr>
+          <w:rFonts w:hint="eastAsia"/>
+        </w:rPr>
+        <w:t>、</w:t>
+      </w:r>
+      <w:r>
+        <w:rPr>
+          <w:rFonts w:hint="eastAsia"/>
+        </w:rPr>
+        <w:t>最小值出现时刻</w:t>
+      </w:r>
+    </w:p>
+    <w:p>
+      <w:pPr>
+        <w:ind w:firstLineChars="0" w:firstLine="0"/>
+        <w:rPr>
+          <w:rFonts w:hint="eastAsia"/>
+        </w:rPr>
+      </w:pPr>
+      <w:r>
+        <w:rPr>
+          <w:rFonts w:hint="eastAsia"/>
+        </w:rPr>
+        <w:t xml:space="preserve">4. </w:t>
+      </w:r>
+      <w:r>
+        <w:rPr>
+          <w:rFonts w:hint="eastAsia"/>
+        </w:rPr>
+        <w:t>分布形态特征</w:t>
+      </w:r>
+    </w:p>
+    <w:p>
+      <w:pPr>
+        <w:ind w:firstLine="480"/>
+        <w:rPr>
+          <w:rFonts w:hint="eastAsia"/>
+        </w:rPr>
+      </w:pPr>
+      <w:r>
+        <w:rPr>
+          <w:rFonts w:hint="eastAsia"/>
+        </w:rPr>
+        <w:t>偏度</w:t>
+      </w:r>
+      <w:r>
+        <w:rPr>
+          <w:rFonts w:hint="eastAsia"/>
+        </w:rPr>
+        <w:t>、</w:t>
+      </w:r>
+      <w:r>
+        <w:rPr>
+          <w:rFonts w:hint="eastAsia"/>
+        </w:rPr>
+        <w:t>峰度</w:t>
+      </w:r>
+    </w:p>
+    <w:p>
+      <w:pPr>
+        <w:ind w:firstLineChars="0" w:firstLine="0"/>
+        <w:rPr>
+          <w:rFonts w:hint="eastAsia"/>
+        </w:rPr>
+      </w:pPr>
+      <w:r>
+        <w:rPr>
+          <w:rFonts w:hint="eastAsia"/>
+        </w:rPr>
+        <w:t xml:space="preserve">5. </w:t>
+      </w:r>
+      <w:r>
+        <w:rPr>
+          <w:rFonts w:hint="eastAsia"/>
+        </w:rPr>
+        <w:t>变化趋势特征</w:t>
+      </w:r>
+    </w:p>
+    <w:p>
+      <w:pPr>
+        <w:ind w:firstLine="480"/>
+        <w:rPr>
+          <w:rFonts w:hint="eastAsia"/>
+        </w:rPr>
+      </w:pPr>
+      <w:r>
+        <w:rPr>
+          <w:rFonts w:hint="eastAsia"/>
+        </w:rPr>
+        <w:t>线性趋势斜率</w:t>
+      </w:r>
+      <w:r>
+        <w:rPr>
+          <w:rFonts w:hint="eastAsia"/>
+        </w:rPr>
+        <w:t>、</w:t>
+      </w:r>
+      <w:r>
+        <w:rPr>
+          <w:rFonts w:hint="eastAsia"/>
+        </w:rPr>
+        <w:t>线性趋势显著性</w:t>
+      </w:r>
+      <w:r>
+        <w:rPr>
+          <w:rFonts w:hint="eastAsia"/>
+        </w:rPr>
+        <w:t xml:space="preserve"> (R</w:t>
+      </w:r>
+      <w:r>
+        <w:rPr>
+          <w:rFonts w:hint="eastAsia"/>
+        </w:rPr>
+        <w:t>²</w:t>
+      </w:r>
+      <w:r>
+        <w:rPr>
+          <w:rFonts w:hint="eastAsia"/>
+        </w:rPr>
+        <w:t>)</w:t>
+      </w:r>
+      <w:r>
+        <w:rPr>
+          <w:rFonts w:hint="eastAsia"/>
+        </w:rPr>
+        <w:t>、</w:t>
+      </w:r>
+      <w:r>
+        <w:rPr>
+          <w:rFonts w:hint="eastAsia"/>
+        </w:rPr>
+        <w:t>绝对变化</w:t>
+      </w:r>
+      <w:r>
+        <w:rPr>
+          <w:rFonts w:hint="eastAsia"/>
+        </w:rPr>
+        <w:t>、</w:t>
+      </w:r>
+      <w:r>
+        <w:rPr>
+          <w:rFonts w:hint="eastAsia"/>
+        </w:rPr>
+        <w:t>绝对变化率</w:t>
+      </w:r>
+    </w:p>
+    <w:p>
+      <w:pPr>
+        <w:ind w:firstLineChars="0" w:firstLine="0"/>
+        <w:rPr>
+          <w:rFonts w:hint="eastAsia"/>
+        </w:rPr>
+      </w:pPr>
+      <w:r>
+        <w:rPr>
+          <w:rFonts w:hint="eastAsia"/>
+        </w:rPr>
+        <w:t xml:space="preserve">6. </w:t>
+      </w:r>
+      <w:r>
+        <w:rPr>
+          <w:rFonts w:hint="eastAsia"/>
+        </w:rPr>
+        <w:t>波动特征</w:t>
+      </w:r>
+    </w:p>
+    <w:p>
+      <w:pPr>
+        <w:ind w:firstLine="480"/>
+        <w:rPr>
+          <w:rFonts w:hint="eastAsia"/>
+        </w:rPr>
+      </w:pPr>
+      <w:r>
+        <w:rPr>
+          <w:rFonts w:hint="eastAsia"/>
+        </w:rPr>
+        <w:t>绝对变化和</w:t>
+      </w:r>
+      <w:r>
+        <w:rPr>
+          <w:rFonts w:hint="eastAsia"/>
+        </w:rPr>
+        <w:t>、</w:t>
+      </w:r>
+      <w:r>
+        <w:rPr>
+          <w:rFonts w:hint="eastAsia"/>
+        </w:rPr>
+        <w:t>最大单步变化</w:t>
+      </w:r>
+      <w:r>
+        <w:rPr>
+          <w:rFonts w:hint="eastAsia"/>
+        </w:rPr>
+        <w:t>、</w:t>
+      </w:r>
+      <w:r>
+        <w:rPr>
+          <w:rFonts w:hint="eastAsia"/>
+        </w:rPr>
+        <w:t>变化方向一致性</w:t>
+      </w:r>
+    </w:p>
+    <w:p>
+      <w:pPr>
+        <w:ind w:firstLineChars="0" w:firstLine="0"/>
+        <w:rPr>
+          <w:rFonts w:hint="eastAsia"/>
+        </w:rPr>
+      </w:pPr>
+      <w:r>
+        <w:rPr>
+          <w:rFonts w:hint="eastAsia"/>
+        </w:rPr>
+        <w:t xml:space="preserve">7. </w:t>
+      </w:r>
+      <w:r>
+        <w:rPr>
+          <w:rFonts w:hint="eastAsia"/>
+        </w:rPr>
+        <w:t>频域特征</w:t>
+      </w:r>
+    </w:p>
+    <w:p>
+      <w:pPr>
+        <w:ind w:firstLine="480"/>
+        <w:rPr>
+          <w:rFonts w:hint="eastAsia"/>
+          <w:caps/>
+        </w:rPr>
+      </w:pPr>
+      <w:r>
+        <w:rPr>
+          <w:rFonts w:hint="eastAsia"/>
+        </w:rPr>
+        <w:t>主频</w:t>
+      </w:r>
+      <w:r>
+        <w:rPr>
+          <w:rFonts w:hint="eastAsia"/>
+        </w:rPr>
+        <w:t>、</w:t>
+      </w:r>
+      <w:r>
+        <w:rPr>
+          <w:rFonts w:hint="eastAsia"/>
+        </w:rPr>
+        <w:t>主频幅值</w:t>
+      </w:r>
+      <w:r>
+        <w:rPr>
+          <w:rFonts w:hint="eastAsia"/>
+        </w:rPr>
+        <w:t>、</w:t>
+      </w:r>
+      <w:r>
+        <w:rPr>
+          <w:rFonts w:hint="eastAsia"/>
+        </w:rPr>
+        <w:t>频谱能量</w:t>
+      </w:r>
+      <w:r>
+        <w:rPr>
+          <w:rFonts w:hint="eastAsia"/>
+        </w:rPr>
+        <w:t>、</w:t>
+      </w:r>
+      <w:r>
+        <w:rPr>
+          <w:rFonts w:hint="eastAsia"/>
+        </w:rPr>
+        <w:t>频谱熵</w:t>
+      </w:r>
     </w:p>
     <w:sectPr>
       <w:pgSz w:w="11906" w:h="16838"/>
@@ -2894,6 +5411,95 @@
 <file path=word/numbering.xml><?xml version="1.0" encoding="utf-8"?>
 <w:numbering xmlns:wpc="http://schemas.microsoft.com/office/word/2010/wordprocessingCanvas" xmlns:cx="http://schemas.microsoft.com/office/drawing/2014/chartex" xmlns:cx1="http://schemas.microsoft.com/office/drawing/2015/9/8/chartex" xmlns:cx2="http://schemas.microsoft.com/office/drawing/2015/10/21/chartex" xmlns:cx3="http://schemas.microsoft.com/office/drawing/2016/5/9/chartex" xmlns:cx4="http://schemas.microsoft.com/office/drawing/2016/5/10/chartex" xmlns:cx5="http://schemas.microsoft.com/office/drawing/2016/5/11/chartex" xmlns:cx6="http://schemas.microsoft.com/office/drawing/2016/5/12/chartex" xmlns:cx7="http://schemas.microsoft.com/office/drawing/2016/5/13/chartex" xmlns:cx8="http://schemas.microsoft.com/office/drawing/2016/5/14/chartex" xmlns:mc="http://schemas.openxmlformats.org/markup-compatibility/2006" xmlns:aink="http://schemas.microsoft.com/office/drawing/2016/ink" xmlns:am3d="http://schemas.microsoft.com/office/drawing/2017/model3d" xmlns:o="urn:schemas-microsoft-com:office:office" xmlns:oel="http://schemas.microsoft.com/office/2019/extlst" xmlns:r="http://schemas.openxmlformats.org/officeDocument/2006/relationships" xmlns:m="http://schemas.openxmlformats.org/officeDocument/2006/math" xmlns:v="urn:schemas-microsoft-com:vml" xmlns:wp14="http://schemas.microsoft.com/office/word/2010/wordprocessingDrawing" xmlns:wp="http://schemas.openxmlformats.org/drawingml/2006/wordprocessingDrawing" xmlns:w10="urn:schemas-microsoft-com:office:word" xmlns:w="http://schemas.openxmlformats.org/wordprocessingml/2006/main" xmlns:w14="http://schemas.microsoft.com/office/word/2010/wordml" xmlns:w15="http://schemas.microsoft.com/office/word/2012/wordml" xmlns:w16cex="http://schemas.microsoft.com/office/word/2018/wordml/cex" xmlns:w16cid="http://schemas.microsoft.com/office/word/2016/wordml/cid" xmlns:w16="http://schemas.microsoft.com/office/word/2018/wordml" xmlns:w16du="http://schemas.microsoft.com/office/word/2023/wordml/word16du" xmlns:w16sdtdh="http://schemas.microsoft.com/office/word/2020/wordml/sdtdatahash" xmlns:w16sdtfl="http://schemas.microsoft.com/office/word/2024/wordml/sdtformatlock" xmlns:w16se="http://schemas.microsoft.com/office/word/2015/wordml/symex" xmlns:wpg="http://schemas.microsoft.com/office/word/2010/wordprocessingGroup" xmlns:wpi="http://schemas.microsoft.com/office/word/2010/wordprocessingInk" xmlns:wne="http://schemas.microsoft.com/office/word/2006/wordml" xmlns:wps="http://schemas.microsoft.com/office/word/2010/wordprocessingShape" mc:Ignorable="w14 w15 w16se w16cid w16 w16cex w16sdtdh w16sdtfl w16du wp14">
   <w:abstractNum w:abstractNumId="0" w15:restartNumberingAfterBreak="0">
+    <w:nsid w:val="03172969"/>
+    <w:multiLevelType w:val="hybridMultilevel"/>
+    <w:tmpl w:val="11065ED8"/>
+    <w:lvl w:ilvl="0" w:tplc="6C3EFCD4">
+      <w:start w:val="1"/>
+      <w:numFmt w:val="decimal"/>
+      <w:lvlText w:val="%1."/>
+      <w:lvlJc w:val="left"/>
+      <w:pPr>
+        <w:ind w:left="360" w:hanging="360"/>
+      </w:pPr>
+      <w:rPr>
+        <w:rFonts w:hint="default"/>
+      </w:rPr>
+    </w:lvl>
+    <w:lvl w:ilvl="1" w:tplc="04090019" w:tentative="1">
+      <w:start w:val="1"/>
+      <w:numFmt w:val="lowerLetter"/>
+      <w:lvlText w:val="%2)"/>
+      <w:lvlJc w:val="left"/>
+      <w:pPr>
+        <w:ind w:left="880" w:hanging="440"/>
+      </w:pPr>
+    </w:lvl>
+    <w:lvl w:ilvl="2" w:tplc="0409001B" w:tentative="1">
+      <w:start w:val="1"/>
+      <w:numFmt w:val="lowerRoman"/>
+      <w:lvlText w:val="%3."/>
+      <w:lvlJc w:val="right"/>
+      <w:pPr>
+        <w:ind w:left="1320" w:hanging="440"/>
+      </w:pPr>
+    </w:lvl>
+    <w:lvl w:ilvl="3" w:tplc="0409000F" w:tentative="1">
+      <w:start w:val="1"/>
+      <w:numFmt w:val="decimal"/>
+      <w:lvlText w:val="%4."/>
+      <w:lvlJc w:val="left"/>
+      <w:pPr>
+        <w:ind w:left="1760" w:hanging="440"/>
+      </w:pPr>
+    </w:lvl>
+    <w:lvl w:ilvl="4" w:tplc="04090019" w:tentative="1">
+      <w:start w:val="1"/>
+      <w:numFmt w:val="lowerLetter"/>
+      <w:lvlText w:val="%5)"/>
+      <w:lvlJc w:val="left"/>
+      <w:pPr>
+        <w:ind w:left="2200" w:hanging="440"/>
+      </w:pPr>
+    </w:lvl>
+    <w:lvl w:ilvl="5" w:tplc="0409001B" w:tentative="1">
+      <w:start w:val="1"/>
+      <w:numFmt w:val="lowerRoman"/>
+      <w:lvlText w:val="%6."/>
+      <w:lvlJc w:val="right"/>
+      <w:pPr>
+        <w:ind w:left="2640" w:hanging="440"/>
+      </w:pPr>
+    </w:lvl>
+    <w:lvl w:ilvl="6" w:tplc="0409000F" w:tentative="1">
+      <w:start w:val="1"/>
+      <w:numFmt w:val="decimal"/>
+      <w:lvlText w:val="%7."/>
+      <w:lvlJc w:val="left"/>
+      <w:pPr>
+        <w:ind w:left="3080" w:hanging="440"/>
+      </w:pPr>
+    </w:lvl>
+    <w:lvl w:ilvl="7" w:tplc="04090019" w:tentative="1">
+      <w:start w:val="1"/>
+      <w:numFmt w:val="lowerLetter"/>
+      <w:lvlText w:val="%8)"/>
+      <w:lvlJc w:val="left"/>
+      <w:pPr>
+        <w:ind w:left="3520" w:hanging="440"/>
+      </w:pPr>
+    </w:lvl>
+    <w:lvl w:ilvl="8" w:tplc="0409001B" w:tentative="1">
+      <w:start w:val="1"/>
+      <w:numFmt w:val="lowerRoman"/>
+      <w:lvlText w:val="%9."/>
+      <w:lvlJc w:val="right"/>
+      <w:pPr>
+        <w:ind w:left="3960" w:hanging="440"/>
+      </w:pPr>
+    </w:lvl>
+  </w:abstractNum>
+  <w:abstractNum w:abstractNumId="1" w15:restartNumberingAfterBreak="0">
     <w:nsid w:val="10A65C85"/>
     <w:multiLevelType w:val="multilevel"/>
     <w:tmpl w:val="9A4E1552"/>
@@ -2980,7 +5586,119 @@
       </w:pPr>
     </w:lvl>
   </w:abstractNum>
-  <w:abstractNum w:abstractNumId="1" w15:restartNumberingAfterBreak="0">
+  <w:abstractNum w:abstractNumId="2" w15:restartNumberingAfterBreak="0">
+    <w:nsid w:val="299202B0"/>
+    <w:multiLevelType w:val="hybridMultilevel"/>
+    <w:tmpl w:val="EEC6A918"/>
+    <w:lvl w:ilvl="0" w:tplc="0556032C">
+      <w:numFmt w:val="bullet"/>
+      <w:lvlText w:val="-"/>
+      <w:lvlJc w:val="left"/>
+      <w:pPr>
+        <w:ind w:left="360" w:hanging="360"/>
+      </w:pPr>
+      <w:rPr>
+        <w:rFonts w:ascii="Times New Roman" w:eastAsia="宋体" w:hAnsi="Times New Roman" w:cs="Times New Roman" w:hint="default"/>
+      </w:rPr>
+    </w:lvl>
+    <w:lvl w:ilvl="1" w:tplc="04090003" w:tentative="1">
+      <w:start w:val="1"/>
+      <w:numFmt w:val="bullet"/>
+      <w:lvlText w:val=""/>
+      <w:lvlJc w:val="left"/>
+      <w:pPr>
+        <w:ind w:left="880" w:hanging="440"/>
+      </w:pPr>
+      <w:rPr>
+        <w:rFonts w:ascii="Wingdings" w:hAnsi="Wingdings" w:hint="default"/>
+      </w:rPr>
+    </w:lvl>
+    <w:lvl w:ilvl="2" w:tplc="04090005" w:tentative="1">
+      <w:start w:val="1"/>
+      <w:numFmt w:val="bullet"/>
+      <w:lvlText w:val=""/>
+      <w:lvlJc w:val="left"/>
+      <w:pPr>
+        <w:ind w:left="1320" w:hanging="440"/>
+      </w:pPr>
+      <w:rPr>
+        <w:rFonts w:ascii="Wingdings" w:hAnsi="Wingdings" w:hint="default"/>
+      </w:rPr>
+    </w:lvl>
+    <w:lvl w:ilvl="3" w:tplc="04090001" w:tentative="1">
+      <w:start w:val="1"/>
+      <w:numFmt w:val="bullet"/>
+      <w:lvlText w:val=""/>
+      <w:lvlJc w:val="left"/>
+      <w:pPr>
+        <w:ind w:left="1760" w:hanging="440"/>
+      </w:pPr>
+      <w:rPr>
+        <w:rFonts w:ascii="Wingdings" w:hAnsi="Wingdings" w:hint="default"/>
+      </w:rPr>
+    </w:lvl>
+    <w:lvl w:ilvl="4" w:tplc="04090003" w:tentative="1">
+      <w:start w:val="1"/>
+      <w:numFmt w:val="bullet"/>
+      <w:lvlText w:val=""/>
+      <w:lvlJc w:val="left"/>
+      <w:pPr>
+        <w:ind w:left="2200" w:hanging="440"/>
+      </w:pPr>
+      <w:rPr>
+        <w:rFonts w:ascii="Wingdings" w:hAnsi="Wingdings" w:hint="default"/>
+      </w:rPr>
+    </w:lvl>
+    <w:lvl w:ilvl="5" w:tplc="04090005" w:tentative="1">
+      <w:start w:val="1"/>
+      <w:numFmt w:val="bullet"/>
+      <w:lvlText w:val=""/>
+      <w:lvlJc w:val="left"/>
+      <w:pPr>
+        <w:ind w:left="2640" w:hanging="440"/>
+      </w:pPr>
+      <w:rPr>
+        <w:rFonts w:ascii="Wingdings" w:hAnsi="Wingdings" w:hint="default"/>
+      </w:rPr>
+    </w:lvl>
+    <w:lvl w:ilvl="6" w:tplc="04090001" w:tentative="1">
+      <w:start w:val="1"/>
+      <w:numFmt w:val="bullet"/>
+      <w:lvlText w:val=""/>
+      <w:lvlJc w:val="left"/>
+      <w:pPr>
+        <w:ind w:left="3080" w:hanging="440"/>
+      </w:pPr>
+      <w:rPr>
+        <w:rFonts w:ascii="Wingdings" w:hAnsi="Wingdings" w:hint="default"/>
+      </w:rPr>
+    </w:lvl>
+    <w:lvl w:ilvl="7" w:tplc="04090003" w:tentative="1">
+      <w:start w:val="1"/>
+      <w:numFmt w:val="bullet"/>
+      <w:lvlText w:val=""/>
+      <w:lvlJc w:val="left"/>
+      <w:pPr>
+        <w:ind w:left="3520" w:hanging="440"/>
+      </w:pPr>
+      <w:rPr>
+        <w:rFonts w:ascii="Wingdings" w:hAnsi="Wingdings" w:hint="default"/>
+      </w:rPr>
+    </w:lvl>
+    <w:lvl w:ilvl="8" w:tplc="04090005" w:tentative="1">
+      <w:start w:val="1"/>
+      <w:numFmt w:val="bullet"/>
+      <w:lvlText w:val=""/>
+      <w:lvlJc w:val="left"/>
+      <w:pPr>
+        <w:ind w:left="3960" w:hanging="440"/>
+      </w:pPr>
+      <w:rPr>
+        <w:rFonts w:ascii="Wingdings" w:hAnsi="Wingdings" w:hint="default"/>
+      </w:rPr>
+    </w:lvl>
+  </w:abstractNum>
+  <w:abstractNum w:abstractNumId="3" w15:restartNumberingAfterBreak="0">
     <w:nsid w:val="38A856A6"/>
     <w:multiLevelType w:val="hybridMultilevel"/>
     <w:tmpl w:val="53287FAE"/>
@@ -3075,7 +5793,7 @@
       </w:pPr>
     </w:lvl>
   </w:abstractNum>
-  <w:abstractNum w:abstractNumId="2" w15:restartNumberingAfterBreak="0">
+  <w:abstractNum w:abstractNumId="4" w15:restartNumberingAfterBreak="0">
     <w:nsid w:val="3B277AFA"/>
     <w:multiLevelType w:val="multilevel"/>
     <w:tmpl w:val="121C104C"/>
@@ -3194,7 +5912,7 @@
       </w:rPr>
     </w:lvl>
   </w:abstractNum>
-  <w:abstractNum w:abstractNumId="3" w15:restartNumberingAfterBreak="0">
+  <w:abstractNum w:abstractNumId="5" w15:restartNumberingAfterBreak="0">
     <w:nsid w:val="52607600"/>
     <w:multiLevelType w:val="hybridMultilevel"/>
     <w:tmpl w:val="359E69BE"/>
@@ -3283,7 +6001,7 @@
       </w:pPr>
     </w:lvl>
   </w:abstractNum>
-  <w:abstractNum w:abstractNumId="4" w15:restartNumberingAfterBreak="0">
+  <w:abstractNum w:abstractNumId="6" w15:restartNumberingAfterBreak="0">
     <w:nsid w:val="66AF0D6A"/>
     <w:multiLevelType w:val="hybridMultilevel"/>
     <w:tmpl w:val="9A4E1552"/>
@@ -3370,19 +6088,25 @@
     </w:lvl>
   </w:abstractNum>
   <w:num w:numId="1" w16cid:durableId="1889565698">
+    <w:abstractNumId w:val="5"/>
+  </w:num>
+  <w:num w:numId="2" w16cid:durableId="549461425">
+    <w:abstractNumId w:val="4"/>
+  </w:num>
+  <w:num w:numId="3" w16cid:durableId="590817658">
+    <w:abstractNumId w:val="6"/>
+  </w:num>
+  <w:num w:numId="4" w16cid:durableId="487477857">
+    <w:abstractNumId w:val="1"/>
+  </w:num>
+  <w:num w:numId="5" w16cid:durableId="1227765781">
     <w:abstractNumId w:val="3"/>
   </w:num>
-  <w:num w:numId="2" w16cid:durableId="549461425">
+  <w:num w:numId="6" w16cid:durableId="191574926">
     <w:abstractNumId w:val="2"/>
   </w:num>
-  <w:num w:numId="3" w16cid:durableId="590817658">
-    <w:abstractNumId w:val="4"/>
-  </w:num>
-  <w:num w:numId="4" w16cid:durableId="487477857">
+  <w:num w:numId="7" w16cid:durableId="1509059952">
     <w:abstractNumId w:val="0"/>
-  </w:num>
-  <w:num w:numId="5" w16cid:durableId="1227765781">
-    <w:abstractNumId w:val="1"/>
   </w:num>
 </w:numbering>
 </file>
@@ -4440,6 +7164,16 @@
       </w:tcPr>
     </w:tblStylePr>
   </w:style>
+  <w:style w:type="character" w:styleId="af5">
+    <w:name w:val="Placeholder Text"/>
+    <w:basedOn w:val="a0"/>
+    <w:uiPriority w:val="99"/>
+    <w:semiHidden/>
+    <w:rsid w:val="008B4977"/>
+    <w:rPr>
+      <w:color w:val="666666"/>
+    </w:rPr>
+  </w:style>
 </w:styles>
 </file>
 

--- a/docs/论文稿.docx
+++ b/docs/论文稿.docx
@@ -7,7 +7,6 @@
         <w:ind w:firstLineChars="0" w:firstLine="0"/>
         <w:jc w:val="center"/>
         <w:rPr>
-          <w:rFonts w:hint="eastAsia"/>
           <w:b/>
           <w:bCs/>
           <w:sz w:val="36"/>
@@ -2810,13 +2809,7 @@
         <w:rPr>
           <w:rFonts w:hint="eastAsia"/>
         </w:rPr>
-        <w:t>表：</w:t>
-      </w:r>
-      <w:r>
-        <w:rPr>
-          <w:rFonts w:hint="eastAsia"/>
-        </w:rPr>
-        <w:t>缺失模式</w:t>
+        <w:t>表：缺失模式</w:t>
       </w:r>
     </w:p>
     <w:tbl>
@@ -2944,7 +2937,6 @@
               <w:ind w:firstLineChars="0" w:firstLine="0"/>
               <w:jc w:val="center"/>
               <w:rPr>
-                <w:rFonts w:hint="eastAsia"/>
                 <w:sz w:val="21"/>
                 <w:szCs w:val="21"/>
               </w:rPr>
@@ -3041,6 +3033,13 @@
                 <w:sz w:val="21"/>
                 <w:szCs w:val="21"/>
               </w:rPr>
+              <w:t xml:space="preserve">SEQ: </w:t>
+            </w:r>
+            <w:r>
+              <w:rPr>
+                <w:sz w:val="21"/>
+                <w:szCs w:val="21"/>
+              </w:rPr>
               <w:t>Sequential Missing</w:t>
             </w:r>
           </w:p>
@@ -3140,11 +3139,1049 @@
     </w:tbl>
     <w:p>
       <w:pPr>
-        <w:pStyle w:val="10"/>
+        <w:ind w:firstLine="480"/>
+      </w:pPr>
+    </w:p>
+    <w:p>
+      <w:pPr>
+        <w:pStyle w:val="a9"/>
         <w:numPr>
           <w:ilvl w:val="0"/>
-          <w:numId w:val="0"/>
+          <w:numId w:val="11"/>
         </w:numPr>
+        <w:ind w:firstLineChars="0"/>
+        <w:rPr>
+          <w:rFonts w:hint="eastAsia"/>
+        </w:rPr>
+      </w:pPr>
+      <w:r>
+        <w:rPr>
+          <w:rFonts w:hint="eastAsia"/>
+        </w:rPr>
+        <w:t>在完全随机缺失</w:t>
+      </w:r>
+      <w:r>
+        <w:t>MCAR</w:t>
+      </w:r>
+      <w:r>
+        <w:rPr>
+          <w:rFonts w:hint="eastAsia"/>
+        </w:rPr>
+        <w:t>的情况下，缺失与站点</w:t>
+      </w:r>
+      <w:r>
+        <w:rPr>
+          <w:rFonts w:hint="eastAsia"/>
+        </w:rPr>
+        <w:t>s</w:t>
+      </w:r>
+      <w:r>
+        <w:rPr>
+          <w:rFonts w:hint="eastAsia"/>
+        </w:rPr>
+        <w:t>、时间</w:t>
+      </w:r>
+      <w:r>
+        <w:rPr>
+          <w:rFonts w:hint="eastAsia"/>
+        </w:rPr>
+        <w:t>t</w:t>
+      </w:r>
+      <w:r>
+        <w:rPr>
+          <w:rFonts w:hint="eastAsia"/>
+        </w:rPr>
+        <w:t>以及其他任何因素之间都无关，站点</w:t>
+      </w:r>
+      <w:r>
+        <w:rPr>
+          <w:rFonts w:hint="eastAsia"/>
+        </w:rPr>
+        <w:t>s</w:t>
+      </w:r>
+      <w:r>
+        <w:rPr>
+          <w:rFonts w:hint="eastAsia"/>
+        </w:rPr>
+        <w:t>在时刻</w:t>
+      </w:r>
+      <w:r>
+        <w:rPr>
+          <w:rFonts w:hint="eastAsia"/>
+        </w:rPr>
+        <w:t>t</w:t>
+      </w:r>
+      <w:r>
+        <w:rPr>
+          <w:rFonts w:hint="eastAsia"/>
+        </w:rPr>
+        <w:t>是否缺失</w:t>
+      </w:r>
+      <m:oMath>
+        <m:sSub>
+          <m:sSubPr>
+            <m:ctrlPr>
+              <w:rPr>
+                <w:rFonts w:ascii="Cambria Math" w:hAnsi="Cambria Math"/>
+                <w:i/>
+              </w:rPr>
+            </m:ctrlPr>
+          </m:sSubPr>
+          <m:e>
+            <m:r>
+              <w:rPr>
+                <w:rFonts w:ascii="Cambria Math" w:hAnsi="Cambria Math"/>
+              </w:rPr>
+              <m:t>z</m:t>
+            </m:r>
+          </m:e>
+          <m:sub>
+            <m:r>
+              <w:rPr>
+                <w:rFonts w:ascii="Cambria Math" w:hAnsi="Cambria Math"/>
+              </w:rPr>
+              <m:t>s,t</m:t>
+            </m:r>
+          </m:sub>
+        </m:sSub>
+        <m:r>
+          <w:rPr>
+            <w:rFonts w:ascii="Cambria Math" w:hAnsi="Cambria Math"/>
+          </w:rPr>
+          <m:t>~Bernoulli</m:t>
+        </m:r>
+        <m:d>
+          <m:dPr>
+            <m:ctrlPr>
+              <w:rPr>
+                <w:rFonts w:ascii="Cambria Math" w:hAnsi="Cambria Math"/>
+                <w:i/>
+              </w:rPr>
+            </m:ctrlPr>
+          </m:dPr>
+          <m:e>
+            <m:sSub>
+              <m:sSubPr>
+                <m:ctrlPr>
+                  <w:rPr>
+                    <w:rFonts w:ascii="Cambria Math" w:hAnsi="Cambria Math"/>
+                    <w:i/>
+                  </w:rPr>
+                </m:ctrlPr>
+              </m:sSubPr>
+              <m:e>
+                <m:r>
+                  <w:rPr>
+                    <w:rFonts w:ascii="Cambria Math" w:hAnsi="Cambria Math"/>
+                  </w:rPr>
+                  <m:t>p</m:t>
+                </m:r>
+              </m:e>
+              <m:sub>
+                <m:r>
+                  <w:rPr>
+                    <w:rFonts w:ascii="Cambria Math" w:hAnsi="Cambria Math"/>
+                  </w:rPr>
+                  <m:t>mcar</m:t>
+                </m:r>
+              </m:sub>
+            </m:sSub>
+          </m:e>
+        </m:d>
+      </m:oMath>
+      <w:r>
+        <w:rPr>
+          <w:rFonts w:hint="eastAsia"/>
+        </w:rPr>
+        <w:t>，即</w:t>
+      </w:r>
+    </w:p>
+    <w:p>
+      <w:pPr>
+        <w:ind w:firstLine="480"/>
+        <w:rPr>
+          <w:rFonts w:hint="eastAsia"/>
+        </w:rPr>
+      </w:pPr>
+      <m:oMathPara>
+        <m:oMath>
+          <m:r>
+            <w:rPr>
+              <w:rFonts w:ascii="Cambria Math" w:hAnsi="Cambria Math"/>
+            </w:rPr>
+            <m:t>P</m:t>
+          </m:r>
+          <m:d>
+            <m:dPr>
+              <m:ctrlPr>
+                <w:rPr>
+                  <w:rFonts w:ascii="Cambria Math" w:hAnsi="Cambria Math"/>
+                  <w:i/>
+                </w:rPr>
+              </m:ctrlPr>
+            </m:dPr>
+            <m:e>
+              <m:sSub>
+                <m:sSubPr>
+                  <m:ctrlPr>
+                    <w:rPr>
+                      <w:rFonts w:ascii="Cambria Math" w:hAnsi="Cambria Math"/>
+                      <w:i/>
+                    </w:rPr>
+                  </m:ctrlPr>
+                </m:sSubPr>
+                <m:e>
+                  <m:r>
+                    <w:rPr>
+                      <w:rFonts w:ascii="Cambria Math" w:hAnsi="Cambria Math"/>
+                    </w:rPr>
+                    <m:t>z</m:t>
+                  </m:r>
+                </m:e>
+                <m:sub>
+                  <m:r>
+                    <w:rPr>
+                      <w:rFonts w:ascii="Cambria Math" w:hAnsi="Cambria Math"/>
+                    </w:rPr>
+                    <m:t>s,t</m:t>
+                  </m:r>
+                </m:sub>
+              </m:sSub>
+              <m:r>
+                <w:rPr>
+                  <w:rFonts w:ascii="Cambria Math" w:hAnsi="Cambria Math"/>
+                </w:rPr>
+                <m:t>=1</m:t>
+              </m:r>
+            </m:e>
+          </m:d>
+          <m:r>
+            <w:rPr>
+              <w:rFonts w:ascii="Cambria Math" w:hAnsi="Cambria Math"/>
+            </w:rPr>
+            <m:t>=</m:t>
+          </m:r>
+          <m:sSub>
+            <m:sSubPr>
+              <m:ctrlPr>
+                <w:rPr>
+                  <w:rFonts w:ascii="Cambria Math" w:hAnsi="Cambria Math"/>
+                  <w:i/>
+                </w:rPr>
+              </m:ctrlPr>
+            </m:sSubPr>
+            <m:e>
+              <m:r>
+                <w:rPr>
+                  <w:rFonts w:ascii="Cambria Math" w:hAnsi="Cambria Math"/>
+                </w:rPr>
+                <m:t>p</m:t>
+              </m:r>
+            </m:e>
+            <m:sub>
+              <m:r>
+                <w:rPr>
+                  <w:rFonts w:ascii="Cambria Math" w:hAnsi="Cambria Math"/>
+                </w:rPr>
+                <m:t>mcar</m:t>
+              </m:r>
+            </m:sub>
+          </m:sSub>
+          <m:r>
+            <w:rPr>
+              <w:rFonts w:ascii="Cambria Math" w:hAnsi="Cambria Math"/>
+            </w:rPr>
+            <m:t>, ∀s=1,…,S;t=1,…,T.</m:t>
+          </m:r>
+        </m:oMath>
+      </m:oMathPara>
+    </w:p>
+    <w:p>
+      <w:pPr>
+        <w:pStyle w:val="a9"/>
+        <w:numPr>
+          <w:ilvl w:val="0"/>
+          <w:numId w:val="11"/>
+        </w:numPr>
+        <w:ind w:firstLineChars="0"/>
+      </w:pPr>
+      <w:r>
+        <w:rPr>
+          <w:rFonts w:hint="eastAsia"/>
+        </w:rPr>
+        <w:t>在序列缺失</w:t>
+      </w:r>
+      <w:r>
+        <w:rPr>
+          <w:rFonts w:hint="eastAsia"/>
+        </w:rPr>
+        <w:t>SEQ</w:t>
+      </w:r>
+      <w:r>
+        <w:rPr>
+          <w:rFonts w:hint="eastAsia"/>
+        </w:rPr>
+        <w:t>的情况下，</w:t>
+      </w:r>
+      <w:r>
+        <w:rPr>
+          <w:rFonts w:hint="eastAsia"/>
+        </w:rPr>
+        <w:t>缺失在时间轴上</w:t>
+      </w:r>
+      <w:r>
+        <w:rPr>
+          <w:rFonts w:ascii="Segoe UI" w:hAnsi="Segoe UI" w:cs="Segoe UI"/>
+          <w:color w:val="0F0F0F"/>
+          <w:sz w:val="23"/>
+          <w:szCs w:val="23"/>
+          <w:shd w:val="clear" w:color="auto" w:fill="FFFFFF"/>
+        </w:rPr>
+        <w:t>呈连续块，且每个站点的缺失块长度从预设分布</w:t>
+      </w:r>
+      <m:oMath>
+        <m:sSub>
+          <m:sSubPr>
+            <m:ctrlPr>
+              <w:rPr>
+                <w:rFonts w:ascii="Cambria Math" w:hAnsi="Cambria Math"/>
+              </w:rPr>
+            </m:ctrlPr>
+          </m:sSubPr>
+          <m:e>
+            <m:r>
+              <m:rPr>
+                <m:scr m:val="script"/>
+              </m:rPr>
+              <w:rPr>
+                <w:rFonts w:ascii="Cambria Math" w:hAnsi="Cambria Math"/>
+              </w:rPr>
+              <m:t>D</m:t>
+            </m:r>
+          </m:e>
+          <m:sub>
+            <m:r>
+              <m:rPr>
+                <m:nor/>
+              </m:rPr>
+              <w:rPr>
+                <w:rFonts w:ascii="Cambria Math" w:hint="eastAsia"/>
+              </w:rPr>
+              <m:t>SEQ</m:t>
+            </m:r>
+            <m:ctrlPr>
+              <w:rPr>
+                <w:rFonts w:ascii="Cambria Math" w:hAnsi="Cambria Math" w:hint="eastAsia"/>
+              </w:rPr>
+            </m:ctrlPr>
+          </m:sub>
+        </m:sSub>
+      </m:oMath>
+      <w:r>
+        <w:rPr>
+          <w:rFonts w:ascii="Segoe UI" w:hAnsi="Segoe UI" w:cs="Segoe UI"/>
+          <w:color w:val="0F0F0F"/>
+          <w:sz w:val="23"/>
+          <w:szCs w:val="23"/>
+          <w:shd w:val="clear" w:color="auto" w:fill="FFFFFF"/>
+        </w:rPr>
+        <w:t>采样。</w:t>
+      </w:r>
+      <w:r>
+        <w:rPr>
+          <w:rFonts w:ascii="Segoe UI" w:hAnsi="Segoe UI" w:cs="Segoe UI"/>
+          <w:color w:val="0F0F0F"/>
+          <w:sz w:val="23"/>
+          <w:szCs w:val="23"/>
+          <w:shd w:val="clear" w:color="auto" w:fill="FFFFFF"/>
+        </w:rPr>
+        <w:t>对站点</w:t>
+      </w:r>
+      <w:r>
+        <w:rPr>
+          <w:rFonts w:ascii="Segoe UI" w:hAnsi="Segoe UI" w:cs="Segoe UI"/>
+          <w:color w:val="0F0F0F"/>
+          <w:sz w:val="23"/>
+          <w:szCs w:val="23"/>
+          <w:shd w:val="clear" w:color="auto" w:fill="FFFFFF"/>
+        </w:rPr>
+        <w:t> </w:t>
+      </w:r>
+      <m:oMath>
+        <m:r>
+          <w:rPr>
+            <w:rFonts w:ascii="Cambria Math" w:hAnsi="Cambria Math" w:cs="Segoe UI" w:hint="eastAsia"/>
+            <w:color w:val="0F0F0F"/>
+            <w:sz w:val="23"/>
+            <w:szCs w:val="23"/>
+            <w:shd w:val="clear" w:color="auto" w:fill="FFFFFF"/>
+          </w:rPr>
+          <m:t>s</m:t>
+        </m:r>
+      </m:oMath>
+      <w:r>
+        <w:rPr>
+          <w:rFonts w:ascii="Segoe UI" w:hAnsi="Segoe UI" w:cs="Segoe UI"/>
+          <w:color w:val="0F0F0F"/>
+          <w:sz w:val="23"/>
+          <w:szCs w:val="23"/>
+          <w:shd w:val="clear" w:color="auto" w:fill="FFFFFF"/>
+        </w:rPr>
+        <w:t>，随机选定缺失块起始时间</w:t>
+      </w:r>
+      <w:r>
+        <w:rPr>
+          <w:rFonts w:ascii="Segoe UI" w:hAnsi="Segoe UI" w:cs="Segoe UI"/>
+          <w:color w:val="0F0F0F"/>
+          <w:sz w:val="23"/>
+          <w:szCs w:val="23"/>
+          <w:shd w:val="clear" w:color="auto" w:fill="FFFFFF"/>
+        </w:rPr>
+        <w:t> </w:t>
+      </w:r>
+      <m:oMath>
+        <m:sSubSup>
+          <m:sSubSupPr>
+            <m:ctrlPr>
+              <w:rPr>
+                <w:rFonts w:ascii="Cambria Math" w:hAnsi="Cambria Math" w:cs="Segoe UI"/>
+                <w:i/>
+                <w:color w:val="0F0F0F"/>
+                <w:sz w:val="23"/>
+                <w:szCs w:val="23"/>
+                <w:shd w:val="clear" w:color="auto" w:fill="FFFFFF"/>
+              </w:rPr>
+            </m:ctrlPr>
+          </m:sSubSupPr>
+          <m:e>
+            <m:r>
+              <w:rPr>
+                <w:rFonts w:ascii="Cambria Math" w:hAnsi="Cambria Math" w:cs="Segoe UI"/>
+                <w:color w:val="0F0F0F"/>
+                <w:sz w:val="23"/>
+                <w:szCs w:val="23"/>
+                <w:shd w:val="clear" w:color="auto" w:fill="FFFFFF"/>
+              </w:rPr>
+              <m:t>t</m:t>
+            </m:r>
+          </m:e>
+          <m:sub>
+            <m:r>
+              <w:rPr>
+                <w:rFonts w:ascii="Cambria Math" w:hAnsi="Cambria Math" w:cs="Segoe UI"/>
+                <w:color w:val="0F0F0F"/>
+                <w:sz w:val="23"/>
+                <w:szCs w:val="23"/>
+                <w:shd w:val="clear" w:color="auto" w:fill="FFFFFF"/>
+              </w:rPr>
+              <m:t>s</m:t>
+            </m:r>
+          </m:sub>
+          <m:sup>
+            <m:d>
+              <m:dPr>
+                <m:ctrlPr>
+                  <w:rPr>
+                    <w:rFonts w:ascii="Cambria Math" w:hAnsi="Cambria Math" w:cs="Segoe UI"/>
+                    <w:i/>
+                    <w:color w:val="0F0F0F"/>
+                    <w:sz w:val="23"/>
+                    <w:szCs w:val="23"/>
+                    <w:shd w:val="clear" w:color="auto" w:fill="FFFFFF"/>
+                  </w:rPr>
+                </m:ctrlPr>
+              </m:dPr>
+              <m:e>
+                <m:r>
+                  <w:rPr>
+                    <w:rFonts w:ascii="Cambria Math" w:hAnsi="Cambria Math" w:cs="Segoe UI"/>
+                    <w:color w:val="0F0F0F"/>
+                    <w:sz w:val="23"/>
+                    <w:szCs w:val="23"/>
+                    <w:shd w:val="clear" w:color="auto" w:fill="FFFFFF"/>
+                  </w:rPr>
+                  <m:t>i</m:t>
+                </m:r>
+              </m:e>
+            </m:d>
+          </m:sup>
+        </m:sSubSup>
+        <m:r>
+          <w:rPr>
+            <w:rFonts w:ascii="Cambria Math" w:hAnsi="Cambria Math" w:cs="Segoe UI"/>
+            <w:color w:val="0F0F0F"/>
+            <w:sz w:val="23"/>
+            <w:szCs w:val="23"/>
+            <w:shd w:val="clear" w:color="auto" w:fill="FFFFFF"/>
+          </w:rPr>
+          <m:t>∈</m:t>
+        </m:r>
+        <m:d>
+          <m:dPr>
+            <m:begChr m:val="{"/>
+            <m:endChr m:val="}"/>
+            <m:ctrlPr>
+              <w:rPr>
+                <w:rFonts w:ascii="Cambria Math" w:hAnsi="Cambria Math" w:cs="Segoe UI"/>
+                <w:i/>
+                <w:color w:val="0F0F0F"/>
+                <w:sz w:val="23"/>
+                <w:szCs w:val="23"/>
+                <w:shd w:val="clear" w:color="auto" w:fill="FFFFFF"/>
+              </w:rPr>
+            </m:ctrlPr>
+          </m:dPr>
+          <m:e>
+            <m:r>
+              <w:rPr>
+                <w:rFonts w:ascii="Cambria Math" w:hAnsi="Cambria Math" w:cs="Segoe UI"/>
+                <w:color w:val="0F0F0F"/>
+                <w:sz w:val="23"/>
+                <w:szCs w:val="23"/>
+                <w:shd w:val="clear" w:color="auto" w:fill="FFFFFF"/>
+              </w:rPr>
+              <m:t>1,…,T</m:t>
+            </m:r>
+          </m:e>
+        </m:d>
+        <m:r>
+          <w:rPr>
+            <w:rFonts w:ascii="Cambria Math" w:hAnsi="Cambria Math" w:cs="Segoe UI"/>
+            <w:color w:val="0F0F0F"/>
+            <w:sz w:val="23"/>
+            <w:szCs w:val="23"/>
+            <w:shd w:val="clear" w:color="auto" w:fill="FFFFFF"/>
+          </w:rPr>
+          <m:t>, i=1,…,</m:t>
+        </m:r>
+        <m:sSub>
+          <m:sSubPr>
+            <m:ctrlPr>
+              <w:rPr>
+                <w:rFonts w:ascii="Cambria Math" w:hAnsi="Cambria Math" w:cs="Segoe UI"/>
+                <w:i/>
+                <w:color w:val="0F0F0F"/>
+                <w:sz w:val="23"/>
+                <w:szCs w:val="23"/>
+                <w:shd w:val="clear" w:color="auto" w:fill="FFFFFF"/>
+              </w:rPr>
+            </m:ctrlPr>
+          </m:sSubPr>
+          <m:e>
+            <m:r>
+              <w:rPr>
+                <w:rFonts w:ascii="Cambria Math" w:hAnsi="Cambria Math" w:cs="Segoe UI"/>
+                <w:color w:val="0F0F0F"/>
+                <w:sz w:val="23"/>
+                <w:szCs w:val="23"/>
+                <w:shd w:val="clear" w:color="auto" w:fill="FFFFFF"/>
+              </w:rPr>
+              <m:t>s</m:t>
+            </m:r>
+          </m:e>
+          <m:sub>
+            <m:r>
+              <w:rPr>
+                <w:rFonts w:ascii="Cambria Math" w:hAnsi="Cambria Math" w:cs="Segoe UI"/>
+                <w:color w:val="0F0F0F"/>
+                <w:sz w:val="23"/>
+                <w:szCs w:val="23"/>
+                <w:shd w:val="clear" w:color="auto" w:fill="FFFFFF"/>
+              </w:rPr>
+              <m:t>i</m:t>
+            </m:r>
+          </m:sub>
+        </m:sSub>
+      </m:oMath>
+      <w:r>
+        <w:rPr>
+          <w:rFonts w:ascii="Segoe UI" w:hAnsi="Segoe UI" w:cs="Segoe UI"/>
+          <w:color w:val="0F0F0F"/>
+          <w:sz w:val="23"/>
+          <w:szCs w:val="23"/>
+          <w:shd w:val="clear" w:color="auto" w:fill="FFFFFF"/>
+        </w:rPr>
+        <w:t>.</w:t>
+      </w:r>
+    </w:p>
+    <w:p>
+      <w:pPr>
+        <w:ind w:firstLineChars="0" w:firstLine="0"/>
+        <w:rPr>
+          <w:rFonts w:ascii="Segoe UI" w:hAnsi="Segoe UI" w:cs="Segoe UI"/>
+          <w:color w:val="0F0F0F"/>
+          <w:sz w:val="23"/>
+          <w:szCs w:val="23"/>
+          <w:shd w:val="clear" w:color="auto" w:fill="FFFFFF"/>
+        </w:rPr>
+      </w:pPr>
+      <w:r>
+        <w:rPr>
+          <w:rFonts w:ascii="Segoe UI" w:hAnsi="Segoe UI" w:cs="Segoe UI"/>
+          <w:color w:val="0F0F0F"/>
+          <w:sz w:val="23"/>
+          <w:szCs w:val="23"/>
+          <w:shd w:val="clear" w:color="auto" w:fill="FFFFFF"/>
+        </w:rPr>
+        <w:t>采样块长度</w:t>
+      </w:r>
+      <w:r>
+        <w:rPr>
+          <w:rFonts w:ascii="Segoe UI" w:hAnsi="Segoe UI" w:cs="Segoe UI"/>
+          <w:color w:val="0F0F0F"/>
+          <w:sz w:val="23"/>
+          <w:szCs w:val="23"/>
+          <w:shd w:val="clear" w:color="auto" w:fill="FFFFFF"/>
+        </w:rPr>
+        <w:t> </w:t>
+      </w:r>
+      <m:oMath>
+        <m:sSub>
+          <m:sSubPr>
+            <m:ctrlPr>
+              <w:rPr>
+                <w:rFonts w:ascii="Cambria Math" w:hAnsi="Cambria Math" w:cs="Segoe UI"/>
+                <w:color w:val="0F0F0F"/>
+                <w:sz w:val="23"/>
+                <w:szCs w:val="23"/>
+                <w:shd w:val="clear" w:color="auto" w:fill="FFFFFF"/>
+              </w:rPr>
+            </m:ctrlPr>
+          </m:sSubPr>
+          <m:e>
+            <m:r>
+              <w:rPr>
+                <w:rFonts w:ascii="Cambria Math" w:hAnsi="Cambria Math" w:cs="Segoe UI"/>
+                <w:color w:val="0F0F0F"/>
+                <w:sz w:val="23"/>
+                <w:szCs w:val="23"/>
+                <w:shd w:val="clear" w:color="auto" w:fill="FFFFFF"/>
+              </w:rPr>
+              <m:t>L</m:t>
+            </m:r>
+          </m:e>
+          <m:sub>
+            <m:r>
+              <w:rPr>
+                <w:rFonts w:ascii="Cambria Math" w:hAnsi="Cambria Math" w:cs="Segoe UI"/>
+                <w:color w:val="0F0F0F"/>
+                <w:sz w:val="23"/>
+                <w:szCs w:val="23"/>
+                <w:shd w:val="clear" w:color="auto" w:fill="FFFFFF"/>
+              </w:rPr>
+              <m:t>i</m:t>
+            </m:r>
+          </m:sub>
+        </m:sSub>
+        <m:r>
+          <w:rPr>
+            <w:rFonts w:ascii="Cambria Math" w:hAnsi="Cambria Math" w:cs="Segoe UI"/>
+            <w:color w:val="0F0F0F"/>
+            <w:sz w:val="23"/>
+            <w:szCs w:val="23"/>
+            <w:shd w:val="clear" w:color="auto" w:fill="FFFFFF"/>
+          </w:rPr>
+          <m:t>∼</m:t>
+        </m:r>
+        <m:sSub>
+          <m:sSubPr>
+            <m:ctrlPr>
+              <w:rPr>
+                <w:rFonts w:ascii="Cambria Math" w:hAnsi="Cambria Math" w:cs="Segoe UI"/>
+                <w:color w:val="0F0F0F"/>
+                <w:sz w:val="23"/>
+                <w:szCs w:val="23"/>
+                <w:shd w:val="clear" w:color="auto" w:fill="FFFFFF"/>
+              </w:rPr>
+            </m:ctrlPr>
+          </m:sSubPr>
+          <m:e>
+            <m:r>
+              <m:rPr>
+                <m:scr m:val="script"/>
+              </m:rPr>
+              <w:rPr>
+                <w:rFonts w:ascii="Cambria Math" w:hAnsi="Cambria Math" w:cs="Segoe UI"/>
+                <w:color w:val="0F0F0F"/>
+                <w:sz w:val="23"/>
+                <w:szCs w:val="23"/>
+                <w:shd w:val="clear" w:color="auto" w:fill="FFFFFF"/>
+              </w:rPr>
+              <m:t>D</m:t>
+            </m:r>
+          </m:e>
+          <m:sub>
+            <m:r>
+              <m:rPr>
+                <m:nor/>
+              </m:rPr>
+              <w:rPr>
+                <w:rFonts w:ascii="Segoe UI" w:hAnsi="Segoe UI" w:cs="Segoe UI"/>
+                <w:color w:val="0F0F0F"/>
+                <w:sz w:val="23"/>
+                <w:szCs w:val="23"/>
+                <w:shd w:val="clear" w:color="auto" w:fill="FFFFFF"/>
+              </w:rPr>
+              <m:t>len</m:t>
+            </m:r>
+          </m:sub>
+        </m:sSub>
+      </m:oMath>
+      <w:r>
+        <w:rPr>
+          <w:rFonts w:ascii="Segoe UI" w:hAnsi="Segoe UI" w:cs="Segoe UI"/>
+          <w:color w:val="0F0F0F"/>
+          <w:sz w:val="23"/>
+          <w:szCs w:val="23"/>
+          <w:shd w:val="clear" w:color="auto" w:fill="FFFFFF"/>
+        </w:rPr>
+        <w:t>（如几何分布、负二项分布等）。对</w:t>
+      </w:r>
+      <w:r>
+        <w:rPr>
+          <w:rFonts w:ascii="Segoe UI" w:hAnsi="Segoe UI" w:cs="Segoe UI"/>
+          <w:color w:val="0F0F0F"/>
+          <w:sz w:val="23"/>
+          <w:szCs w:val="23"/>
+          <w:shd w:val="clear" w:color="auto" w:fill="FFFFFF"/>
+        </w:rPr>
+        <w:t> </w:t>
+      </w:r>
+      <m:oMath>
+        <m:r>
+          <w:rPr>
+            <w:rFonts w:ascii="Cambria Math" w:hAnsi="Cambria Math" w:cs="Segoe UI"/>
+            <w:color w:val="0F0F0F"/>
+            <w:sz w:val="23"/>
+            <w:szCs w:val="23"/>
+            <w:shd w:val="clear" w:color="auto" w:fill="FFFFFF"/>
+          </w:rPr>
+          <m:t>t∈[</m:t>
+        </m:r>
+        <m:sSub>
+          <m:sSubPr>
+            <m:ctrlPr>
+              <w:rPr>
+                <w:rFonts w:ascii="Cambria Math" w:hAnsi="Cambria Math" w:cs="Segoe UI"/>
+                <w:color w:val="0F0F0F"/>
+                <w:sz w:val="23"/>
+                <w:szCs w:val="23"/>
+                <w:shd w:val="clear" w:color="auto" w:fill="FFFFFF"/>
+              </w:rPr>
+            </m:ctrlPr>
+          </m:sSubPr>
+          <m:e>
+            <m:r>
+              <w:rPr>
+                <w:rFonts w:ascii="Cambria Math" w:hAnsi="Cambria Math" w:cs="Segoe UI"/>
+                <w:color w:val="0F0F0F"/>
+                <w:sz w:val="23"/>
+                <w:szCs w:val="23"/>
+                <w:shd w:val="clear" w:color="auto" w:fill="FFFFFF"/>
+              </w:rPr>
+              <m:t>s</m:t>
+            </m:r>
+          </m:e>
+          <m:sub>
+            <m:r>
+              <w:rPr>
+                <w:rFonts w:ascii="Cambria Math" w:hAnsi="Cambria Math" w:cs="Segoe UI"/>
+                <w:color w:val="0F0F0F"/>
+                <w:sz w:val="23"/>
+                <w:szCs w:val="23"/>
+                <w:shd w:val="clear" w:color="auto" w:fill="FFFFFF"/>
+              </w:rPr>
+              <m:t>i</m:t>
+            </m:r>
+          </m:sub>
+        </m:sSub>
+        <m:r>
+          <w:rPr>
+            <w:rFonts w:ascii="Cambria Math" w:hAnsi="Cambria Math" w:cs="Segoe UI"/>
+            <w:color w:val="0F0F0F"/>
+            <w:sz w:val="23"/>
+            <w:szCs w:val="23"/>
+            <w:shd w:val="clear" w:color="auto" w:fill="FFFFFF"/>
+          </w:rPr>
+          <m:t>,</m:t>
+        </m:r>
+        <m:r>
+          <m:rPr>
+            <m:sty m:val="p"/>
+          </m:rPr>
+          <w:rPr>
+            <w:rFonts w:ascii="Cambria Math" w:hAnsi="Cambria Math" w:cs="Segoe UI"/>
+            <w:color w:val="0F0F0F"/>
+            <w:sz w:val="23"/>
+            <w:szCs w:val="23"/>
+            <w:shd w:val="clear" w:color="auto" w:fill="FFFFFF"/>
+          </w:rPr>
+          <m:t>min</m:t>
+        </m:r>
+        <m:r>
+          <w:rPr>
+            <w:rFonts w:ascii="Cambria Math" w:hAnsi="Cambria Math" w:cs="Segoe UI"/>
+            <w:color w:val="0F0F0F"/>
+            <w:sz w:val="23"/>
+            <w:szCs w:val="23"/>
+            <w:shd w:val="clear" w:color="auto" w:fill="FFFFFF"/>
+          </w:rPr>
+          <m:t>⁡(</m:t>
+        </m:r>
+        <m:sSub>
+          <m:sSubPr>
+            <m:ctrlPr>
+              <w:rPr>
+                <w:rFonts w:ascii="Cambria Math" w:hAnsi="Cambria Math" w:cs="Segoe UI"/>
+                <w:color w:val="0F0F0F"/>
+                <w:sz w:val="23"/>
+                <w:szCs w:val="23"/>
+                <w:shd w:val="clear" w:color="auto" w:fill="FFFFFF"/>
+              </w:rPr>
+            </m:ctrlPr>
+          </m:sSubPr>
+          <m:e>
+            <m:r>
+              <w:rPr>
+                <w:rFonts w:ascii="Cambria Math" w:hAnsi="Cambria Math" w:cs="Segoe UI"/>
+                <w:color w:val="0F0F0F"/>
+                <w:sz w:val="23"/>
+                <w:szCs w:val="23"/>
+                <w:shd w:val="clear" w:color="auto" w:fill="FFFFFF"/>
+              </w:rPr>
+              <m:t>s</m:t>
+            </m:r>
+          </m:e>
+          <m:sub>
+            <m:r>
+              <w:rPr>
+                <w:rFonts w:ascii="Cambria Math" w:hAnsi="Cambria Math" w:cs="Segoe UI"/>
+                <w:color w:val="0F0F0F"/>
+                <w:sz w:val="23"/>
+                <w:szCs w:val="23"/>
+                <w:shd w:val="clear" w:color="auto" w:fill="FFFFFF"/>
+              </w:rPr>
+              <m:t>i</m:t>
+            </m:r>
+          </m:sub>
+        </m:sSub>
+        <m:r>
+          <w:rPr>
+            <w:rFonts w:ascii="Cambria Math" w:hAnsi="Cambria Math" w:cs="Segoe UI"/>
+            <w:color w:val="0F0F0F"/>
+            <w:sz w:val="23"/>
+            <w:szCs w:val="23"/>
+            <w:shd w:val="clear" w:color="auto" w:fill="FFFFFF"/>
+          </w:rPr>
+          <m:t>+</m:t>
+        </m:r>
+        <m:sSub>
+          <m:sSubPr>
+            <m:ctrlPr>
+              <w:rPr>
+                <w:rFonts w:ascii="Cambria Math" w:hAnsi="Cambria Math" w:cs="Segoe UI"/>
+                <w:color w:val="0F0F0F"/>
+                <w:sz w:val="23"/>
+                <w:szCs w:val="23"/>
+                <w:shd w:val="clear" w:color="auto" w:fill="FFFFFF"/>
+              </w:rPr>
+            </m:ctrlPr>
+          </m:sSubPr>
+          <m:e>
+            <m:r>
+              <w:rPr>
+                <w:rFonts w:ascii="Cambria Math" w:hAnsi="Cambria Math" w:cs="Segoe UI"/>
+                <w:color w:val="0F0F0F"/>
+                <w:sz w:val="23"/>
+                <w:szCs w:val="23"/>
+                <w:shd w:val="clear" w:color="auto" w:fill="FFFFFF"/>
+              </w:rPr>
+              <m:t>L</m:t>
+            </m:r>
+          </m:e>
+          <m:sub>
+            <m:r>
+              <w:rPr>
+                <w:rFonts w:ascii="Cambria Math" w:hAnsi="Cambria Math" w:cs="Segoe UI"/>
+                <w:color w:val="0F0F0F"/>
+                <w:sz w:val="23"/>
+                <w:szCs w:val="23"/>
+                <w:shd w:val="clear" w:color="auto" w:fill="FFFFFF"/>
+              </w:rPr>
+              <m:t>i</m:t>
+            </m:r>
+          </m:sub>
+        </m:sSub>
+        <m:r>
+          <w:rPr>
+            <w:rFonts w:ascii="Cambria Math" w:hAnsi="Cambria Math" w:cs="Segoe UI"/>
+            <w:color w:val="0F0F0F"/>
+            <w:sz w:val="23"/>
+            <w:szCs w:val="23"/>
+            <w:shd w:val="clear" w:color="auto" w:fill="FFFFFF"/>
+          </w:rPr>
+          <m:t>-1,T)]</m:t>
+        </m:r>
+      </m:oMath>
+      <w:r>
+        <w:rPr>
+          <w:rFonts w:ascii="Segoe UI" w:hAnsi="Segoe UI" w:cs="Segoe UI"/>
+          <w:color w:val="0F0F0F"/>
+          <w:sz w:val="23"/>
+          <w:szCs w:val="23"/>
+          <w:shd w:val="clear" w:color="auto" w:fill="FFFFFF"/>
+        </w:rPr>
+        <w:t>，设</w:t>
+      </w:r>
+      <w:r>
+        <w:rPr>
+          <w:rFonts w:ascii="Segoe UI" w:hAnsi="Segoe UI" w:cs="Segoe UI"/>
+          <w:color w:val="0F0F0F"/>
+          <w:sz w:val="23"/>
+          <w:szCs w:val="23"/>
+          <w:shd w:val="clear" w:color="auto" w:fill="FFFFFF"/>
+        </w:rPr>
+        <w:t> </w:t>
+      </w:r>
+      <m:oMath>
+        <m:sSub>
+          <m:sSubPr>
+            <m:ctrlPr>
+              <w:rPr>
+                <w:rFonts w:ascii="Cambria Math" w:hAnsi="Cambria Math" w:cs="Segoe UI"/>
+                <w:color w:val="0F0F0F"/>
+                <w:sz w:val="23"/>
+                <w:szCs w:val="23"/>
+                <w:shd w:val="clear" w:color="auto" w:fill="FFFFFF"/>
+              </w:rPr>
+            </m:ctrlPr>
+          </m:sSubPr>
+          <m:e>
+            <m:r>
+              <w:rPr>
+                <w:rFonts w:ascii="Cambria Math" w:hAnsi="Cambria Math" w:cs="Segoe UI"/>
+                <w:color w:val="0F0F0F"/>
+                <w:sz w:val="23"/>
+                <w:szCs w:val="23"/>
+                <w:shd w:val="clear" w:color="auto" w:fill="FFFFFF"/>
+              </w:rPr>
+              <m:t>z</m:t>
+            </m:r>
+          </m:e>
+          <m:sub>
+            <m:r>
+              <w:rPr>
+                <w:rFonts w:ascii="Cambria Math" w:hAnsi="Cambria Math" w:cs="Segoe UI"/>
+                <w:color w:val="0F0F0F"/>
+                <w:sz w:val="23"/>
+                <w:szCs w:val="23"/>
+                <w:shd w:val="clear" w:color="auto" w:fill="FFFFFF"/>
+              </w:rPr>
+              <m:t>i,t</m:t>
+            </m:r>
+          </m:sub>
+        </m:sSub>
+        <m:r>
+          <w:rPr>
+            <w:rFonts w:ascii="Cambria Math" w:hAnsi="Cambria Math" w:cs="Segoe UI"/>
+            <w:color w:val="0F0F0F"/>
+            <w:sz w:val="23"/>
+            <w:szCs w:val="23"/>
+            <w:shd w:val="clear" w:color="auto" w:fill="FFFFFF"/>
+          </w:rPr>
+          <m:t>=1</m:t>
+        </m:r>
+      </m:oMath>
+      <w:r>
+        <w:rPr>
+          <w:rFonts w:ascii="Segoe UI" w:hAnsi="Segoe UI" w:cs="Segoe UI"/>
+          <w:color w:val="0F0F0F"/>
+          <w:sz w:val="23"/>
+          <w:szCs w:val="23"/>
+          <w:shd w:val="clear" w:color="auto" w:fill="FFFFFF"/>
+        </w:rPr>
+        <w:t>；其余为</w:t>
+      </w:r>
+      <w:r>
+        <w:rPr>
+          <w:rFonts w:ascii="Segoe UI" w:hAnsi="Segoe UI" w:cs="Segoe UI"/>
+          <w:color w:val="0F0F0F"/>
+          <w:sz w:val="23"/>
+          <w:szCs w:val="23"/>
+          <w:shd w:val="clear" w:color="auto" w:fill="FFFFFF"/>
+        </w:rPr>
+        <w:t xml:space="preserve"> 0</w:t>
+      </w:r>
+      <w:r>
+        <w:rPr>
+          <w:rFonts w:ascii="Segoe UI" w:hAnsi="Segoe UI" w:cs="Segoe UI"/>
+          <w:color w:val="0F0F0F"/>
+          <w:sz w:val="23"/>
+          <w:szCs w:val="23"/>
+          <w:shd w:val="clear" w:color="auto" w:fill="FFFFFF"/>
+        </w:rPr>
+        <w:t>。</w:t>
+      </w:r>
+    </w:p>
+    <w:p>
+      <w:pPr>
+        <w:ind w:firstLine="460"/>
+        <w:rPr>
+          <w:rFonts w:ascii="Segoe UI" w:hAnsi="Segoe UI" w:cs="Segoe UI"/>
+          <w:color w:val="0F0F0F"/>
+          <w:sz w:val="23"/>
+          <w:szCs w:val="23"/>
+          <w:shd w:val="clear" w:color="auto" w:fill="FFFFFF"/>
+        </w:rPr>
+      </w:pPr>
+    </w:p>
+    <w:p>
+      <w:pPr>
+        <w:ind w:firstLine="460"/>
+        <w:rPr>
+          <w:rFonts w:ascii="Segoe UI" w:hAnsi="Segoe UI" w:cs="Segoe UI"/>
+          <w:color w:val="0F0F0F"/>
+          <w:sz w:val="23"/>
+          <w:szCs w:val="23"/>
+          <w:shd w:val="clear" w:color="auto" w:fill="FFFFFF"/>
+        </w:rPr>
+      </w:pPr>
+    </w:p>
+    <w:p>
+      <w:pPr>
+        <w:ind w:firstLine="460"/>
+        <w:rPr>
+          <w:rFonts w:ascii="Segoe UI" w:hAnsi="Segoe UI" w:cs="Segoe UI"/>
+          <w:color w:val="0F0F0F"/>
+          <w:sz w:val="23"/>
+          <w:szCs w:val="23"/>
+          <w:shd w:val="clear" w:color="auto" w:fill="FFFFFF"/>
+        </w:rPr>
+      </w:pPr>
+    </w:p>
+    <w:p>
+      <w:pPr>
+        <w:ind w:firstLine="460"/>
+        <w:rPr>
+          <w:rFonts w:ascii="Segoe UI" w:hAnsi="Segoe UI" w:cs="Segoe UI"/>
+          <w:color w:val="0F0F0F"/>
+          <w:sz w:val="23"/>
+          <w:szCs w:val="23"/>
+          <w:shd w:val="clear" w:color="auto" w:fill="FFFFFF"/>
+        </w:rPr>
+      </w:pPr>
+    </w:p>
+    <w:p>
+      <w:pPr>
+        <w:ind w:firstLine="480"/>
+        <w:rPr>
+          <w:rFonts w:hint="eastAsia"/>
+        </w:rPr>
+      </w:pPr>
+    </w:p>
+    <w:p>
+      <w:pPr>
+        <w:pStyle w:val="10"/>
       </w:pPr>
       <w:r>
         <w:rPr>
@@ -3208,13 +4245,7 @@
           <w:rPr>
             <w:rFonts w:ascii="Cambria Math" w:hAnsi="Cambria Math"/>
           </w:rPr>
-          <m:t>p</m:t>
-        </m:r>
-        <m:r>
-          <w:rPr>
-            <w:rFonts w:ascii="Cambria Math" w:hAnsi="Cambria Math"/>
-          </w:rPr>
-          <m:t>∈</m:t>
+          <m:t>p∈</m:t>
         </m:r>
         <m:d>
           <m:dPr>
@@ -3232,13 +4263,7 @@
               <w:rPr>
                 <w:rFonts w:ascii="Cambria Math" w:hAnsi="Cambria Math"/>
               </w:rPr>
-              <m:t>1,…,</m:t>
-            </m:r>
-            <m:r>
-              <w:rPr>
-                <w:rFonts w:ascii="Cambria Math" w:hAnsi="Cambria Math"/>
-              </w:rPr>
-              <m:t>P</m:t>
+              <m:t>1,…,P</m:t>
             </m:r>
           </m:e>
         </m:d>
@@ -3247,13 +4272,7 @@
         <w:rPr>
           <w:rFonts w:hint="eastAsia"/>
         </w:rPr>
-        <w:t>，</w:t>
-      </w:r>
-      <w:r>
-        <w:rPr>
-          <w:rFonts w:hint="eastAsia"/>
-        </w:rPr>
-        <w:t>时刻</w:t>
+        <w:t>，时刻</w:t>
       </w:r>
       <m:oMath>
         <m:r>
@@ -3284,13 +4303,7 @@
               <w:rPr>
                 <w:rFonts w:ascii="Cambria Math" w:hAnsi="Cambria Math"/>
               </w:rPr>
-              <m:t>1,…,</m:t>
-            </m:r>
-            <m:r>
-              <w:rPr>
-                <w:rFonts w:ascii="Cambria Math" w:hAnsi="Cambria Math"/>
-              </w:rPr>
-              <m:t>T</m:t>
+              <m:t>1,…,T</m:t>
             </m:r>
           </m:e>
         </m:d>
@@ -3299,13 +4312,7 @@
         <w:rPr>
           <w:rFonts w:hint="eastAsia"/>
         </w:rPr>
-        <w:t>，</w:t>
-      </w:r>
-      <w:r>
-        <w:rPr>
-          <w:rFonts w:hint="eastAsia"/>
-        </w:rPr>
-        <w:t>估计（插补）值为</w:t>
+        <w:t>，估计（插补）值为</w:t>
       </w:r>
     </w:p>
     <w:p>
@@ -3424,13 +4431,7 @@
                     <w:rPr>
                       <w:rFonts w:ascii="Cambria Math" w:hAnsi="Cambria Math"/>
                     </w:rPr>
-                    <m:t>l</m:t>
-                  </m:r>
-                  <m:r>
-                    <w:rPr>
-                      <w:rFonts w:ascii="Cambria Math" w:hAnsi="Cambria Math"/>
-                    </w:rPr>
-                    <m:t>,p</m:t>
+                    <m:t>l,p</m:t>
                   </m:r>
                 </m:sub>
               </m:sSub>
@@ -3491,19 +4492,7 @@
                     <w:rPr>
                       <w:rFonts w:ascii="Cambria Math" w:hAnsi="Cambria Math"/>
                     </w:rPr>
-                    <m:t>s,</m:t>
-                  </m:r>
-                  <m:r>
-                    <w:rPr>
-                      <w:rFonts w:ascii="Cambria Math" w:hAnsi="Cambria Math"/>
-                    </w:rPr>
-                    <m:t>p,</m:t>
-                  </m:r>
-                  <m:r>
-                    <w:rPr>
-                      <w:rFonts w:ascii="Cambria Math" w:hAnsi="Cambria Math"/>
-                    </w:rPr>
-                    <m:t>t+l</m:t>
+                    <m:t>s,p,t+l</m:t>
                   </m:r>
                 </m:sub>
                 <m:sup>
@@ -3692,13 +4681,7 @@
                         <w:rPr>
                           <w:rFonts w:ascii="Cambria Math" w:hAnsi="Cambria Math"/>
                         </w:rPr>
-                        <m:t>l</m:t>
-                      </m:r>
-                      <m:r>
-                        <w:rPr>
-                          <w:rFonts w:ascii="Cambria Math" w:hAnsi="Cambria Math"/>
-                        </w:rPr>
-                        <m:t>,p</m:t>
+                        <m:t>l,p</m:t>
                       </m:r>
                     </m:sub>
                   </m:sSub>
@@ -4375,13 +5358,7 @@
               <w:rPr>
                 <w:rFonts w:ascii="Cambria Math" w:hAnsi="Cambria Math"/>
               </w:rPr>
-              <m:t>s,</m:t>
-            </m:r>
-            <m:r>
-              <w:rPr>
-                <w:rFonts w:ascii="Cambria Math" w:hAnsi="Cambria Math"/>
-              </w:rPr>
-              <m:t>s</m:t>
+              <m:t>s,s</m:t>
             </m:r>
           </m:sub>
         </m:sSub>
@@ -4396,9 +5373,6 @@
     <w:p>
       <w:pPr>
         <w:ind w:firstLineChars="0"/>
-        <w:rPr>
-          <w:rFonts w:hint="eastAsia"/>
-        </w:rPr>
       </w:pPr>
       <w:r>
         <w:rPr>
@@ -4597,9 +5571,6 @@
           <w:numId w:val="7"/>
         </w:numPr>
         <w:ind w:firstLineChars="0"/>
-        <w:rPr>
-          <w:rFonts w:hint="eastAsia"/>
-        </w:rPr>
       </w:pPr>
       <m:oMath>
         <m:sSub>
@@ -4891,16 +5862,12 @@
         <w:rPr>
           <w:rFonts w:hint="eastAsia"/>
         </w:rPr>
-        <w:lastRenderedPageBreak/>
         <w:t>特征工程</w:t>
       </w:r>
     </w:p>
     <w:p>
       <w:pPr>
         <w:ind w:firstLineChars="0" w:firstLine="0"/>
-        <w:rPr>
-          <w:rFonts w:hint="eastAsia"/>
-        </w:rPr>
       </w:pPr>
       <w:r>
         <w:rPr>
@@ -4918,71 +5885,17 @@
     <w:p>
       <w:pPr>
         <w:ind w:firstLineChars="83" w:firstLine="199"/>
-        <w:rPr>
-          <w:rFonts w:hint="eastAsia"/>
-        </w:rPr>
-      </w:pPr>
-      <w:r>
-        <w:rPr>
-          <w:rFonts w:hint="eastAsia"/>
-        </w:rPr>
-        <w:t>平均</w:t>
-      </w:r>
-      <w:r>
-        <w:rPr>
-          <w:rFonts w:hint="eastAsia"/>
-        </w:rPr>
-        <w:t>、</w:t>
-      </w:r>
-      <w:r>
-        <w:rPr>
-          <w:rFonts w:hint="eastAsia"/>
-        </w:rPr>
-        <w:t>加权平均</w:t>
-      </w:r>
-      <w:r>
-        <w:rPr>
-          <w:rFonts w:hint="eastAsia"/>
-        </w:rPr>
-        <w:t>、</w:t>
-      </w:r>
-      <w:r>
-        <w:rPr>
-          <w:rFonts w:hint="eastAsia"/>
-        </w:rPr>
-        <w:t>截尾平均</w:t>
-      </w:r>
-      <w:r>
-        <w:rPr>
-          <w:rFonts w:hint="eastAsia"/>
-        </w:rPr>
-        <w:t>、</w:t>
-      </w:r>
-      <w:r>
-        <w:rPr>
-          <w:rFonts w:hint="eastAsia"/>
-        </w:rPr>
-        <w:t>中位数</w:t>
-      </w:r>
-      <w:r>
-        <w:rPr>
-          <w:rFonts w:hint="eastAsia"/>
-        </w:rPr>
-        <w:t>、</w:t>
-      </w:r>
-      <w:r>
-        <w:rPr>
-          <w:rFonts w:hint="eastAsia"/>
-        </w:rPr>
-        <w:t>异常比</w:t>
+      </w:pPr>
+      <w:r>
+        <w:rPr>
+          <w:rFonts w:hint="eastAsia"/>
+        </w:rPr>
+        <w:t>平均、加权平均、截尾平均、中位数、异常比</w:t>
       </w:r>
     </w:p>
     <w:p>
       <w:pPr>
         <w:ind w:firstLineChars="0" w:firstLine="0"/>
-        <w:rPr>
-          <w:rFonts w:hint="eastAsia"/>
-        </w:rPr>
       </w:pPr>
       <w:r>
         <w:rPr>
@@ -5000,63 +5913,12 @@
     <w:p>
       <w:pPr>
         <w:ind w:firstLine="480"/>
-        <w:rPr>
-          <w:rFonts w:hint="eastAsia"/>
-        </w:rPr>
-      </w:pPr>
-      <w:r>
-        <w:rPr>
-          <w:rFonts w:hint="eastAsia"/>
-        </w:rPr>
-        <w:t>标准差</w:t>
-      </w:r>
-      <w:r>
-        <w:rPr>
-          <w:rFonts w:hint="eastAsia"/>
-        </w:rPr>
-        <w:t>、</w:t>
-      </w:r>
-      <w:r>
-        <w:rPr>
-          <w:rFonts w:hint="eastAsia"/>
-        </w:rPr>
-        <w:t>变异系数</w:t>
-      </w:r>
-      <w:r>
-        <w:rPr>
-          <w:rFonts w:hint="eastAsia"/>
-        </w:rPr>
-        <w:t>、</w:t>
-      </w:r>
-      <w:r>
-        <w:rPr>
-          <w:rFonts w:hint="eastAsia"/>
-        </w:rPr>
-        <w:t>四分位距</w:t>
-      </w:r>
-      <w:r>
-        <w:rPr>
-          <w:rFonts w:hint="eastAsia"/>
-        </w:rPr>
-        <w:t>、</w:t>
-      </w:r>
-      <w:r>
-        <w:rPr>
-          <w:rFonts w:hint="eastAsia"/>
-        </w:rPr>
-        <w:t>极差</w:t>
-      </w:r>
-      <w:r>
-        <w:rPr>
-          <w:rFonts w:hint="eastAsia"/>
-        </w:rPr>
-        <w:t>、</w:t>
-      </w:r>
-      <w:r>
-        <w:rPr>
-          <w:rFonts w:hint="eastAsia"/>
-        </w:rPr>
-        <w:t>平均绝对偏差</w:t>
+      </w:pPr>
+      <w:r>
+        <w:rPr>
+          <w:rFonts w:hint="eastAsia"/>
+        </w:rPr>
+        <w:t>标准差、变异系数、四分位距、极差、平均绝对偏差</w:t>
       </w:r>
       <w:r>
         <w:rPr>
@@ -5068,9 +5930,6 @@
     <w:p>
       <w:pPr>
         <w:ind w:firstLineChars="0" w:firstLine="0"/>
-        <w:rPr>
-          <w:rFonts w:hint="eastAsia"/>
-        </w:rPr>
       </w:pPr>
       <w:r>
         <w:rPr>
@@ -5088,59 +5947,17 @@
     <w:p>
       <w:pPr>
         <w:ind w:firstLine="480"/>
-        <w:rPr>
-          <w:rFonts w:hint="eastAsia"/>
-        </w:rPr>
-      </w:pPr>
-      <w:r>
-        <w:rPr>
-          <w:rFonts w:hint="eastAsia"/>
-        </w:rPr>
-        <w:t>最大值</w:t>
-      </w:r>
-      <w:r>
-        <w:rPr>
-          <w:rFonts w:hint="eastAsia"/>
-        </w:rPr>
-        <w:t>、</w:t>
-      </w:r>
-      <w:r>
-        <w:rPr>
-          <w:rFonts w:hint="eastAsia"/>
-        </w:rPr>
-        <w:t>最小值</w:t>
-      </w:r>
-      <w:r>
-        <w:rPr>
-          <w:rFonts w:hint="eastAsia"/>
-        </w:rPr>
-        <w:t>、</w:t>
-      </w:r>
-      <w:r>
-        <w:rPr>
-          <w:rFonts w:hint="eastAsia"/>
-        </w:rPr>
-        <w:t>最大值出现时刻</w:t>
-      </w:r>
-      <w:r>
-        <w:rPr>
-          <w:rFonts w:hint="eastAsia"/>
-        </w:rPr>
-        <w:t>、</w:t>
-      </w:r>
-      <w:r>
-        <w:rPr>
-          <w:rFonts w:hint="eastAsia"/>
-        </w:rPr>
-        <w:t>最小值出现时刻</w:t>
+      </w:pPr>
+      <w:r>
+        <w:rPr>
+          <w:rFonts w:hint="eastAsia"/>
+        </w:rPr>
+        <w:t>最大值、最小值、最大值出现时刻、最小值出现时刻</w:t>
       </w:r>
     </w:p>
     <w:p>
       <w:pPr>
         <w:ind w:firstLineChars="0" w:firstLine="0"/>
-        <w:rPr>
-          <w:rFonts w:hint="eastAsia"/>
-        </w:rPr>
       </w:pPr>
       <w:r>
         <w:rPr>
@@ -5158,35 +5975,17 @@
     <w:p>
       <w:pPr>
         <w:ind w:firstLine="480"/>
-        <w:rPr>
-          <w:rFonts w:hint="eastAsia"/>
-        </w:rPr>
-      </w:pPr>
-      <w:r>
-        <w:rPr>
-          <w:rFonts w:hint="eastAsia"/>
-        </w:rPr>
-        <w:t>偏度</w:t>
-      </w:r>
-      <w:r>
-        <w:rPr>
-          <w:rFonts w:hint="eastAsia"/>
-        </w:rPr>
-        <w:t>、</w:t>
-      </w:r>
-      <w:r>
-        <w:rPr>
-          <w:rFonts w:hint="eastAsia"/>
-        </w:rPr>
-        <w:t>峰度</w:t>
+      </w:pPr>
+      <w:r>
+        <w:rPr>
+          <w:rFonts w:hint="eastAsia"/>
+        </w:rPr>
+        <w:t>偏度、峰度</w:t>
       </w:r>
     </w:p>
     <w:p>
       <w:pPr>
         <w:ind w:firstLineChars="0" w:firstLine="0"/>
-        <w:rPr>
-          <w:rFonts w:hint="eastAsia"/>
-        </w:rPr>
       </w:pPr>
       <w:r>
         <w:rPr>
@@ -5204,27 +6003,12 @@
     <w:p>
       <w:pPr>
         <w:ind w:firstLine="480"/>
-        <w:rPr>
-          <w:rFonts w:hint="eastAsia"/>
-        </w:rPr>
-      </w:pPr>
-      <w:r>
-        <w:rPr>
-          <w:rFonts w:hint="eastAsia"/>
-        </w:rPr>
-        <w:t>线性趋势斜率</w:t>
-      </w:r>
-      <w:r>
-        <w:rPr>
-          <w:rFonts w:hint="eastAsia"/>
-        </w:rPr>
-        <w:t>、</w:t>
-      </w:r>
-      <w:r>
-        <w:rPr>
-          <w:rFonts w:hint="eastAsia"/>
-        </w:rPr>
-        <w:t>线性趋势显著性</w:t>
+      </w:pPr>
+      <w:r>
+        <w:rPr>
+          <w:rFonts w:hint="eastAsia"/>
+        </w:rPr>
+        <w:t>线性趋势斜率、线性趋势显著性</w:t>
       </w:r>
       <w:r>
         <w:rPr>
@@ -5248,33 +6032,12 @@
         <w:rPr>
           <w:rFonts w:hint="eastAsia"/>
         </w:rPr>
-        <w:t>、</w:t>
-      </w:r>
-      <w:r>
-        <w:rPr>
-          <w:rFonts w:hint="eastAsia"/>
-        </w:rPr>
-        <w:t>绝对变化</w:t>
-      </w:r>
-      <w:r>
-        <w:rPr>
-          <w:rFonts w:hint="eastAsia"/>
-        </w:rPr>
-        <w:t>、</w:t>
-      </w:r>
-      <w:r>
-        <w:rPr>
-          <w:rFonts w:hint="eastAsia"/>
-        </w:rPr>
-        <w:t>绝对变化率</w:t>
+        <w:t>、绝对变化、绝对变化率</w:t>
       </w:r>
     </w:p>
     <w:p>
       <w:pPr>
         <w:ind w:firstLineChars="0" w:firstLine="0"/>
-        <w:rPr>
-          <w:rFonts w:hint="eastAsia"/>
-        </w:rPr>
       </w:pPr>
       <w:r>
         <w:rPr>
@@ -5292,47 +6055,17 @@
     <w:p>
       <w:pPr>
         <w:ind w:firstLine="480"/>
-        <w:rPr>
-          <w:rFonts w:hint="eastAsia"/>
-        </w:rPr>
-      </w:pPr>
-      <w:r>
-        <w:rPr>
-          <w:rFonts w:hint="eastAsia"/>
-        </w:rPr>
-        <w:t>绝对变化和</w:t>
-      </w:r>
-      <w:r>
-        <w:rPr>
-          <w:rFonts w:hint="eastAsia"/>
-        </w:rPr>
-        <w:t>、</w:t>
-      </w:r>
-      <w:r>
-        <w:rPr>
-          <w:rFonts w:hint="eastAsia"/>
-        </w:rPr>
-        <w:t>最大单步变化</w:t>
-      </w:r>
-      <w:r>
-        <w:rPr>
-          <w:rFonts w:hint="eastAsia"/>
-        </w:rPr>
-        <w:t>、</w:t>
-      </w:r>
-      <w:r>
-        <w:rPr>
-          <w:rFonts w:hint="eastAsia"/>
-        </w:rPr>
-        <w:t>变化方向一致性</w:t>
+      </w:pPr>
+      <w:r>
+        <w:rPr>
+          <w:rFonts w:hint="eastAsia"/>
+        </w:rPr>
+        <w:t>绝对变化和、最大单步变化、变化方向一致性</w:t>
       </w:r>
     </w:p>
     <w:p>
       <w:pPr>
         <w:ind w:firstLineChars="0" w:firstLine="0"/>
-        <w:rPr>
-          <w:rFonts w:hint="eastAsia"/>
-        </w:rPr>
       </w:pPr>
       <w:r>
         <w:rPr>
@@ -5351,7 +6084,6 @@
       <w:pPr>
         <w:ind w:firstLine="480"/>
         <w:rPr>
-          <w:rFonts w:hint="eastAsia"/>
           <w:caps/>
         </w:rPr>
       </w:pPr>
@@ -5359,43 +6091,7 @@
         <w:rPr>
           <w:rFonts w:hint="eastAsia"/>
         </w:rPr>
-        <w:t>主频</w:t>
-      </w:r>
-      <w:r>
-        <w:rPr>
-          <w:rFonts w:hint="eastAsia"/>
-        </w:rPr>
-        <w:t>、</w:t>
-      </w:r>
-      <w:r>
-        <w:rPr>
-          <w:rFonts w:hint="eastAsia"/>
-        </w:rPr>
-        <w:t>主频幅值</w:t>
-      </w:r>
-      <w:r>
-        <w:rPr>
-          <w:rFonts w:hint="eastAsia"/>
-        </w:rPr>
-        <w:t>、</w:t>
-      </w:r>
-      <w:r>
-        <w:rPr>
-          <w:rFonts w:hint="eastAsia"/>
-        </w:rPr>
-        <w:t>频谱能量</w:t>
-      </w:r>
-      <w:r>
-        <w:rPr>
-          <w:rFonts w:hint="eastAsia"/>
-        </w:rPr>
-        <w:t>、</w:t>
-      </w:r>
-      <w:r>
-        <w:rPr>
-          <w:rFonts w:hint="eastAsia"/>
-        </w:rPr>
-        <w:t>频谱熵</w:t>
+        <w:t>主频、主频幅值、频谱能量、频谱熵</w:t>
       </w:r>
     </w:p>
     <w:sectPr>
@@ -5913,6 +6609,393 @@
     </w:lvl>
   </w:abstractNum>
   <w:abstractNum w:abstractNumId="5" w15:restartNumberingAfterBreak="0">
+    <w:nsid w:val="41C151A6"/>
+    <w:multiLevelType w:val="hybridMultilevel"/>
+    <w:tmpl w:val="4D1CAF68"/>
+    <w:lvl w:ilvl="0" w:tplc="4A0AE3C2">
+      <w:start w:val="1"/>
+      <w:numFmt w:val="decimal"/>
+      <w:lvlText w:val="%1."/>
+      <w:lvlJc w:val="left"/>
+      <w:pPr>
+        <w:ind w:left="840" w:hanging="360"/>
+      </w:pPr>
+      <w:rPr>
+        <w:rFonts w:hint="default"/>
+      </w:rPr>
+    </w:lvl>
+    <w:lvl w:ilvl="1" w:tplc="04090019" w:tentative="1">
+      <w:start w:val="1"/>
+      <w:numFmt w:val="lowerLetter"/>
+      <w:lvlText w:val="%2)"/>
+      <w:lvlJc w:val="left"/>
+      <w:pPr>
+        <w:ind w:left="1360" w:hanging="440"/>
+      </w:pPr>
+    </w:lvl>
+    <w:lvl w:ilvl="2" w:tplc="0409001B" w:tentative="1">
+      <w:start w:val="1"/>
+      <w:numFmt w:val="lowerRoman"/>
+      <w:lvlText w:val="%3."/>
+      <w:lvlJc w:val="right"/>
+      <w:pPr>
+        <w:ind w:left="1800" w:hanging="440"/>
+      </w:pPr>
+    </w:lvl>
+    <w:lvl w:ilvl="3" w:tplc="0409000F" w:tentative="1">
+      <w:start w:val="1"/>
+      <w:numFmt w:val="decimal"/>
+      <w:lvlText w:val="%4."/>
+      <w:lvlJc w:val="left"/>
+      <w:pPr>
+        <w:ind w:left="2240" w:hanging="440"/>
+      </w:pPr>
+    </w:lvl>
+    <w:lvl w:ilvl="4" w:tplc="04090019" w:tentative="1">
+      <w:start w:val="1"/>
+      <w:numFmt w:val="lowerLetter"/>
+      <w:lvlText w:val="%5)"/>
+      <w:lvlJc w:val="left"/>
+      <w:pPr>
+        <w:ind w:left="2680" w:hanging="440"/>
+      </w:pPr>
+    </w:lvl>
+    <w:lvl w:ilvl="5" w:tplc="0409001B" w:tentative="1">
+      <w:start w:val="1"/>
+      <w:numFmt w:val="lowerRoman"/>
+      <w:lvlText w:val="%6."/>
+      <w:lvlJc w:val="right"/>
+      <w:pPr>
+        <w:ind w:left="3120" w:hanging="440"/>
+      </w:pPr>
+    </w:lvl>
+    <w:lvl w:ilvl="6" w:tplc="0409000F" w:tentative="1">
+      <w:start w:val="1"/>
+      <w:numFmt w:val="decimal"/>
+      <w:lvlText w:val="%7."/>
+      <w:lvlJc w:val="left"/>
+      <w:pPr>
+        <w:ind w:left="3560" w:hanging="440"/>
+      </w:pPr>
+    </w:lvl>
+    <w:lvl w:ilvl="7" w:tplc="04090019" w:tentative="1">
+      <w:start w:val="1"/>
+      <w:numFmt w:val="lowerLetter"/>
+      <w:lvlText w:val="%8)"/>
+      <w:lvlJc w:val="left"/>
+      <w:pPr>
+        <w:ind w:left="4000" w:hanging="440"/>
+      </w:pPr>
+    </w:lvl>
+    <w:lvl w:ilvl="8" w:tplc="0409001B" w:tentative="1">
+      <w:start w:val="1"/>
+      <w:numFmt w:val="lowerRoman"/>
+      <w:lvlText w:val="%9."/>
+      <w:lvlJc w:val="right"/>
+      <w:pPr>
+        <w:ind w:left="4440" w:hanging="440"/>
+      </w:pPr>
+    </w:lvl>
+  </w:abstractNum>
+  <w:abstractNum w:abstractNumId="6" w15:restartNumberingAfterBreak="0">
+    <w:nsid w:val="44292415"/>
+    <w:multiLevelType w:val="multilevel"/>
+    <w:tmpl w:val="0316AE80"/>
+    <w:lvl w:ilvl="0">
+      <w:start w:val="1"/>
+      <w:numFmt w:val="bullet"/>
+      <w:lvlText w:val=""/>
+      <w:lvlJc w:val="left"/>
+      <w:pPr>
+        <w:tabs>
+          <w:tab w:val="num" w:pos="720"/>
+        </w:tabs>
+        <w:ind w:left="720" w:hanging="360"/>
+      </w:pPr>
+      <w:rPr>
+        <w:rFonts w:ascii="Symbol" w:hAnsi="Symbol" w:hint="default"/>
+        <w:sz w:val="20"/>
+      </w:rPr>
+    </w:lvl>
+    <w:lvl w:ilvl="1" w:tentative="1">
+      <w:start w:val="1"/>
+      <w:numFmt w:val="bullet"/>
+      <w:lvlText w:val=""/>
+      <w:lvlJc w:val="left"/>
+      <w:pPr>
+        <w:tabs>
+          <w:tab w:val="num" w:pos="1440"/>
+        </w:tabs>
+        <w:ind w:left="1440" w:hanging="360"/>
+      </w:pPr>
+      <w:rPr>
+        <w:rFonts w:ascii="Symbol" w:hAnsi="Symbol" w:hint="default"/>
+        <w:sz w:val="20"/>
+      </w:rPr>
+    </w:lvl>
+    <w:lvl w:ilvl="2" w:tentative="1">
+      <w:start w:val="1"/>
+      <w:numFmt w:val="bullet"/>
+      <w:lvlText w:val=""/>
+      <w:lvlJc w:val="left"/>
+      <w:pPr>
+        <w:tabs>
+          <w:tab w:val="num" w:pos="2160"/>
+        </w:tabs>
+        <w:ind w:left="2160" w:hanging="360"/>
+      </w:pPr>
+      <w:rPr>
+        <w:rFonts w:ascii="Symbol" w:hAnsi="Symbol" w:hint="default"/>
+        <w:sz w:val="20"/>
+      </w:rPr>
+    </w:lvl>
+    <w:lvl w:ilvl="3" w:tentative="1">
+      <w:start w:val="1"/>
+      <w:numFmt w:val="bullet"/>
+      <w:lvlText w:val=""/>
+      <w:lvlJc w:val="left"/>
+      <w:pPr>
+        <w:tabs>
+          <w:tab w:val="num" w:pos="2880"/>
+        </w:tabs>
+        <w:ind w:left="2880" w:hanging="360"/>
+      </w:pPr>
+      <w:rPr>
+        <w:rFonts w:ascii="Symbol" w:hAnsi="Symbol" w:hint="default"/>
+        <w:sz w:val="20"/>
+      </w:rPr>
+    </w:lvl>
+    <w:lvl w:ilvl="4" w:tentative="1">
+      <w:start w:val="1"/>
+      <w:numFmt w:val="bullet"/>
+      <w:lvlText w:val=""/>
+      <w:lvlJc w:val="left"/>
+      <w:pPr>
+        <w:tabs>
+          <w:tab w:val="num" w:pos="3600"/>
+        </w:tabs>
+        <w:ind w:left="3600" w:hanging="360"/>
+      </w:pPr>
+      <w:rPr>
+        <w:rFonts w:ascii="Symbol" w:hAnsi="Symbol" w:hint="default"/>
+        <w:sz w:val="20"/>
+      </w:rPr>
+    </w:lvl>
+    <w:lvl w:ilvl="5" w:tentative="1">
+      <w:start w:val="1"/>
+      <w:numFmt w:val="bullet"/>
+      <w:lvlText w:val=""/>
+      <w:lvlJc w:val="left"/>
+      <w:pPr>
+        <w:tabs>
+          <w:tab w:val="num" w:pos="4320"/>
+        </w:tabs>
+        <w:ind w:left="4320" w:hanging="360"/>
+      </w:pPr>
+      <w:rPr>
+        <w:rFonts w:ascii="Symbol" w:hAnsi="Symbol" w:hint="default"/>
+        <w:sz w:val="20"/>
+      </w:rPr>
+    </w:lvl>
+    <w:lvl w:ilvl="6" w:tentative="1">
+      <w:start w:val="1"/>
+      <w:numFmt w:val="bullet"/>
+      <w:lvlText w:val=""/>
+      <w:lvlJc w:val="left"/>
+      <w:pPr>
+        <w:tabs>
+          <w:tab w:val="num" w:pos="5040"/>
+        </w:tabs>
+        <w:ind w:left="5040" w:hanging="360"/>
+      </w:pPr>
+      <w:rPr>
+        <w:rFonts w:ascii="Symbol" w:hAnsi="Symbol" w:hint="default"/>
+        <w:sz w:val="20"/>
+      </w:rPr>
+    </w:lvl>
+    <w:lvl w:ilvl="7" w:tentative="1">
+      <w:start w:val="1"/>
+      <w:numFmt w:val="bullet"/>
+      <w:lvlText w:val=""/>
+      <w:lvlJc w:val="left"/>
+      <w:pPr>
+        <w:tabs>
+          <w:tab w:val="num" w:pos="5760"/>
+        </w:tabs>
+        <w:ind w:left="5760" w:hanging="360"/>
+      </w:pPr>
+      <w:rPr>
+        <w:rFonts w:ascii="Symbol" w:hAnsi="Symbol" w:hint="default"/>
+        <w:sz w:val="20"/>
+      </w:rPr>
+    </w:lvl>
+    <w:lvl w:ilvl="8" w:tentative="1">
+      <w:start w:val="1"/>
+      <w:numFmt w:val="bullet"/>
+      <w:lvlText w:val=""/>
+      <w:lvlJc w:val="left"/>
+      <w:pPr>
+        <w:tabs>
+          <w:tab w:val="num" w:pos="6480"/>
+        </w:tabs>
+        <w:ind w:left="6480" w:hanging="360"/>
+      </w:pPr>
+      <w:rPr>
+        <w:rFonts w:ascii="Symbol" w:hAnsi="Symbol" w:hint="default"/>
+        <w:sz w:val="20"/>
+      </w:rPr>
+    </w:lvl>
+  </w:abstractNum>
+  <w:abstractNum w:abstractNumId="7" w15:restartNumberingAfterBreak="0">
+    <w:nsid w:val="4A816BBB"/>
+    <w:multiLevelType w:val="multilevel"/>
+    <w:tmpl w:val="8BA4A804"/>
+    <w:lvl w:ilvl="0">
+      <w:start w:val="1"/>
+      <w:numFmt w:val="bullet"/>
+      <w:lvlText w:val=""/>
+      <w:lvlJc w:val="left"/>
+      <w:pPr>
+        <w:tabs>
+          <w:tab w:val="num" w:pos="720"/>
+        </w:tabs>
+        <w:ind w:left="720" w:hanging="360"/>
+      </w:pPr>
+      <w:rPr>
+        <w:rFonts w:ascii="Symbol" w:hAnsi="Symbol" w:hint="default"/>
+        <w:sz w:val="20"/>
+      </w:rPr>
+    </w:lvl>
+    <w:lvl w:ilvl="1" w:tentative="1">
+      <w:start w:val="1"/>
+      <w:numFmt w:val="bullet"/>
+      <w:lvlText w:val=""/>
+      <w:lvlJc w:val="left"/>
+      <w:pPr>
+        <w:tabs>
+          <w:tab w:val="num" w:pos="1440"/>
+        </w:tabs>
+        <w:ind w:left="1440" w:hanging="360"/>
+      </w:pPr>
+      <w:rPr>
+        <w:rFonts w:ascii="Symbol" w:hAnsi="Symbol" w:hint="default"/>
+        <w:sz w:val="20"/>
+      </w:rPr>
+    </w:lvl>
+    <w:lvl w:ilvl="2" w:tentative="1">
+      <w:start w:val="1"/>
+      <w:numFmt w:val="bullet"/>
+      <w:lvlText w:val=""/>
+      <w:lvlJc w:val="left"/>
+      <w:pPr>
+        <w:tabs>
+          <w:tab w:val="num" w:pos="2160"/>
+        </w:tabs>
+        <w:ind w:left="2160" w:hanging="360"/>
+      </w:pPr>
+      <w:rPr>
+        <w:rFonts w:ascii="Symbol" w:hAnsi="Symbol" w:hint="default"/>
+        <w:sz w:val="20"/>
+      </w:rPr>
+    </w:lvl>
+    <w:lvl w:ilvl="3" w:tentative="1">
+      <w:start w:val="1"/>
+      <w:numFmt w:val="bullet"/>
+      <w:lvlText w:val=""/>
+      <w:lvlJc w:val="left"/>
+      <w:pPr>
+        <w:tabs>
+          <w:tab w:val="num" w:pos="2880"/>
+        </w:tabs>
+        <w:ind w:left="2880" w:hanging="360"/>
+      </w:pPr>
+      <w:rPr>
+        <w:rFonts w:ascii="Symbol" w:hAnsi="Symbol" w:hint="default"/>
+        <w:sz w:val="20"/>
+      </w:rPr>
+    </w:lvl>
+    <w:lvl w:ilvl="4" w:tentative="1">
+      <w:start w:val="1"/>
+      <w:numFmt w:val="bullet"/>
+      <w:lvlText w:val=""/>
+      <w:lvlJc w:val="left"/>
+      <w:pPr>
+        <w:tabs>
+          <w:tab w:val="num" w:pos="3600"/>
+        </w:tabs>
+        <w:ind w:left="3600" w:hanging="360"/>
+      </w:pPr>
+      <w:rPr>
+        <w:rFonts w:ascii="Symbol" w:hAnsi="Symbol" w:hint="default"/>
+        <w:sz w:val="20"/>
+      </w:rPr>
+    </w:lvl>
+    <w:lvl w:ilvl="5" w:tentative="1">
+      <w:start w:val="1"/>
+      <w:numFmt w:val="bullet"/>
+      <w:lvlText w:val=""/>
+      <w:lvlJc w:val="left"/>
+      <w:pPr>
+        <w:tabs>
+          <w:tab w:val="num" w:pos="4320"/>
+        </w:tabs>
+        <w:ind w:left="4320" w:hanging="360"/>
+      </w:pPr>
+      <w:rPr>
+        <w:rFonts w:ascii="Symbol" w:hAnsi="Symbol" w:hint="default"/>
+        <w:sz w:val="20"/>
+      </w:rPr>
+    </w:lvl>
+    <w:lvl w:ilvl="6" w:tentative="1">
+      <w:start w:val="1"/>
+      <w:numFmt w:val="bullet"/>
+      <w:lvlText w:val=""/>
+      <w:lvlJc w:val="left"/>
+      <w:pPr>
+        <w:tabs>
+          <w:tab w:val="num" w:pos="5040"/>
+        </w:tabs>
+        <w:ind w:left="5040" w:hanging="360"/>
+      </w:pPr>
+      <w:rPr>
+        <w:rFonts w:ascii="Symbol" w:hAnsi="Symbol" w:hint="default"/>
+        <w:sz w:val="20"/>
+      </w:rPr>
+    </w:lvl>
+    <w:lvl w:ilvl="7" w:tentative="1">
+      <w:start w:val="1"/>
+      <w:numFmt w:val="bullet"/>
+      <w:lvlText w:val=""/>
+      <w:lvlJc w:val="left"/>
+      <w:pPr>
+        <w:tabs>
+          <w:tab w:val="num" w:pos="5760"/>
+        </w:tabs>
+        <w:ind w:left="5760" w:hanging="360"/>
+      </w:pPr>
+      <w:rPr>
+        <w:rFonts w:ascii="Symbol" w:hAnsi="Symbol" w:hint="default"/>
+        <w:sz w:val="20"/>
+      </w:rPr>
+    </w:lvl>
+    <w:lvl w:ilvl="8" w:tentative="1">
+      <w:start w:val="1"/>
+      <w:numFmt w:val="bullet"/>
+      <w:lvlText w:val=""/>
+      <w:lvlJc w:val="left"/>
+      <w:pPr>
+        <w:tabs>
+          <w:tab w:val="num" w:pos="6480"/>
+        </w:tabs>
+        <w:ind w:left="6480" w:hanging="360"/>
+      </w:pPr>
+      <w:rPr>
+        <w:rFonts w:ascii="Symbol" w:hAnsi="Symbol" w:hint="default"/>
+        <w:sz w:val="20"/>
+      </w:rPr>
+    </w:lvl>
+  </w:abstractNum>
+  <w:abstractNum w:abstractNumId="8" w15:restartNumberingAfterBreak="0">
     <w:nsid w:val="52607600"/>
     <w:multiLevelType w:val="hybridMultilevel"/>
     <w:tmpl w:val="359E69BE"/>
@@ -6001,7 +7084,7 @@
       </w:pPr>
     </w:lvl>
   </w:abstractNum>
-  <w:abstractNum w:abstractNumId="6" w15:restartNumberingAfterBreak="0">
+  <w:abstractNum w:abstractNumId="9" w15:restartNumberingAfterBreak="0">
     <w:nsid w:val="66AF0D6A"/>
     <w:multiLevelType w:val="hybridMultilevel"/>
     <w:tmpl w:val="9A4E1552"/>
@@ -6087,14 +7170,103 @@
       </w:pPr>
     </w:lvl>
   </w:abstractNum>
+  <w:abstractNum w:abstractNumId="10" w15:restartNumberingAfterBreak="0">
+    <w:nsid w:val="705009F5"/>
+    <w:multiLevelType w:val="hybridMultilevel"/>
+    <w:tmpl w:val="13BC83B6"/>
+    <w:lvl w:ilvl="0" w:tplc="3B08FA18">
+      <w:start w:val="1"/>
+      <w:numFmt w:val="decimal"/>
+      <w:lvlText w:val="%1."/>
+      <w:lvlJc w:val="left"/>
+      <w:pPr>
+        <w:ind w:left="840" w:hanging="360"/>
+      </w:pPr>
+      <w:rPr>
+        <w:rFonts w:hint="default"/>
+      </w:rPr>
+    </w:lvl>
+    <w:lvl w:ilvl="1" w:tplc="04090019" w:tentative="1">
+      <w:start w:val="1"/>
+      <w:numFmt w:val="lowerLetter"/>
+      <w:lvlText w:val="%2)"/>
+      <w:lvlJc w:val="left"/>
+      <w:pPr>
+        <w:ind w:left="1360" w:hanging="440"/>
+      </w:pPr>
+    </w:lvl>
+    <w:lvl w:ilvl="2" w:tplc="0409001B" w:tentative="1">
+      <w:start w:val="1"/>
+      <w:numFmt w:val="lowerRoman"/>
+      <w:lvlText w:val="%3."/>
+      <w:lvlJc w:val="right"/>
+      <w:pPr>
+        <w:ind w:left="1800" w:hanging="440"/>
+      </w:pPr>
+    </w:lvl>
+    <w:lvl w:ilvl="3" w:tplc="0409000F" w:tentative="1">
+      <w:start w:val="1"/>
+      <w:numFmt w:val="decimal"/>
+      <w:lvlText w:val="%4."/>
+      <w:lvlJc w:val="left"/>
+      <w:pPr>
+        <w:ind w:left="2240" w:hanging="440"/>
+      </w:pPr>
+    </w:lvl>
+    <w:lvl w:ilvl="4" w:tplc="04090019" w:tentative="1">
+      <w:start w:val="1"/>
+      <w:numFmt w:val="lowerLetter"/>
+      <w:lvlText w:val="%5)"/>
+      <w:lvlJc w:val="left"/>
+      <w:pPr>
+        <w:ind w:left="2680" w:hanging="440"/>
+      </w:pPr>
+    </w:lvl>
+    <w:lvl w:ilvl="5" w:tplc="0409001B" w:tentative="1">
+      <w:start w:val="1"/>
+      <w:numFmt w:val="lowerRoman"/>
+      <w:lvlText w:val="%6."/>
+      <w:lvlJc w:val="right"/>
+      <w:pPr>
+        <w:ind w:left="3120" w:hanging="440"/>
+      </w:pPr>
+    </w:lvl>
+    <w:lvl w:ilvl="6" w:tplc="0409000F" w:tentative="1">
+      <w:start w:val="1"/>
+      <w:numFmt w:val="decimal"/>
+      <w:lvlText w:val="%7."/>
+      <w:lvlJc w:val="left"/>
+      <w:pPr>
+        <w:ind w:left="3560" w:hanging="440"/>
+      </w:pPr>
+    </w:lvl>
+    <w:lvl w:ilvl="7" w:tplc="04090019" w:tentative="1">
+      <w:start w:val="1"/>
+      <w:numFmt w:val="lowerLetter"/>
+      <w:lvlText w:val="%8)"/>
+      <w:lvlJc w:val="left"/>
+      <w:pPr>
+        <w:ind w:left="4000" w:hanging="440"/>
+      </w:pPr>
+    </w:lvl>
+    <w:lvl w:ilvl="8" w:tplc="0409001B" w:tentative="1">
+      <w:start w:val="1"/>
+      <w:numFmt w:val="lowerRoman"/>
+      <w:lvlText w:val="%9."/>
+      <w:lvlJc w:val="right"/>
+      <w:pPr>
+        <w:ind w:left="4440" w:hanging="440"/>
+      </w:pPr>
+    </w:lvl>
+  </w:abstractNum>
   <w:num w:numId="1" w16cid:durableId="1889565698">
-    <w:abstractNumId w:val="5"/>
+    <w:abstractNumId w:val="8"/>
   </w:num>
   <w:num w:numId="2" w16cid:durableId="549461425">
     <w:abstractNumId w:val="4"/>
   </w:num>
   <w:num w:numId="3" w16cid:durableId="590817658">
-    <w:abstractNumId w:val="6"/>
+    <w:abstractNumId w:val="9"/>
   </w:num>
   <w:num w:numId="4" w16cid:durableId="487477857">
     <w:abstractNumId w:val="1"/>
@@ -6107,6 +7279,18 @@
   </w:num>
   <w:num w:numId="7" w16cid:durableId="1509059952">
     <w:abstractNumId w:val="0"/>
+  </w:num>
+  <w:num w:numId="8" w16cid:durableId="384184648">
+    <w:abstractNumId w:val="7"/>
+  </w:num>
+  <w:num w:numId="9" w16cid:durableId="2100233">
+    <w:abstractNumId w:val="6"/>
+  </w:num>
+  <w:num w:numId="10" w16cid:durableId="51543542">
+    <w:abstractNumId w:val="10"/>
+  </w:num>
+  <w:num w:numId="11" w16cid:durableId="698360771">
+    <w:abstractNumId w:val="5"/>
   </w:num>
 </w:numbering>
 </file>
@@ -6725,7 +7909,6 @@
   <w:style w:type="character" w:default="1" w:styleId="a0">
     <w:name w:val="Default Paragraph Font"/>
     <w:uiPriority w:val="1"/>
-    <w:semiHidden/>
     <w:unhideWhenUsed/>
   </w:style>
   <w:style w:type="table" w:default="1" w:styleId="a1">

--- a/docs/论文稿.docx
+++ b/docs/论文稿.docx
@@ -7,6 +7,7 @@
         <w:ind w:firstLineChars="0" w:firstLine="0"/>
         <w:jc w:val="center"/>
         <w:rPr>
+          <w:rFonts w:hint="eastAsia"/>
           <w:b/>
           <w:bCs/>
           <w:sz w:val="36"/>
@@ -32,121 +33,7 @@
         <w:rPr>
           <w:rFonts w:hint="eastAsia"/>
         </w:rPr>
-        <w:t>数据</w:t>
-      </w:r>
-    </w:p>
-    <w:p>
-      <w:pPr>
-        <w:pStyle w:val="2"/>
-      </w:pPr>
-      <w:r>
-        <w:rPr>
-          <w:rFonts w:hint="eastAsia"/>
-        </w:rPr>
-        <w:t>数据来源</w:t>
-      </w:r>
-    </w:p>
-    <w:p>
-      <w:pPr>
-        <w:wordWrap w:val="0"/>
-        <w:ind w:firstLine="480"/>
-      </w:pPr>
-      <w:r>
-        <w:t>在本研究中，我们将采用由瑞士联邦气象与气候办公室（</w:t>
-      </w:r>
-      <w:proofErr w:type="spellStart"/>
-      <w:r>
-        <w:t>MeteoSwiss</w:t>
-      </w:r>
-      <w:proofErr w:type="spellEnd"/>
-      <w:r>
-        <w:t>）在</w:t>
-      </w:r>
-      <w:r>
-        <w:t>Hugging Face</w:t>
-      </w:r>
-      <w:r>
-        <w:t>平台上公开发布的</w:t>
-      </w:r>
-      <w:proofErr w:type="spellStart"/>
-      <w:r>
-        <w:t>PeakWeather</w:t>
-      </w:r>
-      <w:proofErr w:type="spellEnd"/>
-      <w:r>
-        <w:t>数据集（</w:t>
-      </w:r>
-      <w:r>
-        <w:t>https://huggingface.co/datasets/MeteoSwiss/PeakWeather/tree/main</w:t>
-      </w:r>
-      <w:r>
-        <w:t>），以支持后续的模型训练与分析工作。</w:t>
-      </w:r>
-    </w:p>
-    <w:p>
-      <w:pPr>
-        <w:pStyle w:val="2"/>
-      </w:pPr>
-      <w:r>
-        <w:rPr>
-          <w:rFonts w:hint="eastAsia"/>
-        </w:rPr>
-        <w:t>数据说明</w:t>
-      </w:r>
-    </w:p>
-    <w:p>
-      <w:pPr>
-        <w:pStyle w:val="3"/>
-      </w:pPr>
-      <w:r>
-        <w:rPr>
-          <w:rFonts w:hint="eastAsia"/>
-        </w:rPr>
-        <w:t>站点基本信息</w:t>
-      </w:r>
-    </w:p>
-    <w:p>
-      <w:pPr>
-        <w:ind w:firstLine="480"/>
-      </w:pPr>
-      <w:r>
-        <w:rPr>
-          <w:rFonts w:hint="eastAsia"/>
-        </w:rPr>
-        <w:t>本研究选取了完整</w:t>
-      </w:r>
-      <w:r>
-        <w:t>包含</w:t>
-      </w:r>
-      <w:r>
-        <w:rPr>
-          <w:rFonts w:hint="eastAsia"/>
-        </w:rPr>
-        <w:t xml:space="preserve"> 8 </w:t>
-      </w:r>
-      <w:r>
-        <w:rPr>
-          <w:rFonts w:hint="eastAsia"/>
-        </w:rPr>
-        <w:t>个气象变量的</w:t>
-      </w:r>
-      <w:r>
-        <w:t>112</w:t>
-      </w:r>
-      <w:r>
-        <w:t>个标准气象站，每个站点均配备一组由</w:t>
-      </w:r>
-      <w:r>
-        <w:t xml:space="preserve"> 50 </w:t>
-      </w:r>
-      <w:r>
-        <w:t>米分辨率数字高程模型（</w:t>
-      </w:r>
-      <w:r>
-        <w:t>DHM25</w:t>
-      </w:r>
-      <w:r>
-        <w:t>）计算得出的静态地形特征。这些特征用于精确刻画各站点所处地理环境的地形特性，为后续气象建模提供关键上下文信息。</w:t>
+        <w:t>符号说明</w:t>
       </w:r>
     </w:p>
     <w:p>
@@ -154,6 +41,9 @@
         <w:pStyle w:val="af3"/>
         <w:ind w:firstLineChars="0" w:firstLine="0"/>
         <w:jc w:val="center"/>
+        <w:rPr>
+          <w:rFonts w:hint="eastAsia"/>
+        </w:rPr>
       </w:pPr>
       <w:r>
         <w:rPr>
@@ -202,6 +92,933 @@
           <w:noProof/>
         </w:rPr>
         <w:t>1</w:t>
+      </w:r>
+      <w:r>
+        <w:fldChar w:fldCharType="end"/>
+      </w:r>
+      <w:r>
+        <w:rPr>
+          <w:rFonts w:hint="eastAsia"/>
+        </w:rPr>
+        <w:t>：</w:t>
+      </w:r>
+      <w:r>
+        <w:rPr>
+          <w:rFonts w:hint="eastAsia"/>
+        </w:rPr>
+        <w:t>符号说明</w:t>
+      </w:r>
+    </w:p>
+    <w:tbl>
+      <w:tblPr>
+        <w:tblStyle w:val="af4"/>
+        <w:tblW w:w="5000" w:type="pct"/>
+        <w:tblLook w:val="04A0" w:firstRow="1" w:lastRow="0" w:firstColumn="1" w:lastColumn="0" w:noHBand="0" w:noVBand="1"/>
+      </w:tblPr>
+      <w:tblGrid>
+        <w:gridCol w:w="1202"/>
+        <w:gridCol w:w="5602"/>
+        <w:gridCol w:w="1502"/>
+      </w:tblGrid>
+      <w:tr>
+        <w:trPr>
+          <w:cnfStyle w:val="100000000000" w:firstRow="1" w:lastRow="0" w:firstColumn="0" w:lastColumn="0" w:oddVBand="0" w:evenVBand="0" w:oddHBand="0" w:evenHBand="0" w:firstRowFirstColumn="0" w:firstRowLastColumn="0" w:lastRowFirstColumn="0" w:lastRowLastColumn="0"/>
+        </w:trPr>
+        <w:tc>
+          <w:tcPr>
+            <w:tcW w:w="724" w:type="pct"/>
+          </w:tcPr>
+          <w:p>
+            <w:pPr>
+              <w:ind w:firstLineChars="0" w:firstLine="0"/>
+              <w:rPr>
+                <w:rFonts w:hint="eastAsia"/>
+              </w:rPr>
+            </w:pPr>
+            <w:r>
+              <w:rPr>
+                <w:rFonts w:hint="eastAsia"/>
+              </w:rPr>
+              <w:t>符号</w:t>
+            </w:r>
+          </w:p>
+        </w:tc>
+        <w:tc>
+          <w:tcPr>
+            <w:tcW w:w="3372" w:type="pct"/>
+          </w:tcPr>
+          <w:p>
+            <w:pPr>
+              <w:ind w:firstLineChars="0" w:firstLine="0"/>
+              <w:rPr>
+                <w:rFonts w:hint="eastAsia"/>
+              </w:rPr>
+            </w:pPr>
+            <w:r>
+              <w:rPr>
+                <w:rFonts w:hint="eastAsia"/>
+              </w:rPr>
+              <w:t>说明</w:t>
+            </w:r>
+          </w:p>
+        </w:tc>
+        <w:tc>
+          <w:tcPr>
+            <w:tcW w:w="904" w:type="pct"/>
+          </w:tcPr>
+          <w:p>
+            <w:pPr>
+              <w:ind w:firstLineChars="0" w:firstLine="0"/>
+              <w:rPr>
+                <w:rFonts w:hint="eastAsia"/>
+              </w:rPr>
+            </w:pPr>
+          </w:p>
+        </w:tc>
+      </w:tr>
+      <w:tr>
+        <w:tc>
+          <w:tcPr>
+            <w:tcW w:w="724" w:type="pct"/>
+          </w:tcPr>
+          <w:p>
+            <w:pPr>
+              <w:ind w:firstLineChars="0" w:firstLine="0"/>
+            </w:pPr>
+            <m:oMathPara>
+              <m:oMath>
+                <m:r>
+                  <w:rPr>
+                    <w:rFonts w:ascii="Cambria Math" w:hAnsi="Cambria Math"/>
+                  </w:rPr>
+                  <m:t>s</m:t>
+                </m:r>
+              </m:oMath>
+            </m:oMathPara>
+          </w:p>
+        </w:tc>
+        <w:tc>
+          <w:tcPr>
+            <w:tcW w:w="3372" w:type="pct"/>
+          </w:tcPr>
+          <w:p>
+            <w:pPr>
+              <w:ind w:firstLineChars="0" w:firstLine="0"/>
+              <w:rPr>
+                <w:rFonts w:hint="eastAsia"/>
+              </w:rPr>
+            </w:pPr>
+            <w:r>
+              <w:rPr>
+                <w:rFonts w:hint="eastAsia"/>
+              </w:rPr>
+              <w:t>站点，</w:t>
+            </w:r>
+            <m:oMath>
+              <m:r>
+                <w:rPr>
+                  <w:rFonts w:ascii="Cambria Math" w:hAnsi="Cambria Math"/>
+                </w:rPr>
+                <m:t>s=</m:t>
+              </m:r>
+              <m:d>
+                <m:dPr>
+                  <m:begChr m:val="{"/>
+                  <m:endChr m:val="}"/>
+                  <m:ctrlPr>
+                    <w:rPr>
+                      <w:rFonts w:ascii="Cambria Math" w:hAnsi="Cambria Math"/>
+                      <w:i/>
+                    </w:rPr>
+                  </m:ctrlPr>
+                </m:dPr>
+                <m:e>
+                  <m:r>
+                    <w:rPr>
+                      <w:rFonts w:ascii="Cambria Math" w:hAnsi="Cambria Math"/>
+                    </w:rPr>
+                    <m:t>1,…,S</m:t>
+                  </m:r>
+                </m:e>
+              </m:d>
+            </m:oMath>
+          </w:p>
+        </w:tc>
+        <w:tc>
+          <w:tcPr>
+            <w:tcW w:w="904" w:type="pct"/>
+          </w:tcPr>
+          <w:p>
+            <w:pPr>
+              <w:ind w:firstLineChars="0" w:firstLine="0"/>
+              <w:rPr>
+                <w:rFonts w:hint="eastAsia"/>
+              </w:rPr>
+            </w:pPr>
+          </w:p>
+        </w:tc>
+      </w:tr>
+      <w:tr>
+        <w:tc>
+          <w:tcPr>
+            <w:tcW w:w="724" w:type="pct"/>
+          </w:tcPr>
+          <w:p>
+            <w:pPr>
+              <w:ind w:firstLineChars="0" w:firstLine="0"/>
+            </w:pPr>
+            <m:oMathPara>
+              <m:oMath>
+                <m:r>
+                  <w:rPr>
+                    <w:rFonts w:ascii="Cambria Math" w:hAnsi="Cambria Math" w:hint="eastAsia"/>
+                  </w:rPr>
+                  <m:t>t</m:t>
+                </m:r>
+              </m:oMath>
+            </m:oMathPara>
+          </w:p>
+        </w:tc>
+        <w:tc>
+          <w:tcPr>
+            <w:tcW w:w="3372" w:type="pct"/>
+          </w:tcPr>
+          <w:p>
+            <w:pPr>
+              <w:ind w:firstLineChars="0" w:firstLine="0"/>
+              <w:rPr>
+                <w:rFonts w:hint="eastAsia"/>
+              </w:rPr>
+            </w:pPr>
+            <w:r>
+              <w:rPr>
+                <w:rFonts w:hint="eastAsia"/>
+              </w:rPr>
+              <w:t>时刻</w:t>
+            </w:r>
+            <w:r>
+              <w:rPr>
+                <w:rFonts w:hint="eastAsia"/>
+              </w:rPr>
+              <w:t>，</w:t>
+            </w:r>
+            <m:oMath>
+              <m:r>
+                <w:rPr>
+                  <w:rFonts w:ascii="Cambria Math" w:hAnsi="Cambria Math"/>
+                </w:rPr>
+                <m:t>t</m:t>
+              </m:r>
+              <m:r>
+                <w:rPr>
+                  <w:rFonts w:ascii="Cambria Math" w:hAnsi="Cambria Math"/>
+                </w:rPr>
+                <m:t>=</m:t>
+              </m:r>
+              <m:d>
+                <m:dPr>
+                  <m:begChr m:val="{"/>
+                  <m:endChr m:val="}"/>
+                  <m:ctrlPr>
+                    <w:rPr>
+                      <w:rFonts w:ascii="Cambria Math" w:hAnsi="Cambria Math"/>
+                      <w:i/>
+                    </w:rPr>
+                  </m:ctrlPr>
+                </m:dPr>
+                <m:e>
+                  <m:r>
+                    <w:rPr>
+                      <w:rFonts w:ascii="Cambria Math" w:hAnsi="Cambria Math"/>
+                    </w:rPr>
+                    <m:t>1,…,</m:t>
+                  </m:r>
+                  <m:r>
+                    <w:rPr>
+                      <w:rFonts w:ascii="Cambria Math" w:hAnsi="Cambria Math"/>
+                    </w:rPr>
+                    <m:t>T</m:t>
+                  </m:r>
+                </m:e>
+              </m:d>
+            </m:oMath>
+          </w:p>
+        </w:tc>
+        <w:tc>
+          <w:tcPr>
+            <w:tcW w:w="904" w:type="pct"/>
+          </w:tcPr>
+          <w:p>
+            <w:pPr>
+              <w:ind w:firstLineChars="0" w:firstLine="0"/>
+              <w:rPr>
+                <w:rFonts w:hint="eastAsia"/>
+              </w:rPr>
+            </w:pPr>
+          </w:p>
+        </w:tc>
+      </w:tr>
+      <w:tr>
+        <w:tc>
+          <w:tcPr>
+            <w:tcW w:w="724" w:type="pct"/>
+          </w:tcPr>
+          <w:p>
+            <w:pPr>
+              <w:ind w:firstLineChars="0" w:firstLine="0"/>
+              <w:rPr>
+                <w:rFonts w:hint="eastAsia"/>
+              </w:rPr>
+            </w:pPr>
+            <m:oMathPara>
+              <m:oMath>
+                <m:sSub>
+                  <m:sSubPr>
+                    <m:ctrlPr>
+                      <w:rPr>
+                        <w:rFonts w:ascii="Cambria Math" w:hAnsi="Cambria Math"/>
+                        <w:i/>
+                      </w:rPr>
+                    </m:ctrlPr>
+                  </m:sSubPr>
+                  <m:e>
+                    <m:r>
+                      <w:rPr>
+                        <w:rFonts w:ascii="Cambria Math" w:hAnsi="Cambria Math"/>
+                      </w:rPr>
+                      <m:t>y</m:t>
+                    </m:r>
+                  </m:e>
+                  <m:sub>
+                    <m:r>
+                      <w:rPr>
+                        <w:rFonts w:ascii="Cambria Math" w:hAnsi="Cambria Math"/>
+                      </w:rPr>
+                      <m:t>s,t</m:t>
+                    </m:r>
+                  </m:sub>
+                </m:sSub>
+              </m:oMath>
+            </m:oMathPara>
+          </w:p>
+        </w:tc>
+        <w:tc>
+          <w:tcPr>
+            <w:tcW w:w="3372" w:type="pct"/>
+          </w:tcPr>
+          <w:p>
+            <w:pPr>
+              <w:ind w:firstLineChars="0" w:firstLine="0"/>
+              <w:rPr>
+                <w:rFonts w:hint="eastAsia"/>
+              </w:rPr>
+            </w:pPr>
+            <w:r>
+              <w:rPr>
+                <w:rFonts w:hint="eastAsia"/>
+              </w:rPr>
+              <w:t>站点</w:t>
+            </w:r>
+            <w:r>
+              <w:rPr>
+                <w:rFonts w:hint="eastAsia"/>
+              </w:rPr>
+              <w:t xml:space="preserve"> s </w:t>
+            </w:r>
+            <w:r>
+              <w:rPr>
+                <w:rFonts w:hint="eastAsia"/>
+              </w:rPr>
+              <w:t>在时刻</w:t>
+            </w:r>
+            <w:r>
+              <w:rPr>
+                <w:rFonts w:hint="eastAsia"/>
+              </w:rPr>
+              <w:t xml:space="preserve"> t </w:t>
+            </w:r>
+            <w:r>
+              <w:rPr>
+                <w:rFonts w:hint="eastAsia"/>
+              </w:rPr>
+              <w:t>的平均风速</w:t>
+            </w:r>
+          </w:p>
+        </w:tc>
+        <w:tc>
+          <w:tcPr>
+            <w:tcW w:w="904" w:type="pct"/>
+          </w:tcPr>
+          <w:p>
+            <w:pPr>
+              <w:ind w:firstLineChars="0" w:firstLine="0"/>
+              <w:rPr>
+                <w:rFonts w:hint="eastAsia"/>
+              </w:rPr>
+            </w:pPr>
+          </w:p>
+        </w:tc>
+      </w:tr>
+      <w:tr>
+        <w:tc>
+          <w:tcPr>
+            <w:tcW w:w="724" w:type="pct"/>
+          </w:tcPr>
+          <w:p>
+            <w:pPr>
+              <w:ind w:firstLineChars="0" w:firstLine="0"/>
+            </w:pPr>
+            <m:oMathPara>
+              <m:oMath>
+                <m:sSub>
+                  <m:sSubPr>
+                    <m:ctrlPr>
+                      <w:rPr>
+                        <w:rFonts w:ascii="Cambria Math" w:hAnsi="Cambria Math"/>
+                        <w:i/>
+                      </w:rPr>
+                    </m:ctrlPr>
+                  </m:sSubPr>
+                  <m:e>
+                    <m:r>
+                      <m:rPr>
+                        <m:sty m:val="bi"/>
+                      </m:rPr>
+                      <w:rPr>
+                        <w:rFonts w:ascii="Cambria Math" w:hAnsi="Cambria Math"/>
+                      </w:rPr>
+                      <m:t>x</m:t>
+                    </m:r>
+                  </m:e>
+                  <m:sub>
+                    <m:r>
+                      <w:rPr>
+                        <w:rFonts w:ascii="Cambria Math" w:hAnsi="Cambria Math"/>
+                      </w:rPr>
+                      <m:t>s,t</m:t>
+                    </m:r>
+                  </m:sub>
+                </m:sSub>
+              </m:oMath>
+            </m:oMathPara>
+          </w:p>
+        </w:tc>
+        <w:tc>
+          <w:tcPr>
+            <w:tcW w:w="3372" w:type="pct"/>
+          </w:tcPr>
+          <w:p>
+            <w:pPr>
+              <w:ind w:firstLineChars="0" w:firstLine="0"/>
+            </w:pPr>
+            <w:r>
+              <w:rPr>
+                <w:rFonts w:hint="eastAsia"/>
+              </w:rPr>
+              <w:t>站点</w:t>
+            </w:r>
+            <w:r>
+              <w:rPr>
+                <w:rFonts w:hint="eastAsia"/>
+              </w:rPr>
+              <w:t xml:space="preserve"> s </w:t>
+            </w:r>
+            <w:r>
+              <w:rPr>
+                <w:rFonts w:hint="eastAsia"/>
+              </w:rPr>
+              <w:t>在时刻</w:t>
+            </w:r>
+            <w:r>
+              <w:rPr>
+                <w:rFonts w:hint="eastAsia"/>
+              </w:rPr>
+              <w:t xml:space="preserve"> t </w:t>
+            </w:r>
+            <w:r>
+              <w:rPr>
+                <w:rFonts w:hint="eastAsia"/>
+              </w:rPr>
+              <w:t>的</w:t>
+            </w:r>
+            <w:r>
+              <w:rPr>
+                <w:rFonts w:hint="eastAsia"/>
+              </w:rPr>
+              <w:t>协变量向量</w:t>
+            </w:r>
+          </w:p>
+        </w:tc>
+        <w:tc>
+          <w:tcPr>
+            <w:tcW w:w="904" w:type="pct"/>
+          </w:tcPr>
+          <w:p>
+            <w:pPr>
+              <w:ind w:firstLineChars="0" w:firstLine="0"/>
+              <w:rPr>
+                <w:rFonts w:hint="eastAsia"/>
+              </w:rPr>
+            </w:pPr>
+          </w:p>
+        </w:tc>
+      </w:tr>
+      <w:tr>
+        <w:tc>
+          <w:tcPr>
+            <w:tcW w:w="724" w:type="pct"/>
+          </w:tcPr>
+          <w:p>
+            <w:pPr>
+              <w:ind w:firstLineChars="0" w:firstLine="0"/>
+              <w:rPr>
+                <w:rFonts w:hint="eastAsia"/>
+              </w:rPr>
+            </w:pPr>
+            <m:oMathPara>
+              <m:oMath>
+                <m:sSub>
+                  <m:sSubPr>
+                    <m:ctrlPr>
+                      <w:rPr>
+                        <w:rFonts w:ascii="Cambria Math" w:hAnsi="Cambria Math"/>
+                        <w:i/>
+                      </w:rPr>
+                    </m:ctrlPr>
+                  </m:sSubPr>
+                  <m:e>
+                    <m:r>
+                      <w:rPr>
+                        <w:rFonts w:ascii="Cambria Math" w:hAnsi="Cambria Math" w:hint="eastAsia"/>
+                      </w:rPr>
+                      <m:t>m</m:t>
+                    </m:r>
+                  </m:e>
+                  <m:sub>
+                    <m:r>
+                      <w:rPr>
+                        <w:rFonts w:ascii="Cambria Math" w:hAnsi="Cambria Math"/>
+                      </w:rPr>
+                      <m:t>s,t</m:t>
+                    </m:r>
+                  </m:sub>
+                </m:sSub>
+              </m:oMath>
+            </m:oMathPara>
+          </w:p>
+        </w:tc>
+        <w:tc>
+          <w:tcPr>
+            <w:tcW w:w="3372" w:type="pct"/>
+          </w:tcPr>
+          <w:p>
+            <w:pPr>
+              <w:ind w:firstLineChars="0" w:firstLine="0"/>
+              <w:rPr>
+                <w:rFonts w:hint="eastAsia"/>
+              </w:rPr>
+            </w:pPr>
+            <w:r>
+              <w:rPr>
+                <w:rFonts w:hint="eastAsia"/>
+              </w:rPr>
+              <w:t>站点</w:t>
+            </w:r>
+            <w:r>
+              <w:rPr>
+                <w:rFonts w:hint="eastAsia"/>
+              </w:rPr>
+              <w:t xml:space="preserve"> s </w:t>
+            </w:r>
+            <w:r>
+              <w:rPr>
+                <w:rFonts w:hint="eastAsia"/>
+              </w:rPr>
+              <w:t>在时刻</w:t>
+            </w:r>
+            <w:r>
+              <w:rPr>
+                <w:rFonts w:hint="eastAsia"/>
+              </w:rPr>
+              <w:t xml:space="preserve"> t </w:t>
+            </w:r>
+            <w:r>
+              <w:rPr>
+                <w:rFonts w:hint="eastAsia"/>
+              </w:rPr>
+              <w:t>的平均风速</w:t>
+            </w:r>
+            <w:r>
+              <w:rPr>
+                <w:rFonts w:hint="eastAsia"/>
+              </w:rPr>
+              <w:t>是否缺失的示性变量</w:t>
+            </w:r>
+          </w:p>
+        </w:tc>
+        <w:tc>
+          <w:tcPr>
+            <w:tcW w:w="904" w:type="pct"/>
+          </w:tcPr>
+          <w:p>
+            <w:pPr>
+              <w:ind w:firstLineChars="0" w:firstLine="0"/>
+              <w:rPr>
+                <w:rFonts w:hint="eastAsia"/>
+              </w:rPr>
+            </w:pPr>
+          </w:p>
+        </w:tc>
+      </w:tr>
+      <w:tr>
+        <w:tc>
+          <w:tcPr>
+            <w:tcW w:w="724" w:type="pct"/>
+          </w:tcPr>
+          <w:p>
+            <w:pPr>
+              <w:ind w:firstLineChars="0" w:firstLine="0"/>
+            </w:pPr>
+            <m:oMathPara>
+              <m:oMath>
+                <m:sSub>
+                  <m:sSubPr>
+                    <m:ctrlPr>
+                      <w:rPr>
+                        <w:rFonts w:ascii="Cambria Math" w:hAnsi="Cambria Math"/>
+                        <w:i/>
+                      </w:rPr>
+                    </m:ctrlPr>
+                  </m:sSubPr>
+                  <m:e>
+                    <m:r>
+                      <w:rPr>
+                        <w:rFonts w:ascii="Cambria Math" w:hAnsi="Cambria Math"/>
+                      </w:rPr>
+                      <m:t>π</m:t>
+                    </m:r>
+                  </m:e>
+                  <m:sub>
+                    <m:r>
+                      <w:rPr>
+                        <w:rFonts w:ascii="Cambria Math" w:hAnsi="Cambria Math"/>
+                      </w:rPr>
+                      <m:t>i</m:t>
+                    </m:r>
+                  </m:sub>
+                </m:sSub>
+              </m:oMath>
+            </m:oMathPara>
+          </w:p>
+        </w:tc>
+        <w:tc>
+          <w:tcPr>
+            <w:tcW w:w="3372" w:type="pct"/>
+          </w:tcPr>
+          <w:p>
+            <w:pPr>
+              <w:ind w:firstLineChars="0" w:firstLine="0"/>
+              <w:rPr>
+                <w:rFonts w:hint="eastAsia"/>
+              </w:rPr>
+            </w:pPr>
+            <w:r>
+              <w:rPr>
+                <w:rFonts w:hint="eastAsia"/>
+              </w:rPr>
+              <w:t>考虑的全局缺失率（</w:t>
+            </w:r>
+            <w:r>
+              <w:rPr>
+                <w:rFonts w:hint="eastAsia"/>
+              </w:rPr>
+              <w:t>0.05,0.25,0.5,0.75</w:t>
+            </w:r>
+            <w:r>
+              <w:rPr>
+                <w:rFonts w:hint="eastAsia"/>
+              </w:rPr>
+              <w:t>）</w:t>
+            </w:r>
+          </w:p>
+        </w:tc>
+        <w:tc>
+          <w:tcPr>
+            <w:tcW w:w="904" w:type="pct"/>
+          </w:tcPr>
+          <w:p>
+            <w:pPr>
+              <w:ind w:firstLineChars="0" w:firstLine="0"/>
+              <w:rPr>
+                <w:rFonts w:hint="eastAsia"/>
+              </w:rPr>
+            </w:pPr>
+          </w:p>
+        </w:tc>
+      </w:tr>
+      <w:tr>
+        <w:tc>
+          <w:tcPr>
+            <w:tcW w:w="724" w:type="pct"/>
+          </w:tcPr>
+          <w:p>
+            <w:pPr>
+              <w:ind w:firstLineChars="0" w:firstLine="0"/>
+            </w:pPr>
+          </w:p>
+        </w:tc>
+        <w:tc>
+          <w:tcPr>
+            <w:tcW w:w="3372" w:type="pct"/>
+          </w:tcPr>
+          <w:p>
+            <w:pPr>
+              <w:ind w:firstLineChars="0" w:firstLine="0"/>
+              <w:rPr>
+                <w:rFonts w:hint="eastAsia"/>
+              </w:rPr>
+            </w:pPr>
+          </w:p>
+        </w:tc>
+        <w:tc>
+          <w:tcPr>
+            <w:tcW w:w="904" w:type="pct"/>
+          </w:tcPr>
+          <w:p>
+            <w:pPr>
+              <w:ind w:firstLineChars="0" w:firstLine="0"/>
+              <w:rPr>
+                <w:rFonts w:hint="eastAsia"/>
+              </w:rPr>
+            </w:pPr>
+          </w:p>
+        </w:tc>
+      </w:tr>
+      <w:tr>
+        <w:tc>
+          <w:tcPr>
+            <w:tcW w:w="724" w:type="pct"/>
+          </w:tcPr>
+          <w:p>
+            <w:pPr>
+              <w:ind w:firstLineChars="0" w:firstLine="0"/>
+            </w:pPr>
+          </w:p>
+        </w:tc>
+        <w:tc>
+          <w:tcPr>
+            <w:tcW w:w="3372" w:type="pct"/>
+          </w:tcPr>
+          <w:p>
+            <w:pPr>
+              <w:ind w:firstLineChars="0" w:firstLine="0"/>
+              <w:rPr>
+                <w:rFonts w:hint="eastAsia"/>
+              </w:rPr>
+            </w:pPr>
+          </w:p>
+        </w:tc>
+        <w:tc>
+          <w:tcPr>
+            <w:tcW w:w="904" w:type="pct"/>
+          </w:tcPr>
+          <w:p>
+            <w:pPr>
+              <w:ind w:firstLineChars="0" w:firstLine="0"/>
+              <w:rPr>
+                <w:rFonts w:hint="eastAsia"/>
+              </w:rPr>
+            </w:pPr>
+          </w:p>
+        </w:tc>
+      </w:tr>
+    </w:tbl>
+    <w:p>
+      <w:pPr>
+        <w:ind w:firstLineChars="83" w:firstLine="199"/>
+        <w:rPr>
+          <w:rFonts w:hint="eastAsia"/>
+        </w:rPr>
+      </w:pPr>
+    </w:p>
+    <w:p>
+      <w:pPr>
+        <w:pStyle w:val="10"/>
+      </w:pPr>
+      <w:r>
+        <w:rPr>
+          <w:rFonts w:hint="eastAsia"/>
+        </w:rPr>
+        <w:t>数据</w:t>
+      </w:r>
+    </w:p>
+    <w:p>
+      <w:pPr>
+        <w:pStyle w:val="2"/>
+      </w:pPr>
+      <w:r>
+        <w:rPr>
+          <w:rFonts w:hint="eastAsia"/>
+        </w:rPr>
+        <w:t>数据来源</w:t>
+      </w:r>
+    </w:p>
+    <w:p>
+      <w:pPr>
+        <w:wordWrap w:val="0"/>
+        <w:ind w:firstLine="480"/>
+      </w:pPr>
+      <w:r>
+        <w:t>在本研究中，我们将采用由瑞士联邦气象与气候办公室（</w:t>
+      </w:r>
+      <w:proofErr w:type="spellStart"/>
+      <w:r>
+        <w:t>MeteoSwiss</w:t>
+      </w:r>
+      <w:proofErr w:type="spellEnd"/>
+      <w:r>
+        <w:t>）在</w:t>
+      </w:r>
+      <w:r>
+        <w:t>Hugging Face</w:t>
+      </w:r>
+      <w:r>
+        <w:t>平台上公开发布的</w:t>
+      </w:r>
+      <w:proofErr w:type="spellStart"/>
+      <w:r>
+        <w:t>PeakWeather</w:t>
+      </w:r>
+      <w:proofErr w:type="spellEnd"/>
+      <w:r>
+        <w:t>数据集（</w:t>
+      </w:r>
+      <w:r>
+        <w:t>https://huggingface.co/datasets/MeteoSwiss/PeakWeather/tree/main</w:t>
+      </w:r>
+      <w:r>
+        <w:t>），以支持后续的模型训练与分析工作。</w:t>
+      </w:r>
+    </w:p>
+    <w:p>
+      <w:pPr>
+        <w:pStyle w:val="2"/>
+      </w:pPr>
+      <w:r>
+        <w:rPr>
+          <w:rFonts w:hint="eastAsia"/>
+        </w:rPr>
+        <w:t>数据说明</w:t>
+      </w:r>
+    </w:p>
+    <w:p>
+      <w:pPr>
+        <w:pStyle w:val="3"/>
+      </w:pPr>
+      <w:r>
+        <w:rPr>
+          <w:rFonts w:hint="eastAsia"/>
+        </w:rPr>
+        <w:t>站点基本信息</w:t>
+      </w:r>
+    </w:p>
+    <w:p>
+      <w:pPr>
+        <w:ind w:firstLine="480"/>
+      </w:pPr>
+      <w:r>
+        <w:rPr>
+          <w:rFonts w:hint="eastAsia"/>
+        </w:rPr>
+        <w:t>本研究选取了完整</w:t>
+      </w:r>
+      <w:r>
+        <w:t>包含</w:t>
+      </w:r>
+      <w:r>
+        <w:rPr>
+          <w:rFonts w:hint="eastAsia"/>
+        </w:rPr>
+        <w:t xml:space="preserve"> 8 </w:t>
+      </w:r>
+      <w:r>
+        <w:rPr>
+          <w:rFonts w:hint="eastAsia"/>
+        </w:rPr>
+        <w:t>个气象变量的</w:t>
+      </w:r>
+      <w:r>
+        <w:t>112</w:t>
+      </w:r>
+      <w:r>
+        <w:t>个标准气象站，每个站点均配备一组由</w:t>
+      </w:r>
+      <w:r>
+        <w:t xml:space="preserve"> 50 </w:t>
+      </w:r>
+      <w:r>
+        <w:t>米分辨率数字高程模型（</w:t>
+      </w:r>
+      <w:r>
+        <w:t>DHM25</w:t>
+      </w:r>
+      <w:r>
+        <w:t>）计算得出的静态地形特征。这些特征用于精确刻画各站点所处地理环境的地形特性，为后续气象建模提供关键上下文信息。</w:t>
+      </w:r>
+    </w:p>
+    <w:p>
+      <w:pPr>
+        <w:pStyle w:val="af3"/>
+        <w:ind w:firstLineChars="0" w:firstLine="0"/>
+        <w:jc w:val="center"/>
+      </w:pPr>
+      <w:r>
+        <w:rPr>
+          <w:rFonts w:hint="eastAsia"/>
+        </w:rPr>
+        <w:t>表</w:t>
+      </w:r>
+      <w:r>
+        <w:rPr>
+          <w:rFonts w:hint="eastAsia"/>
+        </w:rPr>
+        <w:t xml:space="preserve"> </w:t>
+      </w:r>
+      <w:r>
+        <w:fldChar w:fldCharType="begin"/>
+      </w:r>
+      <w:r>
+        <w:instrText xml:space="preserve"> </w:instrText>
+      </w:r>
+      <w:r>
+        <w:rPr>
+          <w:rFonts w:hint="eastAsia"/>
+        </w:rPr>
+        <w:instrText xml:space="preserve">SEQ </w:instrText>
+      </w:r>
+      <w:r>
+        <w:rPr>
+          <w:rFonts w:hint="eastAsia"/>
+        </w:rPr>
+        <w:instrText>表</w:instrText>
+      </w:r>
+      <w:r>
+        <w:rPr>
+          <w:rFonts w:hint="eastAsia"/>
+        </w:rPr>
+        <w:instrText xml:space="preserve"> \* ARABIC</w:instrText>
+      </w:r>
+      <w:r>
+        <w:instrText xml:space="preserve"> </w:instrText>
+      </w:r>
+      <w:r>
+        <w:fldChar w:fldCharType="separate"/>
+      </w:r>
+      <w:r>
+        <w:rPr>
+          <w:noProof/>
+        </w:rPr>
+        <w:t>2</w:t>
       </w:r>
       <w:r>
         <w:fldChar w:fldCharType="end"/>
@@ -782,7 +1599,7 @@
         <w:rPr>
           <w:noProof/>
         </w:rPr>
-        <w:t>2</w:t>
+        <w:t>3</w:t>
       </w:r>
       <w:r>
         <w:fldChar w:fldCharType="end"/>
@@ -1424,6 +2241,7 @@
                 <w:szCs w:val="21"/>
                 <w14:ligatures w14:val="none"/>
               </w:rPr>
+              <w:lastRenderedPageBreak/>
               <w:t>TPI_2000</w:t>
             </w:r>
             <w:r>
@@ -1896,14 +2714,7 @@
         <w:rPr>
           <w:rFonts w:hint="eastAsia"/>
         </w:rPr>
-        <w:t>这些地形特征对于理解局地微气候、风场通道效应、日照分布及降水格局至关</w:t>
-      </w:r>
-      <w:r>
-        <w:rPr>
-          <w:rFonts w:hint="eastAsia"/>
-        </w:rPr>
-        <w:lastRenderedPageBreak/>
-        <w:t>重要，是构建高精度数据驱动气象模型的核心输入变量。</w:t>
+        <w:t>这些地形特征对于理解局地微气候、风场通道效应、日照分布及降水格局至关重要，是构建高精度数据驱动气象模型的核心输入变量。</w:t>
       </w:r>
     </w:p>
     <w:p>
@@ -1919,14 +2730,69 @@
     </w:p>
     <w:p>
       <w:pPr>
+        <w:pStyle w:val="af3"/>
         <w:ind w:firstLineChars="0" w:firstLine="0"/>
         <w:jc w:val="center"/>
-      </w:pPr>
-      <w:r>
-        <w:rPr>
-          <w:rFonts w:hint="eastAsia"/>
-        </w:rPr>
-        <w:t>表：变量说明</w:t>
+        <w:rPr>
+          <w:rFonts w:hint="eastAsia"/>
+        </w:rPr>
+      </w:pPr>
+      <w:r>
+        <w:rPr>
+          <w:rFonts w:hint="eastAsia"/>
+        </w:rPr>
+        <w:t>表</w:t>
+      </w:r>
+      <w:r>
+        <w:rPr>
+          <w:rFonts w:hint="eastAsia"/>
+        </w:rPr>
+        <w:t xml:space="preserve"> </w:t>
+      </w:r>
+      <w:r>
+        <w:fldChar w:fldCharType="begin"/>
+      </w:r>
+      <w:r>
+        <w:instrText xml:space="preserve"> </w:instrText>
+      </w:r>
+      <w:r>
+        <w:rPr>
+          <w:rFonts w:hint="eastAsia"/>
+        </w:rPr>
+        <w:instrText xml:space="preserve">SEQ </w:instrText>
+      </w:r>
+      <w:r>
+        <w:rPr>
+          <w:rFonts w:hint="eastAsia"/>
+        </w:rPr>
+        <w:instrText>表</w:instrText>
+      </w:r>
+      <w:r>
+        <w:rPr>
+          <w:rFonts w:hint="eastAsia"/>
+        </w:rPr>
+        <w:instrText xml:space="preserve"> \* ARABIC</w:instrText>
+      </w:r>
+      <w:r>
+        <w:instrText xml:space="preserve"> </w:instrText>
+      </w:r>
+      <w:r>
+        <w:fldChar w:fldCharType="separate"/>
+      </w:r>
+      <w:r>
+        <w:rPr>
+          <w:noProof/>
+        </w:rPr>
+        <w:t>4</w:t>
+      </w:r>
+      <w:r>
+        <w:fldChar w:fldCharType="end"/>
+      </w:r>
+      <w:r>
+        <w:rPr>
+          <w:rFonts w:hint="eastAsia"/>
+        </w:rPr>
+        <w:t>：变量说明</w:t>
       </w:r>
     </w:p>
     <w:tbl>
@@ -2802,14 +3668,69 @@
     </w:p>
     <w:p>
       <w:pPr>
+        <w:pStyle w:val="af3"/>
         <w:ind w:firstLineChars="0" w:firstLine="0"/>
         <w:jc w:val="center"/>
-      </w:pPr>
-      <w:r>
-        <w:rPr>
-          <w:rFonts w:hint="eastAsia"/>
-        </w:rPr>
-        <w:t>表：缺失模式</w:t>
+        <w:rPr>
+          <w:rFonts w:hint="eastAsia"/>
+        </w:rPr>
+      </w:pPr>
+      <w:r>
+        <w:rPr>
+          <w:rFonts w:hint="eastAsia"/>
+        </w:rPr>
+        <w:t>表</w:t>
+      </w:r>
+      <w:r>
+        <w:rPr>
+          <w:rFonts w:hint="eastAsia"/>
+        </w:rPr>
+        <w:t xml:space="preserve"> </w:t>
+      </w:r>
+      <w:r>
+        <w:fldChar w:fldCharType="begin"/>
+      </w:r>
+      <w:r>
+        <w:instrText xml:space="preserve"> </w:instrText>
+      </w:r>
+      <w:r>
+        <w:rPr>
+          <w:rFonts w:hint="eastAsia"/>
+        </w:rPr>
+        <w:instrText xml:space="preserve">SEQ </w:instrText>
+      </w:r>
+      <w:r>
+        <w:rPr>
+          <w:rFonts w:hint="eastAsia"/>
+        </w:rPr>
+        <w:instrText>表</w:instrText>
+      </w:r>
+      <w:r>
+        <w:rPr>
+          <w:rFonts w:hint="eastAsia"/>
+        </w:rPr>
+        <w:instrText xml:space="preserve"> \* ARABIC</w:instrText>
+      </w:r>
+      <w:r>
+        <w:instrText xml:space="preserve"> </w:instrText>
+      </w:r>
+      <w:r>
+        <w:fldChar w:fldCharType="separate"/>
+      </w:r>
+      <w:r>
+        <w:rPr>
+          <w:noProof/>
+        </w:rPr>
+        <w:t>5</w:t>
+      </w:r>
+      <w:r>
+        <w:fldChar w:fldCharType="end"/>
+      </w:r>
+      <w:r>
+        <w:rPr>
+          <w:rFonts w:hint="eastAsia"/>
+        </w:rPr>
+        <w:t>：缺失模式</w:t>
       </w:r>
     </w:p>
     <w:tbl>
@@ -3150,9 +4071,6 @@
           <w:numId w:val="11"/>
         </w:numPr>
         <w:ind w:firstLineChars="0"/>
-        <w:rPr>
-          <w:rFonts w:hint="eastAsia"/>
-        </w:rPr>
       </w:pPr>
       <w:r>
         <w:rPr>
@@ -3232,7 +4150,7 @@
               <w:rPr>
                 <w:rFonts w:ascii="Cambria Math" w:hAnsi="Cambria Math"/>
               </w:rPr>
-              <m:t>z</m:t>
+              <m:t>m</m:t>
             </m:r>
           </m:e>
           <m:sub>
@@ -3274,7 +4192,7 @@
                   <w:rPr>
                     <w:rFonts w:ascii="Cambria Math" w:hAnsi="Cambria Math"/>
                   </w:rPr>
-                  <m:t>p</m:t>
+                  <m:t>π</m:t>
                 </m:r>
               </m:e>
               <m:sub>
@@ -3282,7 +4200,7 @@
                   <w:rPr>
                     <w:rFonts w:ascii="Cambria Math" w:hAnsi="Cambria Math"/>
                   </w:rPr>
-                  <m:t>mcar</m:t>
+                  <m:t>i</m:t>
                 </m:r>
               </m:sub>
             </m:sSub>
@@ -3299,9 +4217,6 @@
     <w:p>
       <w:pPr>
         <w:ind w:firstLine="480"/>
-        <w:rPr>
-          <w:rFonts w:hint="eastAsia"/>
-        </w:rPr>
       </w:pPr>
       <m:oMathPara>
         <m:oMath>
@@ -3333,9 +4248,9 @@
                 <m:e>
                   <m:r>
                     <w:rPr>
-                      <w:rFonts w:ascii="Cambria Math" w:hAnsi="Cambria Math"/>
+                      <w:rFonts w:ascii="Cambria Math" w:hAnsi="Cambria Math" w:hint="eastAsia"/>
                     </w:rPr>
-                    <m:t>z</m:t>
+                    <m:t>m</m:t>
                   </m:r>
                 </m:e>
                 <m:sub>
@@ -3375,7 +4290,7 @@
                 <w:rPr>
                   <w:rFonts w:ascii="Cambria Math" w:hAnsi="Cambria Math"/>
                 </w:rPr>
-                <m:t>p</m:t>
+                <m:t>π</m:t>
               </m:r>
             </m:e>
             <m:sub>
@@ -3383,7 +4298,7 @@
                 <w:rPr>
                   <w:rFonts w:ascii="Cambria Math" w:hAnsi="Cambria Math"/>
                 </w:rPr>
-                <m:t>mcar</m:t>
+                <m:t>i</m:t>
               </m:r>
             </m:sub>
           </m:sSub>
@@ -3391,7 +4306,13 @@
             <w:rPr>
               <w:rFonts w:ascii="Cambria Math" w:hAnsi="Cambria Math"/>
             </w:rPr>
-            <m:t>, ∀s=1,…,S;t=1,…,T.</m:t>
+            <m:t>, ∀s</m:t>
+          </m:r>
+          <m:r>
+            <w:rPr>
+              <w:rFonts w:ascii="Cambria Math" w:hAnsi="Cambria Math"/>
+            </w:rPr>
+            <m:t>, t</m:t>
           </m:r>
         </m:oMath>
       </m:oMathPara>
@@ -3427,7 +4348,13 @@
         <w:rPr>
           <w:rFonts w:hint="eastAsia"/>
         </w:rPr>
-        <w:t>缺失在时间轴上</w:t>
+        <w:t>单个站点的缺失</w:t>
+      </w:r>
+      <w:r>
+        <w:rPr>
+          <w:rFonts w:hint="eastAsia"/>
+        </w:rPr>
+        <w:t>在时间轴上</w:t>
       </w:r>
       <w:r>
         <w:rPr>
@@ -3437,46 +4364,28 @@
           <w:szCs w:val="23"/>
           <w:shd w:val="clear" w:color="auto" w:fill="FFFFFF"/>
         </w:rPr>
-        <w:t>呈连续块，且每个站点的缺失块长度从预设分布</w:t>
-      </w:r>
-      <m:oMath>
-        <m:sSub>
-          <m:sSubPr>
-            <m:ctrlPr>
-              <w:rPr>
-                <w:rFonts w:ascii="Cambria Math" w:hAnsi="Cambria Math"/>
-              </w:rPr>
-            </m:ctrlPr>
-          </m:sSubPr>
-          <m:e>
-            <m:r>
-              <m:rPr>
-                <m:scr m:val="script"/>
-              </m:rPr>
-              <w:rPr>
-                <w:rFonts w:ascii="Cambria Math" w:hAnsi="Cambria Math"/>
-              </w:rPr>
-              <m:t>D</m:t>
-            </m:r>
-          </m:e>
-          <m:sub>
-            <m:r>
-              <m:rPr>
-                <m:nor/>
-              </m:rPr>
-              <w:rPr>
-                <w:rFonts w:ascii="Cambria Math" w:hint="eastAsia"/>
-              </w:rPr>
-              <m:t>SEQ</m:t>
-            </m:r>
-            <m:ctrlPr>
-              <w:rPr>
-                <w:rFonts w:ascii="Cambria Math" w:hAnsi="Cambria Math" w:hint="eastAsia"/>
-              </w:rPr>
-            </m:ctrlPr>
-          </m:sub>
-        </m:sSub>
-      </m:oMath>
+        <w:t>呈</w:t>
+      </w:r>
+      <w:r>
+        <w:rPr>
+          <w:rFonts w:ascii="Segoe UI" w:hAnsi="Segoe UI" w:cs="Segoe UI" w:hint="eastAsia"/>
+          <w:color w:val="0F0F0F"/>
+          <w:sz w:val="23"/>
+          <w:szCs w:val="23"/>
+          <w:shd w:val="clear" w:color="auto" w:fill="FFFFFF"/>
+        </w:rPr>
+        <w:t>若干个</w:t>
+      </w:r>
+      <w:r>
+        <w:rPr>
+          <w:rFonts w:ascii="Segoe UI" w:hAnsi="Segoe UI" w:cs="Segoe UI" w:hint="eastAsia"/>
+          <w:color w:val="0F0F0F"/>
+          <w:sz w:val="23"/>
+          <w:szCs w:val="23"/>
+          <w:shd w:val="clear" w:color="auto" w:fill="FFFFFF"/>
+        </w:rPr>
+        <w:t>连</w:t>
+      </w:r>
       <w:r>
         <w:rPr>
           <w:rFonts w:ascii="Segoe UI" w:hAnsi="Segoe UI" w:cs="Segoe UI"/>
@@ -3485,7 +4394,17 @@
           <w:szCs w:val="23"/>
           <w:shd w:val="clear" w:color="auto" w:fill="FFFFFF"/>
         </w:rPr>
-        <w:t>采样。</w:t>
+        <w:t>续块，</w:t>
+      </w:r>
+      <w:r>
+        <w:rPr>
+          <w:rFonts w:ascii="Segoe UI" w:hAnsi="Segoe UI" w:cs="Segoe UI" w:hint="eastAsia"/>
+          <w:color w:val="0F0F0F"/>
+          <w:sz w:val="23"/>
+          <w:szCs w:val="23"/>
+          <w:shd w:val="clear" w:color="auto" w:fill="FFFFFF"/>
+        </w:rPr>
+        <w:t>单个</w:t>
       </w:r>
       <w:r>
         <w:rPr>
@@ -3495,7 +4414,282 @@
           <w:szCs w:val="23"/>
           <w:shd w:val="clear" w:color="auto" w:fill="FFFFFF"/>
         </w:rPr>
-        <w:t>对站点</w:t>
+        <w:t>缺失块</w:t>
+      </w:r>
+      <w:r>
+        <w:rPr>
+          <w:rFonts w:ascii="Segoe UI" w:hAnsi="Segoe UI" w:cs="Segoe UI" w:hint="eastAsia"/>
+          <w:color w:val="0F0F0F"/>
+          <w:sz w:val="23"/>
+          <w:szCs w:val="23"/>
+          <w:shd w:val="clear" w:color="auto" w:fill="FFFFFF"/>
+        </w:rPr>
+        <w:t>的</w:t>
+      </w:r>
+      <w:r>
+        <w:rPr>
+          <w:rFonts w:ascii="Segoe UI" w:hAnsi="Segoe UI" w:cs="Segoe UI"/>
+          <w:color w:val="0F0F0F"/>
+          <w:sz w:val="23"/>
+          <w:szCs w:val="23"/>
+          <w:shd w:val="clear" w:color="auto" w:fill="FFFFFF"/>
+        </w:rPr>
+        <w:t>长度</w:t>
+      </w:r>
+      <m:oMath>
+        <m:sSub>
+          <m:sSubPr>
+            <m:ctrlPr>
+              <w:rPr>
+                <w:rFonts w:ascii="Cambria Math" w:hAnsi="Cambria Math" w:cs="Segoe UI"/>
+                <w:color w:val="0F0F0F"/>
+                <w:sz w:val="23"/>
+                <w:szCs w:val="23"/>
+                <w:shd w:val="clear" w:color="auto" w:fill="FFFFFF"/>
+              </w:rPr>
+            </m:ctrlPr>
+          </m:sSubPr>
+          <m:e>
+            <m:r>
+              <w:rPr>
+                <w:rFonts w:ascii="Cambria Math" w:hAnsi="Cambria Math" w:cs="Segoe UI"/>
+                <w:color w:val="0F0F0F"/>
+                <w:sz w:val="23"/>
+                <w:szCs w:val="23"/>
+                <w:shd w:val="clear" w:color="auto" w:fill="FFFFFF"/>
+              </w:rPr>
+              <m:t>L</m:t>
+            </m:r>
+          </m:e>
+          <m:sub>
+            <m:r>
+              <w:rPr>
+                <w:rFonts w:ascii="Cambria Math" w:hAnsi="Cambria Math" w:cs="Segoe UI"/>
+                <w:color w:val="0F0F0F"/>
+                <w:sz w:val="23"/>
+                <w:szCs w:val="23"/>
+                <w:shd w:val="clear" w:color="auto" w:fill="FFFFFF"/>
+              </w:rPr>
+              <m:t>i</m:t>
+            </m:r>
+          </m:sub>
+        </m:sSub>
+      </m:oMath>
+      <w:r>
+        <w:rPr>
+          <w:rFonts w:ascii="Segoe UI" w:hAnsi="Segoe UI" w:cs="Segoe UI" w:hint="eastAsia"/>
+          <w:color w:val="0F0F0F"/>
+          <w:sz w:val="23"/>
+          <w:szCs w:val="23"/>
+          <w:shd w:val="clear" w:color="auto" w:fill="FFFFFF"/>
+        </w:rPr>
+        <w:t>服</w:t>
+      </w:r>
+      <w:r>
+        <w:rPr>
+          <w:rFonts w:ascii="Segoe UI" w:hAnsi="Segoe UI" w:cs="Segoe UI"/>
+          <w:color w:val="0F0F0F"/>
+          <w:sz w:val="23"/>
+          <w:szCs w:val="23"/>
+          <w:shd w:val="clear" w:color="auto" w:fill="FFFFFF"/>
+        </w:rPr>
+        <w:t>从</w:t>
+      </w:r>
+      <w:r>
+        <w:rPr>
+          <w:rFonts w:ascii="Segoe UI" w:hAnsi="Segoe UI" w:cs="Segoe UI" w:hint="eastAsia"/>
+          <w:color w:val="0F0F0F"/>
+          <w:sz w:val="23"/>
+          <w:szCs w:val="23"/>
+          <w:shd w:val="clear" w:color="auto" w:fill="FFFFFF"/>
+        </w:rPr>
+        <w:t>二项</w:t>
+      </w:r>
+      <w:r>
+        <w:rPr>
+          <w:rFonts w:ascii="Segoe UI" w:hAnsi="Segoe UI" w:cs="Segoe UI"/>
+          <w:color w:val="0F0F0F"/>
+          <w:sz w:val="23"/>
+          <w:szCs w:val="23"/>
+          <w:shd w:val="clear" w:color="auto" w:fill="FFFFFF"/>
+        </w:rPr>
+        <w:t>分布</w:t>
+      </w:r>
+      <m:oMath>
+        <m:r>
+          <m:rPr>
+            <m:sty m:val="p"/>
+          </m:rPr>
+          <w:rPr>
+            <w:rFonts w:ascii="Cambria Math" w:hAnsi="Cambria Math" w:cs="Segoe UI"/>
+            <w:color w:val="0F0F0F"/>
+            <w:sz w:val="23"/>
+            <w:szCs w:val="23"/>
+            <w:shd w:val="clear" w:color="auto" w:fill="FFFFFF"/>
+          </w:rPr>
+          <m:t>B</m:t>
+        </m:r>
+        <m:d>
+          <m:dPr>
+            <m:ctrlPr>
+              <w:rPr>
+                <w:rFonts w:ascii="Cambria Math" w:hAnsi="Cambria Math" w:cs="Segoe UI"/>
+                <w:color w:val="0F0F0F"/>
+                <w:sz w:val="23"/>
+                <w:szCs w:val="23"/>
+                <w:shd w:val="clear" w:color="auto" w:fill="FFFFFF"/>
+              </w:rPr>
+            </m:ctrlPr>
+          </m:dPr>
+          <m:e>
+            <m:sSub>
+              <m:sSubPr>
+                <m:ctrlPr>
+                  <w:rPr>
+                    <w:rFonts w:ascii="Cambria Math" w:hAnsi="Cambria Math" w:cs="Segoe UI"/>
+                    <w:i/>
+                    <w:color w:val="0F0F0F"/>
+                    <w:sz w:val="23"/>
+                    <w:szCs w:val="23"/>
+                    <w:shd w:val="clear" w:color="auto" w:fill="FFFFFF"/>
+                  </w:rPr>
+                </m:ctrlPr>
+              </m:sSubPr>
+              <m:e>
+                <m:r>
+                  <w:rPr>
+                    <w:rFonts w:ascii="Cambria Math" w:hAnsi="Cambria Math" w:cs="Segoe UI" w:hint="eastAsia"/>
+                    <w:color w:val="0F0F0F"/>
+                    <w:sz w:val="23"/>
+                    <w:szCs w:val="23"/>
+                    <w:shd w:val="clear" w:color="auto" w:fill="FFFFFF"/>
+                  </w:rPr>
+                  <m:t>n</m:t>
+                </m:r>
+                <m:ctrlPr>
+                  <w:rPr>
+                    <w:rFonts w:ascii="Cambria Math" w:hAnsi="Cambria Math" w:cs="Segoe UI" w:hint="eastAsia"/>
+                    <w:i/>
+                    <w:color w:val="0F0F0F"/>
+                    <w:sz w:val="23"/>
+                    <w:szCs w:val="23"/>
+                    <w:shd w:val="clear" w:color="auto" w:fill="FFFFFF"/>
+                  </w:rPr>
+                </m:ctrlPr>
+              </m:e>
+              <m:sub>
+                <m:r>
+                  <w:rPr>
+                    <w:rFonts w:ascii="Cambria Math" w:hAnsi="Cambria Math" w:cs="Segoe UI"/>
+                    <w:color w:val="0F0F0F"/>
+                    <w:sz w:val="23"/>
+                    <w:szCs w:val="23"/>
+                    <w:shd w:val="clear" w:color="auto" w:fill="FFFFFF"/>
+                  </w:rPr>
+                  <m:t>seq</m:t>
+                </m:r>
+              </m:sub>
+            </m:sSub>
+            <m:r>
+              <w:rPr>
+                <w:rFonts w:ascii="Cambria Math" w:hAnsi="Cambria Math" w:cs="Segoe UI"/>
+                <w:color w:val="0F0F0F"/>
+                <w:sz w:val="23"/>
+                <w:szCs w:val="23"/>
+                <w:shd w:val="clear" w:color="auto" w:fill="FFFFFF"/>
+              </w:rPr>
+              <m:t xml:space="preserve">, </m:t>
+            </m:r>
+            <m:sSub>
+              <m:sSubPr>
+                <m:ctrlPr>
+                  <w:rPr>
+                    <w:rFonts w:ascii="Cambria Math" w:hAnsi="Cambria Math" w:cs="Segoe UI"/>
+                    <w:i/>
+                    <w:color w:val="0F0F0F"/>
+                    <w:sz w:val="23"/>
+                    <w:szCs w:val="23"/>
+                    <w:shd w:val="clear" w:color="auto" w:fill="FFFFFF"/>
+                  </w:rPr>
+                </m:ctrlPr>
+              </m:sSubPr>
+              <m:e>
+                <m:r>
+                  <w:rPr>
+                    <w:rFonts w:ascii="Cambria Math" w:hAnsi="Cambria Math" w:cs="Segoe UI"/>
+                    <w:color w:val="0F0F0F"/>
+                    <w:sz w:val="23"/>
+                    <w:szCs w:val="23"/>
+                    <w:shd w:val="clear" w:color="auto" w:fill="FFFFFF"/>
+                  </w:rPr>
+                  <m:t>p</m:t>
+                </m:r>
+              </m:e>
+              <m:sub>
+                <m:r>
+                  <w:rPr>
+                    <w:rFonts w:ascii="Cambria Math" w:hAnsi="Cambria Math" w:cs="Segoe UI"/>
+                    <w:color w:val="0F0F0F"/>
+                    <w:sz w:val="23"/>
+                    <w:szCs w:val="23"/>
+                    <w:shd w:val="clear" w:color="auto" w:fill="FFFFFF"/>
+                  </w:rPr>
+                  <m:t>seq</m:t>
+                </m:r>
+              </m:sub>
+            </m:sSub>
+          </m:e>
+        </m:d>
+      </m:oMath>
+      <w:r>
+        <w:rPr>
+          <w:rFonts w:ascii="Segoe UI" w:hAnsi="Segoe UI" w:cs="Segoe UI"/>
+          <w:color w:val="0F0F0F"/>
+          <w:sz w:val="23"/>
+          <w:szCs w:val="23"/>
+          <w:shd w:val="clear" w:color="auto" w:fill="FFFFFF"/>
+        </w:rPr>
+        <w:t>。</w:t>
+      </w:r>
+      <w:r>
+        <w:rPr>
+          <w:rFonts w:ascii="Segoe UI" w:hAnsi="Segoe UI" w:cs="Segoe UI"/>
+          <w:color w:val="0F0F0F"/>
+          <w:sz w:val="23"/>
+          <w:szCs w:val="23"/>
+          <w:shd w:val="clear" w:color="auto" w:fill="FFFFFF"/>
+        </w:rPr>
+        <w:t>对</w:t>
+      </w:r>
+      <w:r>
+        <w:rPr>
+          <w:rFonts w:ascii="Segoe UI" w:hAnsi="Segoe UI" w:cs="Segoe UI" w:hint="eastAsia"/>
+          <w:color w:val="0F0F0F"/>
+          <w:sz w:val="23"/>
+          <w:szCs w:val="23"/>
+          <w:shd w:val="clear" w:color="auto" w:fill="FFFFFF"/>
+        </w:rPr>
+        <w:t>于</w:t>
+      </w:r>
+      <w:r>
+        <w:rPr>
+          <w:rFonts w:ascii="Segoe UI" w:hAnsi="Segoe UI" w:cs="Segoe UI" w:hint="eastAsia"/>
+          <w:color w:val="0F0F0F"/>
+          <w:sz w:val="23"/>
+          <w:szCs w:val="23"/>
+          <w:shd w:val="clear" w:color="auto" w:fill="FFFFFF"/>
+        </w:rPr>
+        <w:t>站</w:t>
+      </w:r>
+      <w:r>
+        <w:rPr>
+          <w:rFonts w:ascii="Segoe UI" w:hAnsi="Segoe UI" w:cs="Segoe UI"/>
+          <w:color w:val="0F0F0F"/>
+          <w:sz w:val="23"/>
+          <w:szCs w:val="23"/>
+          <w:shd w:val="clear" w:color="auto" w:fill="FFFFFF"/>
+        </w:rPr>
+        <w:t>点</w:t>
       </w:r>
       <w:r>
         <w:rPr>
@@ -3695,18 +4889,335 @@
       </m:oMath>
       <w:r>
         <w:rPr>
+          <w:rFonts w:ascii="Segoe UI" w:hAnsi="Segoe UI" w:cs="Segoe UI" w:hint="eastAsia"/>
+          <w:color w:val="0F0F0F"/>
+          <w:sz w:val="23"/>
+          <w:szCs w:val="23"/>
+          <w:shd w:val="clear" w:color="auto" w:fill="FFFFFF"/>
+        </w:rPr>
+        <w:t>，则有</w:t>
+      </w:r>
+    </w:p>
+    <w:p>
+      <w:pPr>
+        <w:ind w:firstLine="460"/>
+        <w:rPr>
           <w:rFonts w:ascii="Segoe UI" w:hAnsi="Segoe UI" w:cs="Segoe UI"/>
           <w:color w:val="0F0F0F"/>
           <w:sz w:val="23"/>
           <w:szCs w:val="23"/>
           <w:shd w:val="clear" w:color="auto" w:fill="FFFFFF"/>
         </w:rPr>
-        <w:t>.</w:t>
-      </w:r>
+      </w:pPr>
+      <m:oMathPara>
+        <m:oMath>
+          <m:sSub>
+            <m:sSubPr>
+              <m:ctrlPr>
+                <w:rPr>
+                  <w:rFonts w:ascii="Cambria Math" w:hAnsi="Cambria Math" w:cs="Segoe UI"/>
+                  <w:color w:val="0F0F0F"/>
+                  <w:sz w:val="23"/>
+                  <w:szCs w:val="23"/>
+                  <w:shd w:val="clear" w:color="auto" w:fill="FFFFFF"/>
+                </w:rPr>
+              </m:ctrlPr>
+            </m:sSubPr>
+            <m:e>
+              <m:r>
+                <w:rPr>
+                  <w:rFonts w:ascii="Cambria Math" w:hAnsi="Cambria Math" w:cs="Segoe UI"/>
+                  <w:color w:val="0F0F0F"/>
+                  <w:sz w:val="23"/>
+                  <w:szCs w:val="23"/>
+                  <w:shd w:val="clear" w:color="auto" w:fill="FFFFFF"/>
+                </w:rPr>
+                <m:t>z</m:t>
+              </m:r>
+            </m:e>
+            <m:sub>
+              <m:r>
+                <w:rPr>
+                  <w:rFonts w:ascii="Cambria Math" w:hAnsi="Cambria Math" w:cs="Segoe UI"/>
+                  <w:color w:val="0F0F0F"/>
+                  <w:sz w:val="23"/>
+                  <w:szCs w:val="23"/>
+                  <w:shd w:val="clear" w:color="auto" w:fill="FFFFFF"/>
+                </w:rPr>
+                <m:t>s,t</m:t>
+              </m:r>
+            </m:sub>
+          </m:sSub>
+          <m:r>
+            <w:rPr>
+              <w:rFonts w:ascii="Cambria Math" w:hAnsi="Cambria Math" w:cs="Segoe UI"/>
+              <w:color w:val="0F0F0F"/>
+              <w:sz w:val="23"/>
+              <w:szCs w:val="23"/>
+              <w:shd w:val="clear" w:color="auto" w:fill="FFFFFF"/>
+            </w:rPr>
+            <m:t>=</m:t>
+          </m:r>
+          <m:d>
+            <m:dPr>
+              <m:begChr m:val="{"/>
+              <m:endChr m:val=""/>
+              <m:ctrlPr>
+                <w:rPr>
+                  <w:rFonts w:ascii="Cambria Math" w:hAnsi="Cambria Math" w:cs="Segoe UI"/>
+                  <w:i/>
+                  <w:color w:val="0F0F0F"/>
+                  <w:sz w:val="23"/>
+                  <w:szCs w:val="23"/>
+                  <w:shd w:val="clear" w:color="auto" w:fill="FFFFFF"/>
+                </w:rPr>
+              </m:ctrlPr>
+            </m:dPr>
+            <m:e>
+              <m:eqArr>
+                <m:eqArrPr>
+                  <m:ctrlPr>
+                    <w:rPr>
+                      <w:rFonts w:ascii="Cambria Math" w:hAnsi="Cambria Math" w:cs="Segoe UI"/>
+                      <w:i/>
+                      <w:color w:val="0F0F0F"/>
+                      <w:sz w:val="23"/>
+                      <w:szCs w:val="23"/>
+                      <w:shd w:val="clear" w:color="auto" w:fill="FFFFFF"/>
+                    </w:rPr>
+                  </m:ctrlPr>
+                </m:eqArrPr>
+                <m:e>
+                  <m:r>
+                    <w:rPr>
+                      <w:rFonts w:ascii="Cambria Math" w:hAnsi="Cambria Math" w:cs="Segoe UI"/>
+                      <w:color w:val="0F0F0F"/>
+                      <w:sz w:val="23"/>
+                      <w:szCs w:val="23"/>
+                      <w:shd w:val="clear" w:color="auto" w:fill="FFFFFF"/>
+                    </w:rPr>
+                    <m:t xml:space="preserve">1,  </m:t>
+                  </m:r>
+                  <m:r>
+                    <w:rPr>
+                      <w:rFonts w:ascii="Cambria Math" w:hAnsi="Cambria Math" w:cs="Segoe UI"/>
+                      <w:color w:val="0F0F0F"/>
+                      <w:sz w:val="23"/>
+                      <w:szCs w:val="23"/>
+                      <w:shd w:val="clear" w:color="auto" w:fill="FFFFFF"/>
+                    </w:rPr>
+                    <m:t>∀t∈[</m:t>
+                  </m:r>
+                  <m:sSub>
+                    <m:sSubPr>
+                      <m:ctrlPr>
+                        <w:rPr>
+                          <w:rFonts w:ascii="Cambria Math" w:hAnsi="Cambria Math" w:cs="Segoe UI"/>
+                          <w:color w:val="0F0F0F"/>
+                          <w:sz w:val="23"/>
+                          <w:szCs w:val="23"/>
+                          <w:shd w:val="clear" w:color="auto" w:fill="FFFFFF"/>
+                        </w:rPr>
+                      </m:ctrlPr>
+                    </m:sSubPr>
+                    <m:e>
+                      <m:r>
+                        <w:rPr>
+                          <w:rFonts w:ascii="Cambria Math" w:hAnsi="Cambria Math" w:cs="Segoe UI"/>
+                          <w:color w:val="0F0F0F"/>
+                          <w:sz w:val="23"/>
+                          <w:szCs w:val="23"/>
+                          <w:shd w:val="clear" w:color="auto" w:fill="FFFFFF"/>
+                        </w:rPr>
+                        <m:t>s</m:t>
+                      </m:r>
+                    </m:e>
+                    <m:sub>
+                      <m:r>
+                        <w:rPr>
+                          <w:rFonts w:ascii="Cambria Math" w:hAnsi="Cambria Math" w:cs="Segoe UI"/>
+                          <w:color w:val="0F0F0F"/>
+                          <w:sz w:val="23"/>
+                          <w:szCs w:val="23"/>
+                          <w:shd w:val="clear" w:color="auto" w:fill="FFFFFF"/>
+                        </w:rPr>
+                        <m:t>i</m:t>
+                      </m:r>
+                    </m:sub>
+                  </m:sSub>
+                  <m:r>
+                    <w:rPr>
+                      <w:rFonts w:ascii="Cambria Math" w:hAnsi="Cambria Math" w:cs="Segoe UI"/>
+                      <w:color w:val="0F0F0F"/>
+                      <w:sz w:val="23"/>
+                      <w:szCs w:val="23"/>
+                      <w:shd w:val="clear" w:color="auto" w:fill="FFFFFF"/>
+                    </w:rPr>
+                    <m:t>,</m:t>
+                  </m:r>
+                  <m:r>
+                    <m:rPr>
+                      <m:sty m:val="p"/>
+                    </m:rPr>
+                    <w:rPr>
+                      <w:rFonts w:ascii="Cambria Math" w:hAnsi="Cambria Math" w:cs="Segoe UI"/>
+                      <w:color w:val="0F0F0F"/>
+                      <w:sz w:val="23"/>
+                      <w:szCs w:val="23"/>
+                      <w:shd w:val="clear" w:color="auto" w:fill="FFFFFF"/>
+                    </w:rPr>
+                    <m:t>min</m:t>
+                  </m:r>
+                  <m:r>
+                    <w:rPr>
+                      <w:rFonts w:ascii="Cambria Math" w:hAnsi="Cambria Math" w:cs="Segoe UI"/>
+                      <w:color w:val="0F0F0F"/>
+                      <w:sz w:val="23"/>
+                      <w:szCs w:val="23"/>
+                      <w:shd w:val="clear" w:color="auto" w:fill="FFFFFF"/>
+                    </w:rPr>
+                    <m:t>⁡(</m:t>
+                  </m:r>
+                  <m:sSub>
+                    <m:sSubPr>
+                      <m:ctrlPr>
+                        <w:rPr>
+                          <w:rFonts w:ascii="Cambria Math" w:hAnsi="Cambria Math" w:cs="Segoe UI"/>
+                          <w:color w:val="0F0F0F"/>
+                          <w:sz w:val="23"/>
+                          <w:szCs w:val="23"/>
+                          <w:shd w:val="clear" w:color="auto" w:fill="FFFFFF"/>
+                        </w:rPr>
+                      </m:ctrlPr>
+                    </m:sSubPr>
+                    <m:e>
+                      <m:r>
+                        <w:rPr>
+                          <w:rFonts w:ascii="Cambria Math" w:hAnsi="Cambria Math" w:cs="Segoe UI"/>
+                          <w:color w:val="0F0F0F"/>
+                          <w:sz w:val="23"/>
+                          <w:szCs w:val="23"/>
+                          <w:shd w:val="clear" w:color="auto" w:fill="FFFFFF"/>
+                        </w:rPr>
+                        <m:t>s</m:t>
+                      </m:r>
+                    </m:e>
+                    <m:sub>
+                      <m:r>
+                        <w:rPr>
+                          <w:rFonts w:ascii="Cambria Math" w:hAnsi="Cambria Math" w:cs="Segoe UI"/>
+                          <w:color w:val="0F0F0F"/>
+                          <w:sz w:val="23"/>
+                          <w:szCs w:val="23"/>
+                          <w:shd w:val="clear" w:color="auto" w:fill="FFFFFF"/>
+                        </w:rPr>
+                        <m:t>i</m:t>
+                      </m:r>
+                    </m:sub>
+                  </m:sSub>
+                  <m:r>
+                    <w:rPr>
+                      <w:rFonts w:ascii="Cambria Math" w:hAnsi="Cambria Math" w:cs="Segoe UI"/>
+                      <w:color w:val="0F0F0F"/>
+                      <w:sz w:val="23"/>
+                      <w:szCs w:val="23"/>
+                      <w:shd w:val="clear" w:color="auto" w:fill="FFFFFF"/>
+                    </w:rPr>
+                    <m:t>+</m:t>
+                  </m:r>
+                  <m:sSub>
+                    <m:sSubPr>
+                      <m:ctrlPr>
+                        <w:rPr>
+                          <w:rFonts w:ascii="Cambria Math" w:hAnsi="Cambria Math" w:cs="Segoe UI"/>
+                          <w:color w:val="0F0F0F"/>
+                          <w:sz w:val="23"/>
+                          <w:szCs w:val="23"/>
+                          <w:shd w:val="clear" w:color="auto" w:fill="FFFFFF"/>
+                        </w:rPr>
+                      </m:ctrlPr>
+                    </m:sSubPr>
+                    <m:e>
+                      <m:r>
+                        <w:rPr>
+                          <w:rFonts w:ascii="Cambria Math" w:hAnsi="Cambria Math" w:cs="Segoe UI"/>
+                          <w:color w:val="0F0F0F"/>
+                          <w:sz w:val="23"/>
+                          <w:szCs w:val="23"/>
+                          <w:shd w:val="clear" w:color="auto" w:fill="FFFFFF"/>
+                        </w:rPr>
+                        <m:t>L</m:t>
+                      </m:r>
+                    </m:e>
+                    <m:sub>
+                      <m:r>
+                        <w:rPr>
+                          <w:rFonts w:ascii="Cambria Math" w:hAnsi="Cambria Math" w:cs="Segoe UI"/>
+                          <w:color w:val="0F0F0F"/>
+                          <w:sz w:val="23"/>
+                          <w:szCs w:val="23"/>
+                          <w:shd w:val="clear" w:color="auto" w:fill="FFFFFF"/>
+                        </w:rPr>
+                        <m:t>i</m:t>
+                      </m:r>
+                    </m:sub>
+                  </m:sSub>
+                  <m:r>
+                    <w:rPr>
+                      <w:rFonts w:ascii="Cambria Math" w:hAnsi="Cambria Math" w:cs="Segoe UI"/>
+                      <w:color w:val="0F0F0F"/>
+                      <w:sz w:val="23"/>
+                      <w:szCs w:val="23"/>
+                      <w:shd w:val="clear" w:color="auto" w:fill="FFFFFF"/>
+                    </w:rPr>
+                    <m:t>-1,T)]</m:t>
+                  </m:r>
+                </m:e>
+                <m:e>
+                  <m:r>
+                    <w:rPr>
+                      <w:rFonts w:ascii="Cambria Math" w:hAnsi="Cambria Math" w:cs="Segoe UI"/>
+                      <w:color w:val="0F0F0F"/>
+                      <w:sz w:val="23"/>
+                      <w:szCs w:val="23"/>
+                      <w:shd w:val="clear" w:color="auto" w:fill="FFFFFF"/>
+                    </w:rPr>
+                    <m:t>0,  else</m:t>
+                  </m:r>
+                </m:e>
+              </m:eqArr>
+            </m:e>
+          </m:d>
+        </m:oMath>
+      </m:oMathPara>
     </w:p>
     <w:p>
       <w:pPr>
-        <w:ind w:firstLineChars="0" w:firstLine="0"/>
+        <w:pStyle w:val="a9"/>
+        <w:numPr>
+          <w:ilvl w:val="0"/>
+          <w:numId w:val="11"/>
+        </w:numPr>
+        <w:ind w:firstLineChars="0"/>
+        <w:rPr>
+          <w:rFonts w:ascii="Segoe UI" w:hAnsi="Segoe UI" w:cs="Segoe UI" w:hint="eastAsia"/>
+          <w:color w:val="0F0F0F"/>
+          <w:sz w:val="23"/>
+          <w:szCs w:val="23"/>
+          <w:shd w:val="clear" w:color="auto" w:fill="FFFFFF"/>
+        </w:rPr>
+      </w:pPr>
+      <w:r>
+        <w:rPr>
+          <w:rFonts w:ascii="Segoe UI" w:hAnsi="Segoe UI" w:cs="Segoe UI" w:hint="eastAsia"/>
+          <w:color w:val="0F0F0F"/>
+          <w:sz w:val="23"/>
+          <w:szCs w:val="23"/>
+          <w:shd w:val="clear" w:color="auto" w:fill="FFFFFF"/>
+        </w:rPr>
+        <w:t>在空间相关缺失</w:t>
+      </w:r>
+      <w:r>
         <w:rPr>
           <w:rFonts w:ascii="Segoe UI" w:hAnsi="Segoe UI" w:cs="Segoe UI"/>
           <w:color w:val="0F0F0F"/>
@@ -3714,8 +5225,42 @@
           <w:szCs w:val="23"/>
           <w:shd w:val="clear" w:color="auto" w:fill="FFFFFF"/>
         </w:rPr>
-      </w:pPr>
-      <w:r>
+        <w:t>SCM</w:t>
+      </w:r>
+      <w:r>
+        <w:rPr>
+          <w:rFonts w:ascii="Segoe UI" w:hAnsi="Segoe UI" w:cs="Segoe UI" w:hint="eastAsia"/>
+          <w:color w:val="0F0F0F"/>
+          <w:sz w:val="23"/>
+          <w:szCs w:val="23"/>
+          <w:shd w:val="clear" w:color="auto" w:fill="FFFFFF"/>
+        </w:rPr>
+        <w:t>的情况下，缺失在呈现</w:t>
+      </w:r>
+      <w:r>
+        <w:rPr>
+          <w:rFonts w:ascii="Segoe UI" w:hAnsi="Segoe UI" w:cs="Segoe UI" w:hint="eastAsia"/>
+          <w:color w:val="0F0F0F"/>
+          <w:sz w:val="23"/>
+          <w:szCs w:val="23"/>
+          <w:shd w:val="clear" w:color="auto" w:fill="FFFFFF"/>
+        </w:rPr>
+        <w:t xml:space="preserve"> SEQ </w:t>
+      </w:r>
+      <w:r>
+        <w:rPr>
+          <w:rFonts w:ascii="Segoe UI" w:hAnsi="Segoe UI" w:cs="Segoe UI" w:hint="eastAsia"/>
+          <w:color w:val="0F0F0F"/>
+          <w:sz w:val="23"/>
+          <w:szCs w:val="23"/>
+          <w:shd w:val="clear" w:color="auto" w:fill="FFFFFF"/>
+        </w:rPr>
+        <w:t>的基础上，还表现出空间关联性。</w:t>
+      </w:r>
+    </w:p>
+    <w:p>
+      <w:pPr>
+        <w:ind w:firstLine="460"/>
         <w:rPr>
           <w:rFonts w:ascii="Segoe UI" w:hAnsi="Segoe UI" w:cs="Segoe UI"/>
           <w:color w:val="0F0F0F"/>
@@ -3723,9 +5268,11 @@
           <w:szCs w:val="23"/>
           <w:shd w:val="clear" w:color="auto" w:fill="FFFFFF"/>
         </w:rPr>
-        <w:t>采样块长度</w:t>
-      </w:r>
-      <w:r>
+      </w:pPr>
+    </w:p>
+    <w:p>
+      <w:pPr>
+        <w:ind w:firstLine="460"/>
         <w:rPr>
           <w:rFonts w:ascii="Segoe UI" w:hAnsi="Segoe UI" w:cs="Segoe UI"/>
           <w:color w:val="0F0F0F"/>
@@ -3733,450 +5280,11 @@
           <w:szCs w:val="23"/>
           <w:shd w:val="clear" w:color="auto" w:fill="FFFFFF"/>
         </w:rPr>
-        <w:t> </w:t>
-      </w:r>
-      <m:oMath>
-        <m:sSub>
-          <m:sSubPr>
-            <m:ctrlPr>
-              <w:rPr>
-                <w:rFonts w:ascii="Cambria Math" w:hAnsi="Cambria Math" w:cs="Segoe UI"/>
-                <w:color w:val="0F0F0F"/>
-                <w:sz w:val="23"/>
-                <w:szCs w:val="23"/>
-                <w:shd w:val="clear" w:color="auto" w:fill="FFFFFF"/>
-              </w:rPr>
-            </m:ctrlPr>
-          </m:sSubPr>
-          <m:e>
-            <m:r>
-              <w:rPr>
-                <w:rFonts w:ascii="Cambria Math" w:hAnsi="Cambria Math" w:cs="Segoe UI"/>
-                <w:color w:val="0F0F0F"/>
-                <w:sz w:val="23"/>
-                <w:szCs w:val="23"/>
-                <w:shd w:val="clear" w:color="auto" w:fill="FFFFFF"/>
-              </w:rPr>
-              <m:t>L</m:t>
-            </m:r>
-          </m:e>
-          <m:sub>
-            <m:r>
-              <w:rPr>
-                <w:rFonts w:ascii="Cambria Math" w:hAnsi="Cambria Math" w:cs="Segoe UI"/>
-                <w:color w:val="0F0F0F"/>
-                <w:sz w:val="23"/>
-                <w:szCs w:val="23"/>
-                <w:shd w:val="clear" w:color="auto" w:fill="FFFFFF"/>
-              </w:rPr>
-              <m:t>i</m:t>
-            </m:r>
-          </m:sub>
-        </m:sSub>
-        <m:r>
-          <w:rPr>
-            <w:rFonts w:ascii="Cambria Math" w:hAnsi="Cambria Math" w:cs="Segoe UI"/>
-            <w:color w:val="0F0F0F"/>
-            <w:sz w:val="23"/>
-            <w:szCs w:val="23"/>
-            <w:shd w:val="clear" w:color="auto" w:fill="FFFFFF"/>
-          </w:rPr>
-          <m:t>∼</m:t>
-        </m:r>
-        <m:sSub>
-          <m:sSubPr>
-            <m:ctrlPr>
-              <w:rPr>
-                <w:rFonts w:ascii="Cambria Math" w:hAnsi="Cambria Math" w:cs="Segoe UI"/>
-                <w:color w:val="0F0F0F"/>
-                <w:sz w:val="23"/>
-                <w:szCs w:val="23"/>
-                <w:shd w:val="clear" w:color="auto" w:fill="FFFFFF"/>
-              </w:rPr>
-            </m:ctrlPr>
-          </m:sSubPr>
-          <m:e>
-            <m:r>
-              <m:rPr>
-                <m:scr m:val="script"/>
-              </m:rPr>
-              <w:rPr>
-                <w:rFonts w:ascii="Cambria Math" w:hAnsi="Cambria Math" w:cs="Segoe UI"/>
-                <w:color w:val="0F0F0F"/>
-                <w:sz w:val="23"/>
-                <w:szCs w:val="23"/>
-                <w:shd w:val="clear" w:color="auto" w:fill="FFFFFF"/>
-              </w:rPr>
-              <m:t>D</m:t>
-            </m:r>
-          </m:e>
-          <m:sub>
-            <m:r>
-              <m:rPr>
-                <m:nor/>
-              </m:rPr>
-              <w:rPr>
-                <w:rFonts w:ascii="Segoe UI" w:hAnsi="Segoe UI" w:cs="Segoe UI"/>
-                <w:color w:val="0F0F0F"/>
-                <w:sz w:val="23"/>
-                <w:szCs w:val="23"/>
-                <w:shd w:val="clear" w:color="auto" w:fill="FFFFFF"/>
-              </w:rPr>
-              <m:t>len</m:t>
-            </m:r>
-          </m:sub>
-        </m:sSub>
-      </m:oMath>
-      <w:r>
-        <w:rPr>
-          <w:rFonts w:ascii="Segoe UI" w:hAnsi="Segoe UI" w:cs="Segoe UI"/>
-          <w:color w:val="0F0F0F"/>
-          <w:sz w:val="23"/>
-          <w:szCs w:val="23"/>
-          <w:shd w:val="clear" w:color="auto" w:fill="FFFFFF"/>
-        </w:rPr>
-        <w:t>（如几何分布、负二项分布等）。对</w:t>
-      </w:r>
-      <w:r>
-        <w:rPr>
-          <w:rFonts w:ascii="Segoe UI" w:hAnsi="Segoe UI" w:cs="Segoe UI"/>
-          <w:color w:val="0F0F0F"/>
-          <w:sz w:val="23"/>
-          <w:szCs w:val="23"/>
-          <w:shd w:val="clear" w:color="auto" w:fill="FFFFFF"/>
-        </w:rPr>
-        <w:t> </w:t>
-      </w:r>
-      <m:oMath>
-        <m:r>
-          <w:rPr>
-            <w:rFonts w:ascii="Cambria Math" w:hAnsi="Cambria Math" w:cs="Segoe UI"/>
-            <w:color w:val="0F0F0F"/>
-            <w:sz w:val="23"/>
-            <w:szCs w:val="23"/>
-            <w:shd w:val="clear" w:color="auto" w:fill="FFFFFF"/>
-          </w:rPr>
-          <m:t>t∈[</m:t>
-        </m:r>
-        <m:sSub>
-          <m:sSubPr>
-            <m:ctrlPr>
-              <w:rPr>
-                <w:rFonts w:ascii="Cambria Math" w:hAnsi="Cambria Math" w:cs="Segoe UI"/>
-                <w:color w:val="0F0F0F"/>
-                <w:sz w:val="23"/>
-                <w:szCs w:val="23"/>
-                <w:shd w:val="clear" w:color="auto" w:fill="FFFFFF"/>
-              </w:rPr>
-            </m:ctrlPr>
-          </m:sSubPr>
-          <m:e>
-            <m:r>
-              <w:rPr>
-                <w:rFonts w:ascii="Cambria Math" w:hAnsi="Cambria Math" w:cs="Segoe UI"/>
-                <w:color w:val="0F0F0F"/>
-                <w:sz w:val="23"/>
-                <w:szCs w:val="23"/>
-                <w:shd w:val="clear" w:color="auto" w:fill="FFFFFF"/>
-              </w:rPr>
-              <m:t>s</m:t>
-            </m:r>
-          </m:e>
-          <m:sub>
-            <m:r>
-              <w:rPr>
-                <w:rFonts w:ascii="Cambria Math" w:hAnsi="Cambria Math" w:cs="Segoe UI"/>
-                <w:color w:val="0F0F0F"/>
-                <w:sz w:val="23"/>
-                <w:szCs w:val="23"/>
-                <w:shd w:val="clear" w:color="auto" w:fill="FFFFFF"/>
-              </w:rPr>
-              <m:t>i</m:t>
-            </m:r>
-          </m:sub>
-        </m:sSub>
-        <m:r>
-          <w:rPr>
-            <w:rFonts w:ascii="Cambria Math" w:hAnsi="Cambria Math" w:cs="Segoe UI"/>
-            <w:color w:val="0F0F0F"/>
-            <w:sz w:val="23"/>
-            <w:szCs w:val="23"/>
-            <w:shd w:val="clear" w:color="auto" w:fill="FFFFFF"/>
-          </w:rPr>
-          <m:t>,</m:t>
-        </m:r>
-        <m:r>
-          <m:rPr>
-            <m:sty m:val="p"/>
-          </m:rPr>
-          <w:rPr>
-            <w:rFonts w:ascii="Cambria Math" w:hAnsi="Cambria Math" w:cs="Segoe UI"/>
-            <w:color w:val="0F0F0F"/>
-            <w:sz w:val="23"/>
-            <w:szCs w:val="23"/>
-            <w:shd w:val="clear" w:color="auto" w:fill="FFFFFF"/>
-          </w:rPr>
-          <m:t>min</m:t>
-        </m:r>
-        <m:r>
-          <w:rPr>
-            <w:rFonts w:ascii="Cambria Math" w:hAnsi="Cambria Math" w:cs="Segoe UI"/>
-            <w:color w:val="0F0F0F"/>
-            <w:sz w:val="23"/>
-            <w:szCs w:val="23"/>
-            <w:shd w:val="clear" w:color="auto" w:fill="FFFFFF"/>
-          </w:rPr>
-          <m:t>⁡(</m:t>
-        </m:r>
-        <m:sSub>
-          <m:sSubPr>
-            <m:ctrlPr>
-              <w:rPr>
-                <w:rFonts w:ascii="Cambria Math" w:hAnsi="Cambria Math" w:cs="Segoe UI"/>
-                <w:color w:val="0F0F0F"/>
-                <w:sz w:val="23"/>
-                <w:szCs w:val="23"/>
-                <w:shd w:val="clear" w:color="auto" w:fill="FFFFFF"/>
-              </w:rPr>
-            </m:ctrlPr>
-          </m:sSubPr>
-          <m:e>
-            <m:r>
-              <w:rPr>
-                <w:rFonts w:ascii="Cambria Math" w:hAnsi="Cambria Math" w:cs="Segoe UI"/>
-                <w:color w:val="0F0F0F"/>
-                <w:sz w:val="23"/>
-                <w:szCs w:val="23"/>
-                <w:shd w:val="clear" w:color="auto" w:fill="FFFFFF"/>
-              </w:rPr>
-              <m:t>s</m:t>
-            </m:r>
-          </m:e>
-          <m:sub>
-            <m:r>
-              <w:rPr>
-                <w:rFonts w:ascii="Cambria Math" w:hAnsi="Cambria Math" w:cs="Segoe UI"/>
-                <w:color w:val="0F0F0F"/>
-                <w:sz w:val="23"/>
-                <w:szCs w:val="23"/>
-                <w:shd w:val="clear" w:color="auto" w:fill="FFFFFF"/>
-              </w:rPr>
-              <m:t>i</m:t>
-            </m:r>
-          </m:sub>
-        </m:sSub>
-        <m:r>
-          <w:rPr>
-            <w:rFonts w:ascii="Cambria Math" w:hAnsi="Cambria Math" w:cs="Segoe UI"/>
-            <w:color w:val="0F0F0F"/>
-            <w:sz w:val="23"/>
-            <w:szCs w:val="23"/>
-            <w:shd w:val="clear" w:color="auto" w:fill="FFFFFF"/>
-          </w:rPr>
-          <m:t>+</m:t>
-        </m:r>
-        <m:sSub>
-          <m:sSubPr>
-            <m:ctrlPr>
-              <w:rPr>
-                <w:rFonts w:ascii="Cambria Math" w:hAnsi="Cambria Math" w:cs="Segoe UI"/>
-                <w:color w:val="0F0F0F"/>
-                <w:sz w:val="23"/>
-                <w:szCs w:val="23"/>
-                <w:shd w:val="clear" w:color="auto" w:fill="FFFFFF"/>
-              </w:rPr>
-            </m:ctrlPr>
-          </m:sSubPr>
-          <m:e>
-            <m:r>
-              <w:rPr>
-                <w:rFonts w:ascii="Cambria Math" w:hAnsi="Cambria Math" w:cs="Segoe UI"/>
-                <w:color w:val="0F0F0F"/>
-                <w:sz w:val="23"/>
-                <w:szCs w:val="23"/>
-                <w:shd w:val="clear" w:color="auto" w:fill="FFFFFF"/>
-              </w:rPr>
-              <m:t>L</m:t>
-            </m:r>
-          </m:e>
-          <m:sub>
-            <m:r>
-              <w:rPr>
-                <w:rFonts w:ascii="Cambria Math" w:hAnsi="Cambria Math" w:cs="Segoe UI"/>
-                <w:color w:val="0F0F0F"/>
-                <w:sz w:val="23"/>
-                <w:szCs w:val="23"/>
-                <w:shd w:val="clear" w:color="auto" w:fill="FFFFFF"/>
-              </w:rPr>
-              <m:t>i</m:t>
-            </m:r>
-          </m:sub>
-        </m:sSub>
-        <m:r>
-          <w:rPr>
-            <w:rFonts w:ascii="Cambria Math" w:hAnsi="Cambria Math" w:cs="Segoe UI"/>
-            <w:color w:val="0F0F0F"/>
-            <w:sz w:val="23"/>
-            <w:szCs w:val="23"/>
-            <w:shd w:val="clear" w:color="auto" w:fill="FFFFFF"/>
-          </w:rPr>
-          <m:t>-1,T)]</m:t>
-        </m:r>
-      </m:oMath>
-      <w:r>
-        <w:rPr>
-          <w:rFonts w:ascii="Segoe UI" w:hAnsi="Segoe UI" w:cs="Segoe UI"/>
-          <w:color w:val="0F0F0F"/>
-          <w:sz w:val="23"/>
-          <w:szCs w:val="23"/>
-          <w:shd w:val="clear" w:color="auto" w:fill="FFFFFF"/>
-        </w:rPr>
-        <w:t>，设</w:t>
-      </w:r>
-      <w:r>
-        <w:rPr>
-          <w:rFonts w:ascii="Segoe UI" w:hAnsi="Segoe UI" w:cs="Segoe UI"/>
-          <w:color w:val="0F0F0F"/>
-          <w:sz w:val="23"/>
-          <w:szCs w:val="23"/>
-          <w:shd w:val="clear" w:color="auto" w:fill="FFFFFF"/>
-        </w:rPr>
-        <w:t> </w:t>
-      </w:r>
-      <m:oMath>
-        <m:sSub>
-          <m:sSubPr>
-            <m:ctrlPr>
-              <w:rPr>
-                <w:rFonts w:ascii="Cambria Math" w:hAnsi="Cambria Math" w:cs="Segoe UI"/>
-                <w:color w:val="0F0F0F"/>
-                <w:sz w:val="23"/>
-                <w:szCs w:val="23"/>
-                <w:shd w:val="clear" w:color="auto" w:fill="FFFFFF"/>
-              </w:rPr>
-            </m:ctrlPr>
-          </m:sSubPr>
-          <m:e>
-            <m:r>
-              <w:rPr>
-                <w:rFonts w:ascii="Cambria Math" w:hAnsi="Cambria Math" w:cs="Segoe UI"/>
-                <w:color w:val="0F0F0F"/>
-                <w:sz w:val="23"/>
-                <w:szCs w:val="23"/>
-                <w:shd w:val="clear" w:color="auto" w:fill="FFFFFF"/>
-              </w:rPr>
-              <m:t>z</m:t>
-            </m:r>
-          </m:e>
-          <m:sub>
-            <m:r>
-              <w:rPr>
-                <w:rFonts w:ascii="Cambria Math" w:hAnsi="Cambria Math" w:cs="Segoe UI"/>
-                <w:color w:val="0F0F0F"/>
-                <w:sz w:val="23"/>
-                <w:szCs w:val="23"/>
-                <w:shd w:val="clear" w:color="auto" w:fill="FFFFFF"/>
-              </w:rPr>
-              <m:t>i,t</m:t>
-            </m:r>
-          </m:sub>
-        </m:sSub>
-        <m:r>
-          <w:rPr>
-            <w:rFonts w:ascii="Cambria Math" w:hAnsi="Cambria Math" w:cs="Segoe UI"/>
-            <w:color w:val="0F0F0F"/>
-            <w:sz w:val="23"/>
-            <w:szCs w:val="23"/>
-            <w:shd w:val="clear" w:color="auto" w:fill="FFFFFF"/>
-          </w:rPr>
-          <m:t>=1</m:t>
-        </m:r>
-      </m:oMath>
-      <w:r>
-        <w:rPr>
-          <w:rFonts w:ascii="Segoe UI" w:hAnsi="Segoe UI" w:cs="Segoe UI"/>
-          <w:color w:val="0F0F0F"/>
-          <w:sz w:val="23"/>
-          <w:szCs w:val="23"/>
-          <w:shd w:val="clear" w:color="auto" w:fill="FFFFFF"/>
-        </w:rPr>
-        <w:t>；其余为</w:t>
-      </w:r>
-      <w:r>
-        <w:rPr>
-          <w:rFonts w:ascii="Segoe UI" w:hAnsi="Segoe UI" w:cs="Segoe UI"/>
-          <w:color w:val="0F0F0F"/>
-          <w:sz w:val="23"/>
-          <w:szCs w:val="23"/>
-          <w:shd w:val="clear" w:color="auto" w:fill="FFFFFF"/>
-        </w:rPr>
-        <w:t xml:space="preserve"> 0</w:t>
-      </w:r>
-      <w:r>
-        <w:rPr>
-          <w:rFonts w:ascii="Segoe UI" w:hAnsi="Segoe UI" w:cs="Segoe UI"/>
-          <w:color w:val="0F0F0F"/>
-          <w:sz w:val="23"/>
-          <w:szCs w:val="23"/>
-          <w:shd w:val="clear" w:color="auto" w:fill="FFFFFF"/>
-        </w:rPr>
-        <w:t>。</w:t>
-      </w:r>
+      </w:pPr>
     </w:p>
     <w:p>
       <w:pPr>
-        <w:ind w:firstLine="460"/>
-        <w:rPr>
-          <w:rFonts w:ascii="Segoe UI" w:hAnsi="Segoe UI" w:cs="Segoe UI"/>
-          <w:color w:val="0F0F0F"/>
-          <w:sz w:val="23"/>
-          <w:szCs w:val="23"/>
-          <w:shd w:val="clear" w:color="auto" w:fill="FFFFFF"/>
-        </w:rPr>
-      </w:pPr>
-    </w:p>
-    <w:p>
-      <w:pPr>
-        <w:ind w:firstLine="460"/>
-        <w:rPr>
-          <w:rFonts w:ascii="Segoe UI" w:hAnsi="Segoe UI" w:cs="Segoe UI"/>
-          <w:color w:val="0F0F0F"/>
-          <w:sz w:val="23"/>
-          <w:szCs w:val="23"/>
-          <w:shd w:val="clear" w:color="auto" w:fill="FFFFFF"/>
-        </w:rPr>
-      </w:pPr>
-    </w:p>
-    <w:p>
-      <w:pPr>
-        <w:ind w:firstLine="460"/>
-        <w:rPr>
-          <w:rFonts w:ascii="Segoe UI" w:hAnsi="Segoe UI" w:cs="Segoe UI"/>
-          <w:color w:val="0F0F0F"/>
-          <w:sz w:val="23"/>
-          <w:szCs w:val="23"/>
-          <w:shd w:val="clear" w:color="auto" w:fill="FFFFFF"/>
-        </w:rPr>
-      </w:pPr>
-    </w:p>
-    <w:p>
-      <w:pPr>
-        <w:ind w:firstLine="460"/>
-        <w:rPr>
-          <w:rFonts w:ascii="Segoe UI" w:hAnsi="Segoe UI" w:cs="Segoe UI"/>
-          <w:color w:val="0F0F0F"/>
-          <w:sz w:val="23"/>
-          <w:szCs w:val="23"/>
-          <w:shd w:val="clear" w:color="auto" w:fill="FFFFFF"/>
-        </w:rPr>
-      </w:pPr>
-    </w:p>
-    <w:p>
-      <w:pPr>
         <w:ind w:firstLine="480"/>
-        <w:rPr>
-          <w:rFonts w:hint="eastAsia"/>
-        </w:rPr>
       </w:pPr>
     </w:p>
     <w:p>
@@ -6043,6 +7151,7 @@
         <w:rPr>
           <w:rFonts w:hint="eastAsia"/>
         </w:rPr>
+        <w:lastRenderedPageBreak/>
         <w:t xml:space="preserve">6. </w:t>
       </w:r>
       <w:r>
@@ -7909,6 +9018,7 @@
   <w:style w:type="character" w:default="1" w:styleId="a0">
     <w:name w:val="Default Paragraph Font"/>
     <w:uiPriority w:val="1"/>
+    <w:semiHidden/>
     <w:unhideWhenUsed/>
   </w:style>
   <w:style w:type="table" w:default="1" w:styleId="a1">

--- a/docs/论文稿.docx
+++ b/docs/论文稿.docx
@@ -7,7 +7,6 @@
         <w:ind w:firstLineChars="0" w:firstLine="0"/>
         <w:jc w:val="center"/>
         <w:rPr>
-          <w:rFonts w:hint="eastAsia"/>
           <w:b/>
           <w:bCs/>
           <w:sz w:val="36"/>
@@ -41,9 +40,6 @@
         <w:pStyle w:val="af3"/>
         <w:ind w:firstLineChars="0" w:firstLine="0"/>
         <w:jc w:val="center"/>
-        <w:rPr>
-          <w:rFonts w:hint="eastAsia"/>
-        </w:rPr>
       </w:pPr>
       <w:r>
         <w:rPr>
@@ -131,9 +127,6 @@
           <w:p>
             <w:pPr>
               <w:ind w:firstLineChars="0" w:firstLine="0"/>
-              <w:rPr>
-                <w:rFonts w:hint="eastAsia"/>
-              </w:rPr>
             </w:pPr>
             <w:r>
               <w:rPr>
@@ -150,9 +143,6 @@
           <w:p>
             <w:pPr>
               <w:ind w:firstLineChars="0" w:firstLine="0"/>
-              <w:rPr>
-                <w:rFonts w:hint="eastAsia"/>
-              </w:rPr>
             </w:pPr>
             <w:r>
               <w:rPr>
@@ -169,9 +159,6 @@
           <w:p>
             <w:pPr>
               <w:ind w:firstLineChars="0" w:firstLine="0"/>
-              <w:rPr>
-                <w:rFonts w:hint="eastAsia"/>
-              </w:rPr>
             </w:pPr>
           </w:p>
         </w:tc>
@@ -204,9 +191,6 @@
           <w:p>
             <w:pPr>
               <w:ind w:firstLineChars="0" w:firstLine="0"/>
-              <w:rPr>
-                <w:rFonts w:hint="eastAsia"/>
-              </w:rPr>
             </w:pPr>
             <w:r>
               <w:rPr>
@@ -251,9 +235,6 @@
           <w:p>
             <w:pPr>
               <w:ind w:firstLineChars="0" w:firstLine="0"/>
-              <w:rPr>
-                <w:rFonts w:hint="eastAsia"/>
-              </w:rPr>
             </w:pPr>
           </w:p>
         </w:tc>
@@ -286,34 +267,19 @@
           <w:p>
             <w:pPr>
               <w:ind w:firstLineChars="0" w:firstLine="0"/>
+            </w:pPr>
+            <w:r>
               <w:rPr>
                 <w:rFonts w:hint="eastAsia"/>
               </w:rPr>
-            </w:pPr>
-            <w:r>
-              <w:rPr>
-                <w:rFonts w:hint="eastAsia"/>
-              </w:rPr>
-              <w:t>时刻</w:t>
-            </w:r>
-            <w:r>
-              <w:rPr>
-                <w:rFonts w:hint="eastAsia"/>
-              </w:rPr>
-              <w:t>，</w:t>
+              <w:t>时刻，</w:t>
             </w:r>
             <m:oMath>
               <m:r>
                 <w:rPr>
                   <w:rFonts w:ascii="Cambria Math" w:hAnsi="Cambria Math"/>
                 </w:rPr>
-                <m:t>t</m:t>
-              </m:r>
-              <m:r>
-                <w:rPr>
-                  <w:rFonts w:ascii="Cambria Math" w:hAnsi="Cambria Math"/>
-                </w:rPr>
-                <m:t>=</m:t>
+                <m:t>t=</m:t>
               </m:r>
               <m:d>
                 <m:dPr>
@@ -331,13 +297,7 @@
                     <w:rPr>
                       <w:rFonts w:ascii="Cambria Math" w:hAnsi="Cambria Math"/>
                     </w:rPr>
-                    <m:t>1,…,</m:t>
-                  </m:r>
-                  <m:r>
-                    <w:rPr>
-                      <w:rFonts w:ascii="Cambria Math" w:hAnsi="Cambria Math"/>
-                    </w:rPr>
-                    <m:t>T</m:t>
+                    <m:t>1,…,T</m:t>
                   </m:r>
                 </m:e>
               </m:d>
@@ -351,9 +311,6 @@
           <w:p>
             <w:pPr>
               <w:ind w:firstLineChars="0" w:firstLine="0"/>
-              <w:rPr>
-                <w:rFonts w:hint="eastAsia"/>
-              </w:rPr>
             </w:pPr>
           </w:p>
         </w:tc>
@@ -366,9 +323,6 @@
           <w:p>
             <w:pPr>
               <w:ind w:firstLineChars="0" w:firstLine="0"/>
-              <w:rPr>
-                <w:rFonts w:hint="eastAsia"/>
-              </w:rPr>
             </w:pPr>
             <m:oMathPara>
               <m:oMath>
@@ -409,9 +363,6 @@
           <w:p>
             <w:pPr>
               <w:ind w:firstLineChars="0" w:firstLine="0"/>
-              <w:rPr>
-                <w:rFonts w:hint="eastAsia"/>
-              </w:rPr>
             </w:pPr>
             <w:r>
               <w:rPr>
@@ -452,9 +403,6 @@
           <w:p>
             <w:pPr>
               <w:ind w:firstLineChars="0" w:firstLine="0"/>
-              <w:rPr>
-                <w:rFonts w:hint="eastAsia"/>
-              </w:rPr>
             </w:pPr>
           </w:p>
         </w:tc>
@@ -539,13 +487,7 @@
               <w:rPr>
                 <w:rFonts w:hint="eastAsia"/>
               </w:rPr>
-              <w:t>的</w:t>
-            </w:r>
-            <w:r>
-              <w:rPr>
-                <w:rFonts w:hint="eastAsia"/>
-              </w:rPr>
-              <w:t>协变量向量</w:t>
+              <w:t>的协变量向量</w:t>
             </w:r>
           </w:p>
         </w:tc>
@@ -556,9 +498,6 @@
           <w:p>
             <w:pPr>
               <w:ind w:firstLineChars="0" w:firstLine="0"/>
-              <w:rPr>
-                <w:rFonts w:hint="eastAsia"/>
-              </w:rPr>
             </w:pPr>
           </w:p>
         </w:tc>
@@ -571,9 +510,6 @@
           <w:p>
             <w:pPr>
               <w:ind w:firstLineChars="0" w:firstLine="0"/>
-              <w:rPr>
-                <w:rFonts w:hint="eastAsia"/>
-              </w:rPr>
             </w:pPr>
             <m:oMathPara>
               <m:oMath>
@@ -614,45 +550,36 @@
           <w:p>
             <w:pPr>
               <w:ind w:firstLineChars="0" w:firstLine="0"/>
+            </w:pPr>
+            <w:r>
               <w:rPr>
                 <w:rFonts w:hint="eastAsia"/>
               </w:rPr>
-            </w:pPr>
+              <w:t>站点</w:t>
+            </w:r>
             <w:r>
               <w:rPr>
                 <w:rFonts w:hint="eastAsia"/>
               </w:rPr>
-              <w:t>站点</w:t>
+              <w:t xml:space="preserve"> s </w:t>
             </w:r>
             <w:r>
               <w:rPr>
                 <w:rFonts w:hint="eastAsia"/>
               </w:rPr>
-              <w:t xml:space="preserve"> s </w:t>
+              <w:t>在时刻</w:t>
             </w:r>
             <w:r>
               <w:rPr>
                 <w:rFonts w:hint="eastAsia"/>
               </w:rPr>
-              <w:t>在时刻</w:t>
+              <w:t xml:space="preserve"> t </w:t>
             </w:r>
             <w:r>
               <w:rPr>
                 <w:rFonts w:hint="eastAsia"/>
               </w:rPr>
-              <w:t xml:space="preserve"> t </w:t>
-            </w:r>
-            <w:r>
-              <w:rPr>
-                <w:rFonts w:hint="eastAsia"/>
-              </w:rPr>
-              <w:t>的平均风速</w:t>
-            </w:r>
-            <w:r>
-              <w:rPr>
-                <w:rFonts w:hint="eastAsia"/>
-              </w:rPr>
-              <w:t>是否缺失的示性变量</w:t>
+              <w:t>的平均风速是否缺失的示性变量</w:t>
             </w:r>
           </w:p>
         </w:tc>
@@ -663,9 +590,6 @@
           <w:p>
             <w:pPr>
               <w:ind w:firstLineChars="0" w:firstLine="0"/>
-              <w:rPr>
-                <w:rFonts w:hint="eastAsia"/>
-              </w:rPr>
             </w:pPr>
           </w:p>
         </w:tc>
@@ -718,9 +642,6 @@
           <w:p>
             <w:pPr>
               <w:ind w:firstLineChars="0" w:firstLine="0"/>
-              <w:rPr>
-                <w:rFonts w:hint="eastAsia"/>
-              </w:rPr>
             </w:pPr>
             <w:r>
               <w:rPr>
@@ -749,9 +670,6 @@
           <w:p>
             <w:pPr>
               <w:ind w:firstLineChars="0" w:firstLine="0"/>
-              <w:rPr>
-                <w:rFonts w:hint="eastAsia"/>
-              </w:rPr>
             </w:pPr>
           </w:p>
         </w:tc>
@@ -774,9 +692,6 @@
           <w:p>
             <w:pPr>
               <w:ind w:firstLineChars="0" w:firstLine="0"/>
-              <w:rPr>
-                <w:rFonts w:hint="eastAsia"/>
-              </w:rPr>
             </w:pPr>
           </w:p>
         </w:tc>
@@ -787,9 +702,6 @@
           <w:p>
             <w:pPr>
               <w:ind w:firstLineChars="0" w:firstLine="0"/>
-              <w:rPr>
-                <w:rFonts w:hint="eastAsia"/>
-              </w:rPr>
             </w:pPr>
           </w:p>
         </w:tc>
@@ -812,9 +724,6 @@
           <w:p>
             <w:pPr>
               <w:ind w:firstLineChars="0" w:firstLine="0"/>
-              <w:rPr>
-                <w:rFonts w:hint="eastAsia"/>
-              </w:rPr>
             </w:pPr>
           </w:p>
         </w:tc>
@@ -825,9 +734,6 @@
           <w:p>
             <w:pPr>
               <w:ind w:firstLineChars="0" w:firstLine="0"/>
-              <w:rPr>
-                <w:rFonts w:hint="eastAsia"/>
-              </w:rPr>
             </w:pPr>
           </w:p>
         </w:tc>
@@ -836,9 +742,6 @@
     <w:p>
       <w:pPr>
         <w:ind w:firstLineChars="83" w:firstLine="199"/>
-        <w:rPr>
-          <w:rFonts w:hint="eastAsia"/>
-        </w:rPr>
       </w:pPr>
     </w:p>
     <w:p>
@@ -1128,6 +1031,16 @@
               <w:ind w:firstLineChars="0" w:firstLine="0"/>
               <w:jc w:val="center"/>
               <w:rPr>
+                <w:rFonts w:ascii="宋体" w:hAnsi="宋体" w:cs="宋体" w:hint="eastAsia"/>
+                <w:color w:val="000000"/>
+                <w:kern w:val="0"/>
+                <w:sz w:val="21"/>
+                <w:szCs w:val="21"/>
+                <w14:ligatures w14:val="none"/>
+              </w:rPr>
+            </w:pPr>
+            <w:r>
+              <w:rPr>
                 <w:rFonts w:ascii="宋体" w:hAnsi="宋体" w:cs="宋体"/>
                 <w:color w:val="000000"/>
                 <w:kern w:val="0"/>
@@ -1135,8 +1048,8 @@
                 <w:szCs w:val="21"/>
                 <w14:ligatures w14:val="none"/>
               </w:rPr>
-            </w:pPr>
-            <w:proofErr w:type="spellStart"/>
+              <w:t>S</w:t>
+            </w:r>
             <w:r>
               <w:rPr>
                 <w:rFonts w:ascii="宋体" w:hAnsi="宋体" w:cs="宋体"/>
@@ -1146,9 +1059,8 @@
                 <w:szCs w:val="21"/>
                 <w14:ligatures w14:val="none"/>
               </w:rPr>
-              <w:t>station_name</w:t>
-            </w:r>
-            <w:proofErr w:type="spellEnd"/>
+              <w:t>tation</w:t>
+            </w:r>
           </w:p>
         </w:tc>
         <w:tc>
@@ -1201,6 +1113,16 @@
               <w:ind w:firstLineChars="0" w:firstLine="0"/>
               <w:jc w:val="center"/>
               <w:rPr>
+                <w:rFonts w:ascii="宋体" w:hAnsi="宋体" w:cs="宋体" w:hint="eastAsia"/>
+                <w:color w:val="000000"/>
+                <w:kern w:val="0"/>
+                <w:sz w:val="21"/>
+                <w:szCs w:val="21"/>
+                <w14:ligatures w14:val="none"/>
+              </w:rPr>
+            </w:pPr>
+            <w:r>
+              <w:rPr>
                 <w:rFonts w:ascii="宋体" w:hAnsi="宋体" w:cs="宋体"/>
                 <w:color w:val="000000"/>
                 <w:kern w:val="0"/>
@@ -1208,7 +1130,8 @@
                 <w:szCs w:val="21"/>
                 <w14:ligatures w14:val="none"/>
               </w:rPr>
-            </w:pPr>
+              <w:t>L</w:t>
+            </w:r>
             <w:r>
               <w:rPr>
                 <w:rFonts w:ascii="宋体" w:hAnsi="宋体" w:cs="宋体"/>
@@ -1218,7 +1141,7 @@
                 <w:szCs w:val="21"/>
                 <w14:ligatures w14:val="none"/>
               </w:rPr>
-              <w:t>latitude</w:t>
+              <w:t>at</w:t>
             </w:r>
           </w:p>
         </w:tc>
@@ -1272,6 +1195,16 @@
               <w:ind w:firstLineChars="0" w:firstLine="0"/>
               <w:jc w:val="center"/>
               <w:rPr>
+                <w:rFonts w:ascii="宋体" w:hAnsi="宋体" w:cs="宋体" w:hint="eastAsia"/>
+                <w:color w:val="000000"/>
+                <w:kern w:val="0"/>
+                <w:sz w:val="21"/>
+                <w:szCs w:val="21"/>
+                <w14:ligatures w14:val="none"/>
+              </w:rPr>
+            </w:pPr>
+            <w:r>
+              <w:rPr>
                 <w:rFonts w:ascii="宋体" w:hAnsi="宋体" w:cs="宋体"/>
                 <w:color w:val="000000"/>
                 <w:kern w:val="0"/>
@@ -1279,7 +1212,8 @@
                 <w:szCs w:val="21"/>
                 <w14:ligatures w14:val="none"/>
               </w:rPr>
-            </w:pPr>
+              <w:t>L</w:t>
+            </w:r>
             <w:r>
               <w:rPr>
                 <w:rFonts w:ascii="宋体" w:hAnsi="宋体" w:cs="宋体"/>
@@ -1289,7 +1223,7 @@
                 <w:szCs w:val="21"/>
                 <w14:ligatures w14:val="none"/>
               </w:rPr>
-              <w:t>longitude</w:t>
+              <w:t>on</w:t>
             </w:r>
           </w:p>
         </w:tc>
@@ -1351,7 +1285,6 @@
                 <w14:ligatures w14:val="none"/>
               </w:rPr>
             </w:pPr>
-            <w:proofErr w:type="spellStart"/>
             <w:r>
               <w:rPr>
                 <w:rFonts w:ascii="宋体" w:hAnsi="宋体" w:cs="宋体"/>
@@ -1361,9 +1294,19 @@
                 <w:szCs w:val="21"/>
                 <w14:ligatures w14:val="none"/>
               </w:rPr>
-              <w:t>station_height</w:t>
-            </w:r>
-            <w:proofErr w:type="spellEnd"/>
+              <w:t>H</w:t>
+            </w:r>
+            <w:r>
+              <w:rPr>
+                <w:rFonts w:ascii="宋体" w:hAnsi="宋体" w:cs="宋体"/>
+                <w:color w:val="000000"/>
+                <w:kern w:val="0"/>
+                <w:sz w:val="21"/>
+                <w:szCs w:val="21"/>
+                <w14:ligatures w14:val="none"/>
+              </w:rPr>
+              <w:t>eight</w:t>
+            </w:r>
           </w:p>
         </w:tc>
         <w:tc>
@@ -1424,7 +1367,6 @@
                 <w14:ligatures w14:val="none"/>
               </w:rPr>
             </w:pPr>
-            <w:proofErr w:type="spellStart"/>
             <w:r>
               <w:rPr>
                 <w:rFonts w:ascii="宋体" w:hAnsi="宋体" w:cs="宋体"/>
@@ -1434,9 +1376,8 @@
                 <w:szCs w:val="21"/>
                 <w14:ligatures w14:val="none"/>
               </w:rPr>
-              <w:t>swiss_easting</w:t>
-            </w:r>
-            <w:proofErr w:type="spellEnd"/>
+              <w:t>X</w:t>
+            </w:r>
           </w:p>
         </w:tc>
         <w:tc>
@@ -1497,7 +1438,6 @@
                 <w14:ligatures w14:val="none"/>
               </w:rPr>
             </w:pPr>
-            <w:proofErr w:type="spellStart"/>
             <w:r>
               <w:rPr>
                 <w:rFonts w:ascii="宋体" w:hAnsi="宋体" w:cs="宋体"/>
@@ -1507,9 +1447,8 @@
                 <w:szCs w:val="21"/>
                 <w14:ligatures w14:val="none"/>
               </w:rPr>
-              <w:t>swiss_northing</w:t>
-            </w:r>
-            <w:proofErr w:type="spellEnd"/>
+              <w:t>Y</w:t>
+            </w:r>
           </w:p>
         </w:tc>
         <w:tc>
@@ -1726,7 +1665,7 @@
                 <w:szCs w:val="21"/>
                 <w14:ligatures w14:val="none"/>
               </w:rPr>
-              <w:t>dem</w:t>
+              <w:t>Z</w:t>
             </w:r>
           </w:p>
         </w:tc>
@@ -1841,18 +1780,7 @@
                 <w:szCs w:val="21"/>
                 <w14:ligatures w14:val="none"/>
               </w:rPr>
-              <w:t>ASPECT_2000</w:t>
-            </w:r>
-            <w:r>
-              <w:rPr>
-                <w:rFonts w:ascii="宋体" w:hAnsi="宋体" w:cs="宋体" w:hint="eastAsia"/>
-                <w:color w:val="000000"/>
-                <w:kern w:val="0"/>
-                <w:sz w:val="21"/>
-                <w:szCs w:val="21"/>
-                <w14:ligatures w14:val="none"/>
-              </w:rPr>
-              <w:t>/10000M</w:t>
+              <w:t>ASPECT</w:t>
             </w:r>
           </w:p>
         </w:tc>
@@ -1896,7 +1824,7 @@
                 <w:szCs w:val="21"/>
                 <w14:ligatures w14:val="none"/>
               </w:rPr>
-              <w:t xml:space="preserve">/10 </w:t>
+              <w:t xml:space="preserve"> </w:t>
             </w:r>
             <w:r>
               <w:rPr>
@@ -1967,29 +1895,7 @@
                 <w:szCs w:val="21"/>
                 <w14:ligatures w14:val="none"/>
               </w:rPr>
-              <w:t>SLOPE_2000</w:t>
-            </w:r>
-            <w:r>
-              <w:rPr>
-                <w:rFonts w:ascii="宋体" w:hAnsi="宋体" w:cs="宋体" w:hint="eastAsia"/>
-                <w:color w:val="000000"/>
-                <w:kern w:val="0"/>
-                <w:sz w:val="21"/>
-                <w:szCs w:val="21"/>
-                <w14:ligatures w14:val="none"/>
-              </w:rPr>
-              <w:t>/10000</w:t>
-            </w:r>
-            <w:r>
-              <w:rPr>
-                <w:rFonts w:ascii="宋体" w:hAnsi="宋体" w:cs="宋体"/>
-                <w:color w:val="000000"/>
-                <w:kern w:val="0"/>
-                <w:sz w:val="21"/>
-                <w:szCs w:val="21"/>
-                <w14:ligatures w14:val="none"/>
-              </w:rPr>
-              <w:t>M</w:t>
+              <w:t>SLOPE</w:t>
             </w:r>
           </w:p>
         </w:tc>
@@ -2033,7 +1939,7 @@
                 <w:szCs w:val="21"/>
                 <w14:ligatures w14:val="none"/>
               </w:rPr>
-              <w:t xml:space="preserve">/10 </w:t>
+              <w:t xml:space="preserve"> </w:t>
             </w:r>
             <w:r>
               <w:rPr>
@@ -2093,29 +1999,7 @@
                 <w:szCs w:val="21"/>
                 <w14:ligatures w14:val="none"/>
               </w:rPr>
-              <w:t>STD_2000</w:t>
-            </w:r>
-            <w:r>
-              <w:rPr>
-                <w:rFonts w:ascii="宋体" w:hAnsi="宋体" w:cs="宋体" w:hint="eastAsia"/>
-                <w:color w:val="000000"/>
-                <w:kern w:val="0"/>
-                <w:sz w:val="21"/>
-                <w:szCs w:val="21"/>
-                <w14:ligatures w14:val="none"/>
-              </w:rPr>
-              <w:t>/10000</w:t>
-            </w:r>
-            <w:r>
-              <w:rPr>
-                <w:rFonts w:ascii="宋体" w:hAnsi="宋体" w:cs="宋体"/>
-                <w:color w:val="000000"/>
-                <w:kern w:val="0"/>
-                <w:sz w:val="21"/>
-                <w:szCs w:val="21"/>
-                <w14:ligatures w14:val="none"/>
-              </w:rPr>
-              <w:t>M</w:t>
+              <w:t>STD</w:t>
             </w:r>
           </w:p>
         </w:tc>
@@ -2159,7 +2043,7 @@
                 <w:szCs w:val="21"/>
                 <w14:ligatures w14:val="none"/>
               </w:rPr>
-              <w:t xml:space="preserve">/10 </w:t>
+              <w:t xml:space="preserve"> </w:t>
             </w:r>
             <w:r>
               <w:rPr>
@@ -2242,29 +2126,7 @@
                 <w14:ligatures w14:val="none"/>
               </w:rPr>
               <w:lastRenderedPageBreak/>
-              <w:t>TPI_2000</w:t>
-            </w:r>
-            <w:r>
-              <w:rPr>
-                <w:rFonts w:ascii="宋体" w:hAnsi="宋体" w:cs="宋体" w:hint="eastAsia"/>
-                <w:color w:val="000000"/>
-                <w:kern w:val="0"/>
-                <w:sz w:val="21"/>
-                <w:szCs w:val="21"/>
-                <w14:ligatures w14:val="none"/>
-              </w:rPr>
-              <w:t>/10000</w:t>
-            </w:r>
-            <w:r>
-              <w:rPr>
-                <w:rFonts w:ascii="宋体" w:hAnsi="宋体" w:cs="宋体"/>
-                <w:color w:val="000000"/>
-                <w:kern w:val="0"/>
-                <w:sz w:val="21"/>
-                <w:szCs w:val="21"/>
-                <w14:ligatures w14:val="none"/>
-              </w:rPr>
-              <w:t>M</w:t>
+              <w:t>TPI</w:t>
             </w:r>
           </w:p>
         </w:tc>
@@ -2308,7 +2170,7 @@
                 <w:szCs w:val="21"/>
                 <w14:ligatures w14:val="none"/>
               </w:rPr>
-              <w:t xml:space="preserve">/10 </w:t>
+              <w:t xml:space="preserve"> </w:t>
             </w:r>
             <w:r>
               <w:rPr>
@@ -2357,18 +2219,7 @@
                 <w:szCs w:val="21"/>
                 <w14:ligatures w14:val="none"/>
               </w:rPr>
-              <w:t>WE_DERIVATIVE_2000</w:t>
-            </w:r>
-            <w:r>
-              <w:rPr>
-                <w:rFonts w:ascii="宋体" w:hAnsi="宋体" w:cs="宋体" w:hint="eastAsia"/>
-                <w:color w:val="000000"/>
-                <w:kern w:val="0"/>
-                <w:sz w:val="21"/>
-                <w:szCs w:val="21"/>
-                <w14:ligatures w14:val="none"/>
-              </w:rPr>
-              <w:t>/10000</w:t>
+              <w:t>D_</w:t>
             </w:r>
             <w:r>
               <w:rPr>
@@ -2379,7 +2230,7 @@
                 <w:szCs w:val="21"/>
                 <w14:ligatures w14:val="none"/>
               </w:rPr>
-              <w:t>M</w:t>
+              <w:t>WE</w:t>
             </w:r>
           </w:p>
         </w:tc>
@@ -2423,7 +2274,7 @@
                 <w:szCs w:val="21"/>
                 <w14:ligatures w14:val="none"/>
               </w:rPr>
-              <w:t xml:space="preserve">/10 </w:t>
+              <w:t xml:space="preserve"> </w:t>
             </w:r>
             <w:r>
               <w:rPr>
@@ -2472,18 +2323,7 @@
                 <w:szCs w:val="21"/>
                 <w14:ligatures w14:val="none"/>
               </w:rPr>
-              <w:t>SN_DERIVATIVE_2000</w:t>
-            </w:r>
-            <w:r>
-              <w:rPr>
-                <w:rFonts w:ascii="宋体" w:hAnsi="宋体" w:cs="宋体" w:hint="eastAsia"/>
-                <w:color w:val="000000"/>
-                <w:kern w:val="0"/>
-                <w:sz w:val="21"/>
-                <w:szCs w:val="21"/>
-                <w14:ligatures w14:val="none"/>
-              </w:rPr>
-              <w:t>/10000</w:t>
+              <w:t>D_</w:t>
             </w:r>
             <w:r>
               <w:rPr>
@@ -2494,7 +2334,7 @@
                 <w:szCs w:val="21"/>
                 <w14:ligatures w14:val="none"/>
               </w:rPr>
-              <w:t>M</w:t>
+              <w:t>SN</w:t>
             </w:r>
           </w:p>
         </w:tc>
@@ -2538,7 +2378,7 @@
                 <w:szCs w:val="21"/>
                 <w14:ligatures w14:val="none"/>
               </w:rPr>
-              <w:t xml:space="preserve">/10 </w:t>
+              <w:t xml:space="preserve"> </w:t>
             </w:r>
             <w:r>
               <w:rPr>
@@ -2733,9 +2573,6 @@
         <w:pStyle w:val="af3"/>
         <w:ind w:firstLineChars="0" w:firstLine="0"/>
         <w:jc w:val="center"/>
-        <w:rPr>
-          <w:rFonts w:hint="eastAsia"/>
-        </w:rPr>
       </w:pPr>
       <w:r>
         <w:rPr>
@@ -3671,9 +3508,6 @@
         <w:pStyle w:val="af3"/>
         <w:ind w:firstLineChars="0" w:firstLine="0"/>
         <w:jc w:val="center"/>
-        <w:rPr>
-          <w:rFonts w:hint="eastAsia"/>
-        </w:rPr>
       </w:pPr>
       <w:r>
         <w:rPr>
@@ -4306,13 +4140,7 @@
             <w:rPr>
               <w:rFonts w:ascii="Cambria Math" w:hAnsi="Cambria Math"/>
             </w:rPr>
-            <m:t>, ∀s</m:t>
-          </m:r>
-          <m:r>
-            <w:rPr>
-              <w:rFonts w:ascii="Cambria Math" w:hAnsi="Cambria Math"/>
-            </w:rPr>
-            <m:t>, t</m:t>
+            <m:t>, ∀s, t</m:t>
           </m:r>
         </m:oMath>
       </m:oMathPara>
@@ -4996,17 +4824,7 @@
                       <w:szCs w:val="23"/>
                       <w:shd w:val="clear" w:color="auto" w:fill="FFFFFF"/>
                     </w:rPr>
-                    <m:t xml:space="preserve">1,  </m:t>
-                  </m:r>
-                  <m:r>
-                    <w:rPr>
-                      <w:rFonts w:ascii="Cambria Math" w:hAnsi="Cambria Math" w:cs="Segoe UI"/>
-                      <w:color w:val="0F0F0F"/>
-                      <w:sz w:val="23"/>
-                      <w:szCs w:val="23"/>
-                      <w:shd w:val="clear" w:color="auto" w:fill="FFFFFF"/>
-                    </w:rPr>
-                    <m:t>∀t∈[</m:t>
+                    <m:t>1,  ∀t∈[</m:t>
                   </m:r>
                   <m:sSub>
                     <m:sSubPr>
@@ -5200,7 +5018,7 @@
         </w:numPr>
         <w:ind w:firstLineChars="0"/>
         <w:rPr>
-          <w:rFonts w:ascii="Segoe UI" w:hAnsi="Segoe UI" w:cs="Segoe UI" w:hint="eastAsia"/>
+          <w:rFonts w:ascii="Segoe UI" w:hAnsi="Segoe UI" w:cs="Segoe UI"/>
           <w:color w:val="0F0F0F"/>
           <w:sz w:val="23"/>
           <w:szCs w:val="23"/>

--- a/docs/论文稿.docx
+++ b/docs/论文稿.docx
@@ -1031,7 +1031,7 @@
               <w:ind w:firstLineChars="0" w:firstLine="0"/>
               <w:jc w:val="center"/>
               <w:rPr>
-                <w:rFonts w:ascii="宋体" w:hAnsi="宋体" w:cs="宋体" w:hint="eastAsia"/>
+                <w:rFonts w:ascii="宋体" w:hAnsi="宋体" w:cs="宋体"/>
                 <w:color w:val="000000"/>
                 <w:kern w:val="0"/>
                 <w:sz w:val="21"/>
@@ -1113,7 +1113,7 @@
               <w:ind w:firstLineChars="0" w:firstLine="0"/>
               <w:jc w:val="center"/>
               <w:rPr>
-                <w:rFonts w:ascii="宋体" w:hAnsi="宋体" w:cs="宋体" w:hint="eastAsia"/>
+                <w:rFonts w:ascii="宋体" w:hAnsi="宋体" w:cs="宋体"/>
                 <w:color w:val="000000"/>
                 <w:kern w:val="0"/>
                 <w:sz w:val="21"/>
@@ -1195,7 +1195,7 @@
               <w:ind w:firstLineChars="0" w:firstLine="0"/>
               <w:jc w:val="center"/>
               <w:rPr>
-                <w:rFonts w:ascii="宋体" w:hAnsi="宋体" w:cs="宋体" w:hint="eastAsia"/>
+                <w:rFonts w:ascii="宋体" w:hAnsi="宋体" w:cs="宋体"/>
                 <w:color w:val="000000"/>
                 <w:kern w:val="0"/>
                 <w:sz w:val="21"/>
@@ -3859,6 +3859,21 @@
                 <w:szCs w:val="21"/>
               </w:rPr>
             </w:pPr>
+            <w:r>
+              <w:rPr>
+                <w:rFonts w:hint="eastAsia"/>
+                <w:sz w:val="21"/>
+                <w:szCs w:val="21"/>
+              </w:rPr>
+              <w:t>SCM</w:t>
+            </w:r>
+            <w:r>
+              <w:rPr>
+                <w:sz w:val="21"/>
+                <w:szCs w:val="21"/>
+              </w:rPr>
+              <w:t xml:space="preserve">: </w:t>
+            </w:r>
             <w:r>
               <w:rPr>
                 <w:sz w:val="21"/>
@@ -5018,6 +5033,68 @@
         </w:numPr>
         <w:ind w:firstLineChars="0"/>
         <w:rPr>
+          <w:rFonts w:cs="Times New Roman"/>
+          <w:color w:val="0F0F0F"/>
+          <w:sz w:val="23"/>
+          <w:szCs w:val="23"/>
+          <w:shd w:val="clear" w:color="auto" w:fill="FFFFFF"/>
+        </w:rPr>
+      </w:pPr>
+      <w:r>
+        <w:rPr>
+          <w:rFonts w:ascii="Segoe UI" w:hAnsi="Segoe UI" w:cs="Segoe UI" w:hint="eastAsia"/>
+          <w:color w:val="0F0F0F"/>
+          <w:sz w:val="23"/>
+          <w:szCs w:val="23"/>
+          <w:shd w:val="clear" w:color="auto" w:fill="FFFFFF"/>
+        </w:rPr>
+        <w:t>在空间相关缺失</w:t>
+      </w:r>
+      <w:r>
+        <w:rPr>
+          <w:rFonts w:cs="Times New Roman"/>
+          <w:color w:val="0F0F0F"/>
+          <w:sz w:val="23"/>
+          <w:szCs w:val="23"/>
+          <w:shd w:val="clear" w:color="auto" w:fill="FFFFFF"/>
+        </w:rPr>
+        <w:t>SCM</w:t>
+      </w:r>
+      <w:r>
+        <w:rPr>
+          <w:rFonts w:cs="Times New Roman"/>
+          <w:color w:val="0F0F0F"/>
+          <w:sz w:val="23"/>
+          <w:szCs w:val="23"/>
+          <w:shd w:val="clear" w:color="auto" w:fill="FFFFFF"/>
+        </w:rPr>
+        <w:t>的情况下，缺失在呈现</w:t>
+      </w:r>
+      <w:r>
+        <w:rPr>
+          <w:rFonts w:cs="Times New Roman"/>
+          <w:color w:val="0F0F0F"/>
+          <w:sz w:val="23"/>
+          <w:szCs w:val="23"/>
+          <w:shd w:val="clear" w:color="auto" w:fill="FFFFFF"/>
+        </w:rPr>
+        <w:t xml:space="preserve"> SEQ </w:t>
+      </w:r>
+      <w:r>
+        <w:rPr>
+          <w:rFonts w:cs="Times New Roman"/>
+          <w:color w:val="0F0F0F"/>
+          <w:sz w:val="23"/>
+          <w:szCs w:val="23"/>
+          <w:shd w:val="clear" w:color="auto" w:fill="FFFFFF"/>
+        </w:rPr>
+        <w:t>的基础上，还表现出空间关联性。</w:t>
+      </w:r>
+    </w:p>
+    <w:p>
+      <w:pPr>
+        <w:ind w:firstLine="460"/>
+        <w:rPr>
           <w:rFonts w:ascii="Segoe UI" w:hAnsi="Segoe UI" w:cs="Segoe UI"/>
           <w:color w:val="0F0F0F"/>
           <w:sz w:val="23"/>
@@ -5025,17 +5102,11 @@
           <w:shd w:val="clear" w:color="auto" w:fill="FFFFFF"/>
         </w:rPr>
       </w:pPr>
-      <w:r>
-        <w:rPr>
-          <w:rFonts w:ascii="Segoe UI" w:hAnsi="Segoe UI" w:cs="Segoe UI" w:hint="eastAsia"/>
-          <w:color w:val="0F0F0F"/>
-          <w:sz w:val="23"/>
-          <w:szCs w:val="23"/>
-          <w:shd w:val="clear" w:color="auto" w:fill="FFFFFF"/>
-        </w:rPr>
-        <w:t>在空间相关缺失</w:t>
-      </w:r>
-      <w:r>
+    </w:p>
+    <w:p>
+      <w:pPr>
+        <w:ind w:firstLineChars="0" w:firstLine="0"/>
+        <w:jc w:val="center"/>
         <w:rPr>
           <w:rFonts w:ascii="Segoe UI" w:hAnsi="Segoe UI" w:cs="Segoe UI"/>
           <w:color w:val="0F0F0F"/>
@@ -5043,62 +5114,52 @@
           <w:szCs w:val="23"/>
           <w:shd w:val="clear" w:color="auto" w:fill="FFFFFF"/>
         </w:rPr>
-        <w:t>SCM</w:t>
-      </w:r>
-      <w:r>
-        <w:rPr>
-          <w:rFonts w:ascii="Segoe UI" w:hAnsi="Segoe UI" w:cs="Segoe UI" w:hint="eastAsia"/>
+      </w:pPr>
+      <w:r>
+        <w:rPr>
+          <w:rFonts w:ascii="Segoe UI" w:hAnsi="Segoe UI" w:cs="Segoe UI"/>
+          <w:noProof/>
           <w:color w:val="0F0F0F"/>
           <w:sz w:val="23"/>
           <w:szCs w:val="23"/>
           <w:shd w:val="clear" w:color="auto" w:fill="FFFFFF"/>
         </w:rPr>
-        <w:t>的情况下，缺失在呈现</w:t>
-      </w:r>
-      <w:r>
-        <w:rPr>
-          <w:rFonts w:ascii="Segoe UI" w:hAnsi="Segoe UI" w:cs="Segoe UI" w:hint="eastAsia"/>
-          <w:color w:val="0F0F0F"/>
-          <w:sz w:val="23"/>
-          <w:szCs w:val="23"/>
-          <w:shd w:val="clear" w:color="auto" w:fill="FFFFFF"/>
-        </w:rPr>
-        <w:t xml:space="preserve"> SEQ </w:t>
-      </w:r>
-      <w:r>
-        <w:rPr>
-          <w:rFonts w:ascii="Segoe UI" w:hAnsi="Segoe UI" w:cs="Segoe UI" w:hint="eastAsia"/>
-          <w:color w:val="0F0F0F"/>
-          <w:sz w:val="23"/>
-          <w:szCs w:val="23"/>
-          <w:shd w:val="clear" w:color="auto" w:fill="FFFFFF"/>
-        </w:rPr>
-        <w:t>的基础上，还表现出空间关联性。</w:t>
-      </w:r>
-    </w:p>
-    <w:p>
-      <w:pPr>
-        <w:ind w:firstLine="460"/>
-        <w:rPr>
-          <w:rFonts w:ascii="Segoe UI" w:hAnsi="Segoe UI" w:cs="Segoe UI"/>
-          <w:color w:val="0F0F0F"/>
-          <w:sz w:val="23"/>
-          <w:szCs w:val="23"/>
-          <w:shd w:val="clear" w:color="auto" w:fill="FFFFFF"/>
-        </w:rPr>
-      </w:pPr>
-    </w:p>
-    <w:p>
-      <w:pPr>
-        <w:ind w:firstLine="460"/>
-        <w:rPr>
-          <w:rFonts w:ascii="Segoe UI" w:hAnsi="Segoe UI" w:cs="Segoe UI"/>
-          <w:color w:val="0F0F0F"/>
-          <w:sz w:val="23"/>
-          <w:szCs w:val="23"/>
-          <w:shd w:val="clear" w:color="auto" w:fill="FFFFFF"/>
-        </w:rPr>
-      </w:pPr>
+        <w:drawing>
+          <wp:inline distT="0" distB="0" distL="0" distR="0" wp14:anchorId="1FADC9C1" wp14:editId="26516A02">
+            <wp:extent cx="4765964" cy="2571761"/>
+            <wp:effectExtent l="0" t="0" r="0" b="0"/>
+            <wp:docPr id="491827535" name="图片 3"/>
+            <wp:cNvGraphicFramePr>
+              <a:graphicFrameLocks xmlns:a="http://schemas.openxmlformats.org/drawingml/2006/main" noChangeAspect="1"/>
+            </wp:cNvGraphicFramePr>
+            <a:graphic xmlns:a="http://schemas.openxmlformats.org/drawingml/2006/main">
+              <a:graphicData uri="http://schemas.openxmlformats.org/drawingml/2006/picture">
+                <pic:pic xmlns:pic="http://schemas.openxmlformats.org/drawingml/2006/picture">
+                  <pic:nvPicPr>
+                    <pic:cNvPr id="491827535" name="图片 491827535"/>
+                    <pic:cNvPicPr/>
+                  </pic:nvPicPr>
+                  <pic:blipFill>
+                    <a:blip r:embed="rId6"/>
+                    <a:stretch>
+                      <a:fillRect/>
+                    </a:stretch>
+                  </pic:blipFill>
+                  <pic:spPr>
+                    <a:xfrm>
+                      <a:off x="0" y="0"/>
+                      <a:ext cx="4803934" cy="2592250"/>
+                    </a:xfrm>
+                    <a:prstGeom prst="rect">
+                      <a:avLst/>
+                    </a:prstGeom>
+                  </pic:spPr>
+                </pic:pic>
+              </a:graphicData>
+            </a:graphic>
+          </wp:inline>
+        </w:drawing>
+      </w:r>
     </w:p>
     <w:p>
       <w:pPr>
@@ -6788,6 +6849,7 @@
         <w:rPr>
           <w:rFonts w:hint="eastAsia"/>
         </w:rPr>
+        <w:lastRenderedPageBreak/>
         <w:t>特征工程</w:t>
       </w:r>
     </w:p>
@@ -6969,7 +7031,6 @@
         <w:rPr>
           <w:rFonts w:hint="eastAsia"/>
         </w:rPr>
-        <w:lastRenderedPageBreak/>
         <w:t xml:space="preserve">6. </w:t>
       </w:r>
       <w:r>
